--- a/USME Call Log Request Register - Functional requirement V2.0.docx
+++ b/USME Call Log Request Register - Functional requirement V2.0.docx
@@ -1720,126 +1720,6 @@
           </w:p>
         </w:tc>
       </w:tr>
-      <w:tr>
-        <w:trPr>
-          <w:cantSplit/>
-        </w:trPr>
-        <w:tc>
-          <w:tcPr>
-            <w:tcW w:w="1935" w:type="dxa"/>
-          </w:tcPr>
-          <w:p>
-            <w:pPr>
-              <w:spacing w:after="160" w:line="259" w:lineRule="auto"/>
-              <w:rPr>
-                <w:rFonts w:ascii="Calibri" w:eastAsia="Calibri" w:hAnsi="Calibri" w:cs="Calibri"/>
-                <w:sz w:val="20"/>
-                <w:szCs w:val="20"/>
-              </w:rPr>
-            </w:pPr>
-            <w:r>
-              <w:rPr>
-                <w:rFonts w:ascii="Calibri" w:eastAsia="Calibri" w:hAnsi="Calibri" w:cs="Calibri"/>
-                <w:sz w:val="20"/>
-                <w:szCs w:val="20"/>
-              </w:rPr>
-              <w:t>8</w:t>
-            </w:r>
-            <w:r>
-              <w:rPr>
-                <w:rFonts w:ascii="Calibri" w:eastAsia="Calibri" w:hAnsi="Calibri" w:cs="Calibri"/>
-                <w:sz w:val="20"/>
-                <w:szCs w:val="20"/>
-              </w:rPr>
-              <w:t>. Substitution</w:t>
-            </w:r>
-          </w:p>
-        </w:tc>
-        <w:tc>
-          <w:tcPr>
-            <w:tcW w:w="8010" w:type="dxa"/>
-          </w:tcPr>
-          <w:p>
-            <w:pPr>
-              <w:spacing w:after="160" w:line="259" w:lineRule="auto"/>
-              <w:rPr>
-                <w:rFonts w:ascii="Calibri" w:eastAsia="Calibri" w:hAnsi="Calibri" w:cs="Calibri"/>
-                <w:sz w:val="20"/>
-                <w:szCs w:val="20"/>
-                <w:lang w:val="en-US"/>
-              </w:rPr>
-            </w:pPr>
-            <w:r>
-              <w:rPr>
-                <w:rFonts w:ascii="Calibri" w:eastAsia="Calibri" w:hAnsi="Calibri" w:cs="Calibri"/>
-                <w:sz w:val="20"/>
-                <w:szCs w:val="20"/>
-                <w:lang w:val="en-US"/>
-              </w:rPr>
-              <w:t>The branch picks a compatible model, quantity and reason. The original line is cancelled and a new line added; the original is kept for audit and billing uses the original price.</w:t>
-            </w:r>
-          </w:p>
-        </w:tc>
-      </w:tr>
-      <w:tr>
-        <w:trPr>
-          <w:cantSplit/>
-        </w:trPr>
-        <w:tc>
-          <w:tcPr>
-            <w:tcW w:w="1935" w:type="dxa"/>
-          </w:tcPr>
-          <w:p>
-            <w:pPr>
-              <w:spacing w:after="160" w:line="259" w:lineRule="auto"/>
-              <w:rPr>
-                <w:rFonts w:ascii="Calibri" w:eastAsia="Calibri" w:hAnsi="Calibri" w:cs="Calibri"/>
-                <w:sz w:val="20"/>
-                <w:szCs w:val="20"/>
-              </w:rPr>
-            </w:pPr>
-            <w:r>
-              <w:rPr>
-                <w:rFonts w:ascii="Calibri" w:eastAsia="Calibri" w:hAnsi="Calibri" w:cs="Calibri"/>
-                <w:sz w:val="20"/>
-                <w:szCs w:val="20"/>
-              </w:rPr>
-              <w:t>9</w:t>
-            </w:r>
-            <w:r>
-              <w:rPr>
-                <w:rFonts w:ascii="Calibri" w:eastAsia="Calibri" w:hAnsi="Calibri" w:cs="Calibri"/>
-                <w:sz w:val="20"/>
-                <w:szCs w:val="20"/>
-              </w:rPr>
-              <w:t>. Completion</w:t>
-            </w:r>
-          </w:p>
-        </w:tc>
-        <w:tc>
-          <w:tcPr>
-            <w:tcW w:w="8010" w:type="dxa"/>
-          </w:tcPr>
-          <w:p>
-            <w:pPr>
-              <w:spacing w:after="160" w:line="259" w:lineRule="auto"/>
-              <w:rPr>
-                <w:rFonts w:ascii="Calibri" w:eastAsia="Calibri" w:hAnsi="Calibri" w:cs="Calibri"/>
-                <w:sz w:val="20"/>
-                <w:szCs w:val="20"/>
-              </w:rPr>
-            </w:pPr>
-            <w:r>
-              <w:rPr>
-                <w:rFonts w:ascii="Calibri" w:eastAsia="Calibri" w:hAnsi="Calibri" w:cs="Calibri"/>
-                <w:sz w:val="20"/>
-                <w:szCs w:val="20"/>
-              </w:rPr>
-              <w:t>No order exists until the branch confirms delivery. Once the call log shows delivered or completed, the order lines and billing start are built.</w:t>
-            </w:r>
-          </w:p>
-        </w:tc>
-      </w:tr>
     </w:tbl>
     <w:p>
       <w:pPr>
@@ -1865,21 +1745,22 @@
         </w:rPr>
         <w:lastRenderedPageBreak/>
         <w:drawing>
-          <wp:inline distT="0" distB="0" distL="114300" distR="114300" wp14:anchorId="3253FBB3" wp14:editId="07777777">
-            <wp:extent cx="5943600" cy="2627697"/>
+          <wp:inline distT="0" distB="0" distL="0" distR="0" wp14:anchorId="0803FF96" wp14:editId="7B601B1A">
+            <wp:extent cx="5943600" cy="2996565"/>
             <wp:effectExtent l="0" t="0" r="0" b="0"/>
-            <wp:docPr id="1" name="image3.png"/>
-            <wp:cNvGraphicFramePr/>
+            <wp:docPr id="256172124" name="Picture 1"/>
+            <wp:cNvGraphicFramePr>
+              <a:graphicFrameLocks xmlns:a="http://schemas.openxmlformats.org/drawingml/2006/main" noChangeAspect="1"/>
+            </wp:cNvGraphicFramePr>
             <a:graphic xmlns:a="http://schemas.openxmlformats.org/drawingml/2006/main">
               <a:graphicData uri="http://schemas.openxmlformats.org/drawingml/2006/picture">
                 <pic:pic xmlns:pic="http://schemas.openxmlformats.org/drawingml/2006/picture">
                   <pic:nvPicPr>
-                    <pic:cNvPr id="0" name="image3.png"/>
-                    <pic:cNvPicPr preferRelativeResize="0"/>
+                    <pic:cNvPr id="256172124" name=""/>
+                    <pic:cNvPicPr/>
                   </pic:nvPicPr>
                   <pic:blipFill>
                     <a:blip r:embed="rId11"/>
-                    <a:srcRect/>
                     <a:stretch>
                       <a:fillRect/>
                     </a:stretch>
@@ -1887,12 +1768,11 @@
                   <pic:spPr>
                     <a:xfrm>
                       <a:off x="0" y="0"/>
-                      <a:ext cx="5943600" cy="2627697"/>
+                      <a:ext cx="5943600" cy="2996565"/>
                     </a:xfrm>
                     <a:prstGeom prst="rect">
                       <a:avLst/>
                     </a:prstGeom>
-                    <a:ln/>
                   </pic:spPr>
                 </pic:pic>
               </a:graphicData>
@@ -2410,6 +2290,7 @@
                 <w:sz w:val="20"/>
                 <w:szCs w:val="20"/>
               </w:rPr>
+              <w:lastRenderedPageBreak/>
               <w:t>Billing stamps</w:t>
             </w:r>
           </w:p>
@@ -2461,7 +2342,6 @@
                 <w:sz w:val="20"/>
                 <w:szCs w:val="20"/>
               </w:rPr>
-              <w:lastRenderedPageBreak/>
               <w:t>Preferred models</w:t>
             </w:r>
           </w:p>
@@ -2833,7 +2713,27 @@
                 <w:szCs w:val="20"/>
                 <w:lang w:val="en-US"/>
               </w:rPr>
-              <w:t>For a non-active account the agent can send a referral to the account's salesperson or the customer updates team from the same screen, so the lead is not lost. The referral is a lightweight record, not a request.</w:t>
+              <w:t xml:space="preserve">For a non-active </w:t>
+            </w:r>
+            <w:proofErr w:type="gramStart"/>
+            <w:r>
+              <w:rPr>
+                <w:rFonts w:ascii="Calibri" w:eastAsia="Calibri" w:hAnsi="Calibri" w:cs="Calibri"/>
+                <w:sz w:val="20"/>
+                <w:szCs w:val="20"/>
+                <w:lang w:val="en-US"/>
+              </w:rPr>
+              <w:t>account</w:t>
+            </w:r>
+            <w:proofErr w:type="gramEnd"/>
+            <w:r>
+              <w:rPr>
+                <w:rFonts w:ascii="Calibri" w:eastAsia="Calibri" w:hAnsi="Calibri" w:cs="Calibri"/>
+                <w:sz w:val="20"/>
+                <w:szCs w:val="20"/>
+                <w:lang w:val="en-US"/>
+              </w:rPr>
+              <w:t xml:space="preserve"> the agent can send a referral to the account's salesperson or the customer updates team from the same screen, so the lead is not lost. The referral is a lightweight record, not a request.</w:t>
             </w:r>
           </w:p>
         </w:tc>
@@ -3444,7 +3344,27 @@
                 <w:szCs w:val="20"/>
                 <w:lang w:val="en-US"/>
               </w:rPr>
-              <w:t>Request types: Delivery, Pickup, Swap, Stand by, Demo / loaner, Exchange, Unit transfer, Consignment start and stop. One request can hold deliveries and pickups together (the legacy screen shows both).</w:t>
+              <w:t xml:space="preserve">Request types: Delivery, Pickup, Swap, </w:t>
+            </w:r>
+            <w:proofErr w:type="gramStart"/>
+            <w:r>
+              <w:rPr>
+                <w:rFonts w:ascii="Calibri" w:eastAsia="Calibri" w:hAnsi="Calibri" w:cs="Calibri"/>
+                <w:sz w:val="20"/>
+                <w:szCs w:val="20"/>
+                <w:lang w:val="en-US"/>
+              </w:rPr>
+              <w:t>Stand</w:t>
+            </w:r>
+            <w:proofErr w:type="gramEnd"/>
+            <w:r>
+              <w:rPr>
+                <w:rFonts w:ascii="Calibri" w:eastAsia="Calibri" w:hAnsi="Calibri" w:cs="Calibri"/>
+                <w:sz w:val="20"/>
+                <w:szCs w:val="20"/>
+                <w:lang w:val="en-US"/>
+              </w:rPr>
+              <w:t xml:space="preserve"> by, Demo / loaner, Exchange, Unit transfer, Consignment start and stop. One request can hold deliveries and pickups together (the legacy screen shows both).</w:t>
             </w:r>
           </w:p>
         </w:tc>
@@ -4528,7 +4448,27 @@
                 <w:szCs w:val="20"/>
                 <w:lang w:val="en-US"/>
               </w:rPr>
-              <w:t>Availability indicator from Ascent inventory; if unknown, says so [Validate].</w:t>
+              <w:t>Availability indicator from Ascent inventory; if unknown, says so [</w:t>
+            </w:r>
+            <w:proofErr w:type="gramStart"/>
+            <w:r>
+              <w:rPr>
+                <w:rFonts w:ascii="Calibri" w:eastAsia="Calibri" w:hAnsi="Calibri" w:cs="Calibri"/>
+                <w:sz w:val="20"/>
+                <w:szCs w:val="20"/>
+                <w:lang w:val="en-US"/>
+              </w:rPr>
+              <w:t>Validate</w:t>
+            </w:r>
+            <w:proofErr w:type="gramEnd"/>
+            <w:r>
+              <w:rPr>
+                <w:rFonts w:ascii="Calibri" w:eastAsia="Calibri" w:hAnsi="Calibri" w:cs="Calibri"/>
+                <w:sz w:val="20"/>
+                <w:szCs w:val="20"/>
+                <w:lang w:val="en-US"/>
+              </w:rPr>
+              <w:t>].</w:t>
             </w:r>
           </w:p>
         </w:tc>
@@ -4638,6 +4578,29 @@
           <w:szCs w:val="24"/>
         </w:rPr>
         <w:t>E. Delivery and pickup details</w:t>
+      </w:r>
+      <w:r>
+        <w:rPr>
+          <w:rFonts w:ascii="Calibri" w:eastAsia="Calibri" w:hAnsi="Calibri" w:cs="Calibri"/>
+          <w:b/>
+          <w:bCs/>
+          <w:color w:val="000000"/>
+          <w:sz w:val="24"/>
+          <w:szCs w:val="24"/>
+        </w:rPr>
+        <w:t xml:space="preserve"> </w:t>
+      </w:r>
+      <w:r>
+        <w:rPr>
+          <w:rFonts w:ascii="Calibri" w:eastAsia="Calibri" w:hAnsi="Calibri" w:cs="Calibri"/>
+          <w:b/>
+          <w:bCs/>
+          <w:color w:val="000000" w:themeColor="text1"/>
+          <w:sz w:val="24"/>
+          <w:szCs w:val="24"/>
+          <w:lang w:val="en-US"/>
+        </w:rPr>
+        <w:t>(Ascent Functionality)</w:t>
       </w:r>
     </w:p>
     <w:tbl>
@@ -4937,7 +4900,27 @@
                 <w:szCs w:val="20"/>
                 <w:lang w:val="en-US"/>
               </w:rPr>
-              <w:t xml:space="preserve">A pickup request lists the account's current rentals so the agent picks the items to collect. If an item is not in current rentals it cannot be picked up. At </w:t>
+              <w:t xml:space="preserve">A pickup request lists the account's current rentals so the agent picks the items to collect. If an item is not in current </w:t>
+            </w:r>
+            <w:proofErr w:type="gramStart"/>
+            <w:r>
+              <w:rPr>
+                <w:rFonts w:ascii="Calibri" w:eastAsia="Calibri" w:hAnsi="Calibri" w:cs="Calibri"/>
+                <w:sz w:val="20"/>
+                <w:szCs w:val="20"/>
+                <w:lang w:val="en-US"/>
+              </w:rPr>
+              <w:t>rentals</w:t>
+            </w:r>
+            <w:proofErr w:type="gramEnd"/>
+            <w:r>
+              <w:rPr>
+                <w:rFonts w:ascii="Calibri" w:eastAsia="Calibri" w:hAnsi="Calibri" w:cs="Calibri"/>
+                <w:sz w:val="20"/>
+                <w:szCs w:val="20"/>
+                <w:lang w:val="en-US"/>
+              </w:rPr>
+              <w:t xml:space="preserve"> it cannot be picked up. At </w:t>
             </w:r>
             <w:proofErr w:type="spellStart"/>
             <w:r>
@@ -5243,6 +5226,18 @@
           <w:lang w:val="en-US"/>
         </w:rPr>
         <w:t>F. Branch routing, assignment and alerts</w:t>
+      </w:r>
+      <w:r>
+        <w:rPr>
+          <w:rFonts w:ascii="Calibri" w:eastAsia="Calibri" w:hAnsi="Calibri" w:cs="Calibri"/>
+          <w:b/>
+          <w:bCs/>
+          <w:color w:val="000000" w:themeColor="text1"/>
+          <w:sz w:val="24"/>
+          <w:szCs w:val="24"/>
+          <w:lang w:val="en-US"/>
+        </w:rPr>
+        <w:t xml:space="preserve"> (Ascent Functionality)</w:t>
       </w:r>
     </w:p>
     <w:tbl>
@@ -6185,6 +6180,18 @@
         </w:rPr>
         <w:t>H. Substitution, swap and exchange</w:t>
       </w:r>
+      <w:r>
+        <w:rPr>
+          <w:rFonts w:ascii="Calibri" w:eastAsia="Calibri" w:hAnsi="Calibri" w:cs="Calibri"/>
+          <w:b/>
+          <w:bCs/>
+          <w:color w:val="000000" w:themeColor="text1"/>
+          <w:sz w:val="24"/>
+          <w:szCs w:val="24"/>
+          <w:lang w:val="en-US"/>
+        </w:rPr>
+        <w:t xml:space="preserve"> - (Ascent Functionality)</w:t>
+      </w:r>
     </w:p>
     <w:tbl>
       <w:tblPr>
@@ -6774,6 +6781,18 @@
         <w:lastRenderedPageBreak/>
         <w:t>I. Stand by, demo, consignment and unit transfer</w:t>
       </w:r>
+      <w:r>
+        <w:rPr>
+          <w:rFonts w:ascii="Calibri" w:eastAsia="Calibri" w:hAnsi="Calibri" w:cs="Calibri"/>
+          <w:b/>
+          <w:bCs/>
+          <w:color w:val="000000" w:themeColor="text1"/>
+          <w:sz w:val="24"/>
+          <w:szCs w:val="24"/>
+          <w:lang w:val="en-US"/>
+        </w:rPr>
+        <w:t xml:space="preserve"> - (Ascent Functionality)</w:t>
+      </w:r>
     </w:p>
     <w:tbl>
       <w:tblPr>
@@ -7230,7 +7249,45 @@
           <w:szCs w:val="24"/>
           <w:lang w:val="en-US"/>
         </w:rPr>
-        <w:t>J. KPI exclusion, incidents and audit</w:t>
+        <w:t xml:space="preserve">J. KPI exclusion, incidents and </w:t>
+      </w:r>
+      <w:proofErr w:type="gramStart"/>
+      <w:r>
+        <w:rPr>
+          <w:rFonts w:ascii="Calibri" w:eastAsia="Calibri" w:hAnsi="Calibri" w:cs="Calibri"/>
+          <w:b/>
+          <w:bCs/>
+          <w:color w:val="000000" w:themeColor="text1"/>
+          <w:sz w:val="24"/>
+          <w:szCs w:val="24"/>
+          <w:lang w:val="en-US"/>
+        </w:rPr>
+        <w:t>audit</w:t>
+      </w:r>
+      <w:r>
+        <w:rPr>
+          <w:rFonts w:ascii="Calibri" w:eastAsia="Calibri" w:hAnsi="Calibri" w:cs="Calibri"/>
+          <w:b/>
+          <w:bCs/>
+          <w:color w:val="000000" w:themeColor="text1"/>
+          <w:sz w:val="24"/>
+          <w:szCs w:val="24"/>
+          <w:lang w:val="en-US"/>
+        </w:rPr>
+        <w:t xml:space="preserve">  -</w:t>
+      </w:r>
+      <w:proofErr w:type="gramEnd"/>
+      <w:r>
+        <w:rPr>
+          <w:rFonts w:ascii="Calibri" w:eastAsia="Calibri" w:hAnsi="Calibri" w:cs="Calibri"/>
+          <w:b/>
+          <w:bCs/>
+          <w:color w:val="000000" w:themeColor="text1"/>
+          <w:sz w:val="24"/>
+          <w:szCs w:val="24"/>
+          <w:lang w:val="en-US"/>
+        </w:rPr>
+        <w:t xml:space="preserve"> (Ascent Functionality)</w:t>
       </w:r>
     </w:p>
     <w:tbl>
@@ -7879,10 +7936,10 @@
           <w:szCs w:val="20"/>
         </w:rPr>
         <w:drawing>
-          <wp:inline distT="0" distB="0" distL="0" distR="0" wp14:anchorId="24B564D7" wp14:editId="519E7FE5">
-            <wp:extent cx="5943600" cy="2617470"/>
-            <wp:effectExtent l="0" t="0" r="0" b="0"/>
-            <wp:docPr id="711251520" name="Picture 1"/>
+          <wp:inline distT="0" distB="0" distL="0" distR="0" wp14:anchorId="09EDA658" wp14:editId="242A83B0">
+            <wp:extent cx="5943600" cy="2624455"/>
+            <wp:effectExtent l="0" t="0" r="0" b="4445"/>
+            <wp:docPr id="398747398" name="Picture 1"/>
             <wp:cNvGraphicFramePr>
               <a:graphicFrameLocks xmlns:a="http://schemas.openxmlformats.org/drawingml/2006/main" noChangeAspect="1"/>
             </wp:cNvGraphicFramePr>
@@ -7890,7 +7947,7 @@
               <a:graphicData uri="http://schemas.openxmlformats.org/drawingml/2006/picture">
                 <pic:pic xmlns:pic="http://schemas.openxmlformats.org/drawingml/2006/picture">
                   <pic:nvPicPr>
-                    <pic:cNvPr id="711251520" name=""/>
+                    <pic:cNvPr id="398747398" name=""/>
                     <pic:cNvPicPr/>
                   </pic:nvPicPr>
                   <pic:blipFill>
@@ -7902,7 +7959,7 @@
                   <pic:spPr>
                     <a:xfrm>
                       <a:off x="0" y="0"/>
-                      <a:ext cx="5943600" cy="2617470"/>
+                      <a:ext cx="5943600" cy="2624455"/>
                     </a:xfrm>
                     <a:prstGeom prst="rect">
                       <a:avLst/>
@@ -7945,7 +8002,25 @@
           <w:color w:val="000000"/>
           <w:sz w:val="21"/>
         </w:rPr>
-        <w:t>This section documents the underlying Salesforce object architecture and complete field mapping for the Call Log Request Register solution. The model is structured as a 1:N Master-Detail relationship between the Header object (</w:t>
+        <w:t xml:space="preserve">This section documents the underlying Salesforce object architecture and complete field mapping for the Call Log Request Register solution. The model is structured as a </w:t>
+      </w:r>
+      <w:proofErr w:type="gramStart"/>
+      <w:r>
+        <w:rPr>
+          <w:rFonts w:ascii="Calibri" w:hAnsi="Calibri"/>
+          <w:color w:val="000000"/>
+          <w:sz w:val="21"/>
+        </w:rPr>
+        <w:t>1:N</w:t>
+      </w:r>
+      <w:proofErr w:type="gramEnd"/>
+      <w:r>
+        <w:rPr>
+          <w:rFonts w:ascii="Calibri" w:hAnsi="Calibri"/>
+          <w:color w:val="000000"/>
+          <w:sz w:val="21"/>
+        </w:rPr>
+        <w:t xml:space="preserve"> Master-Detail relationship between the Header object (</w:t>
       </w:r>
       <w:proofErr w:type="spellStart"/>
       <w:r>
@@ -7963,7 +8038,25 @@
           <w:color w:val="000000"/>
           <w:sz w:val="21"/>
         </w:rPr>
-        <w:t>) and the Child Line Item object (</w:t>
+        <w:t xml:space="preserve">) and the Child </w:t>
+      </w:r>
+      <w:proofErr w:type="gramStart"/>
+      <w:r>
+        <w:rPr>
+          <w:rFonts w:ascii="Calibri" w:hAnsi="Calibri"/>
+          <w:color w:val="000000"/>
+          <w:sz w:val="21"/>
+        </w:rPr>
+        <w:t>Line Item</w:t>
+      </w:r>
+      <w:proofErr w:type="gramEnd"/>
+      <w:r>
+        <w:rPr>
+          <w:rFonts w:ascii="Calibri" w:hAnsi="Calibri"/>
+          <w:color w:val="000000"/>
+          <w:sz w:val="21"/>
+        </w:rPr>
+        <w:t xml:space="preserve"> object (</w:t>
       </w:r>
       <w:proofErr w:type="spellStart"/>
       <w:r>
@@ -8019,6 +8112,26 @@
     </w:p>
     <w:p>
       <w:pPr>
+        <w:spacing w:after="80"/>
+      </w:pPr>
+    </w:p>
+    <w:p>
+      <w:pPr>
+        <w:spacing w:after="80"/>
+      </w:pPr>
+    </w:p>
+    <w:p>
+      <w:pPr>
+        <w:spacing w:after="80"/>
+      </w:pPr>
+    </w:p>
+    <w:p>
+      <w:pPr>
+        <w:spacing w:after="80"/>
+      </w:pPr>
+    </w:p>
+    <w:p>
+      <w:pPr>
         <w:keepNext/>
         <w:spacing w:before="200" w:after="60"/>
       </w:pPr>
@@ -8029,6 +8142,7 @@
           <w:color w:val="000000"/>
           <w:sz w:val="23"/>
         </w:rPr>
+        <w:lastRenderedPageBreak/>
         <w:t xml:space="preserve">1. Parent Header Object: Intake (API: </w:t>
       </w:r>
       <w:proofErr w:type="spellStart"/>
@@ -8108,7 +8222,6 @@
                 <w:color w:val="000000"/>
                 <w:sz w:val="20"/>
               </w:rPr>
-              <w:lastRenderedPageBreak/>
               <w:t>Field Label</w:t>
             </w:r>
           </w:p>
@@ -8386,12 +8499,16 @@
           <w:p>
             <w:pPr>
               <w:spacing w:before="60" w:after="60"/>
-            </w:pPr>
-            <w:r>
-              <w:rPr>
-                <w:rFonts w:ascii="Calibri" w:hAnsi="Calibri"/>
-                <w:color w:val="000000"/>
-                <w:sz w:val="20"/>
+              <w:rPr>
+                <w:highlight w:val="yellow"/>
+              </w:rPr>
+            </w:pPr>
+            <w:r>
+              <w:rPr>
+                <w:rFonts w:ascii="Calibri" w:hAnsi="Calibri"/>
+                <w:color w:val="000000"/>
+                <w:sz w:val="20"/>
+                <w:highlight w:val="yellow"/>
               </w:rPr>
               <w:t>Record Types: Rental, Sales, RMA</w:t>
             </w:r>
@@ -8400,6 +8517,7 @@
                 <w:rFonts w:ascii="Calibri" w:hAnsi="Calibri"/>
                 <w:color w:val="000000"/>
                 <w:sz w:val="20"/>
+                <w:highlight w:val="yellow"/>
               </w:rPr>
               <w:t>, Pickup</w:t>
             </w:r>
@@ -8667,7 +8785,16 @@
                 <w:color w:val="000000"/>
                 <w:sz w:val="20"/>
               </w:rPr>
-              <w:t>, Email, RPA</w:t>
+              <w:t xml:space="preserve">, Email, </w:t>
+            </w:r>
+            <w:proofErr w:type="gramStart"/>
+            <w:r>
+              <w:rPr>
+                <w:rFonts w:ascii="Calibri" w:hAnsi="Calibri"/>
+                <w:color w:val="000000"/>
+                <w:sz w:val="20"/>
+              </w:rPr>
+              <w:t>RPA</w:t>
             </w:r>
             <w:r>
               <w:rPr>
@@ -8685,6 +8812,7 @@
               </w:rPr>
               <w:t>,</w:t>
             </w:r>
+            <w:proofErr w:type="gramEnd"/>
             <w:r>
               <w:rPr>
                 <w:rFonts w:ascii="Calibri" w:hAnsi="Calibri"/>
@@ -10191,6 +10319,7 @@
                 <w:color w:val="000000"/>
                 <w:sz w:val="20"/>
               </w:rPr>
+              <w:lastRenderedPageBreak/>
               <w:t>Patient Height</w:t>
             </w:r>
           </w:p>
@@ -10397,7 +10526,6 @@
                 <w:color w:val="000000"/>
                 <w:sz w:val="20"/>
               </w:rPr>
-              <w:lastRenderedPageBreak/>
               <w:t>Patient Weight</w:t>
             </w:r>
           </w:p>
@@ -11849,7 +11977,27 @@
           <w:color w:val="000000"/>
           <w:sz w:val="23"/>
         </w:rPr>
-        <w:t xml:space="preserve">2. Child Line Item Object: Intake Item (API: </w:t>
+        <w:t xml:space="preserve">2. Child </w:t>
+      </w:r>
+      <w:proofErr w:type="gramStart"/>
+      <w:r>
+        <w:rPr>
+          <w:rFonts w:ascii="Calibri" w:hAnsi="Calibri"/>
+          <w:b/>
+          <w:color w:val="000000"/>
+          <w:sz w:val="23"/>
+        </w:rPr>
+        <w:t>Line Item</w:t>
+      </w:r>
+      <w:proofErr w:type="gramEnd"/>
+      <w:r>
+        <w:rPr>
+          <w:rFonts w:ascii="Calibri" w:hAnsi="Calibri"/>
+          <w:b/>
+          <w:color w:val="000000"/>
+          <w:sz w:val="23"/>
+        </w:rPr>
+        <w:t xml:space="preserve"> Object: Intake Item (API: </w:t>
       </w:r>
       <w:proofErr w:type="spellStart"/>
       <w:r>
@@ -12141,7 +12289,25 @@
                 <w:color w:val="000000"/>
                 <w:sz w:val="20"/>
               </w:rPr>
-              <w:t>Foreign Key (FK) - Parent Record (1:N Master-Detail)</w:t>
+              <w:t>Foreign Key (FK) - Parent Record (</w:t>
+            </w:r>
+            <w:proofErr w:type="gramStart"/>
+            <w:r>
+              <w:rPr>
+                <w:rFonts w:ascii="Calibri" w:hAnsi="Calibri"/>
+                <w:color w:val="000000"/>
+                <w:sz w:val="20"/>
+              </w:rPr>
+              <w:t>1:N</w:t>
+            </w:r>
+            <w:proofErr w:type="gramEnd"/>
+            <w:r>
+              <w:rPr>
+                <w:rFonts w:ascii="Calibri" w:hAnsi="Calibri"/>
+                <w:color w:val="000000"/>
+                <w:sz w:val="20"/>
+              </w:rPr>
+              <w:t xml:space="preserve"> Master-Detail)</w:t>
             </w:r>
           </w:p>
         </w:tc>
@@ -13960,23 +14126,7 @@
           <w:color w:val="000000"/>
           <w:sz w:val="21"/>
         </w:rPr>
-        <w:t xml:space="preserve">Assign </w:t>
-      </w:r>
-      <w:r>
-        <w:rPr>
-          <w:rFonts w:ascii="Calibri" w:hAnsi="Calibri"/>
-          <w:color w:val="000000"/>
-          <w:sz w:val="21"/>
-        </w:rPr>
-        <w:t xml:space="preserve">Intake to </w:t>
-      </w:r>
-      <w:r>
-        <w:rPr>
-          <w:rFonts w:ascii="Calibri" w:hAnsi="Calibri"/>
-          <w:color w:val="000000"/>
-          <w:sz w:val="21"/>
-        </w:rPr>
-        <w:t>CSR by Branch</w:t>
+        <w:t>Confirmation of Intake by CEC Agent</w:t>
       </w:r>
     </w:p>
     <w:p>
@@ -14046,6 +14196,45 @@
           <w:sz w:val="21"/>
         </w:rPr>
         <w:t xml:space="preserve">Work Order List View </w:t>
+      </w:r>
+    </w:p>
+    <w:p>
+      <w:pPr>
+        <w:pStyle w:val="ListParagraph"/>
+        <w:numPr>
+          <w:ilvl w:val="0"/>
+          <w:numId w:val="5"/>
+        </w:numPr>
+        <w:spacing w:after="80"/>
+        <w:rPr>
+          <w:rFonts w:ascii="Calibri" w:hAnsi="Calibri"/>
+          <w:color w:val="000000"/>
+          <w:sz w:val="21"/>
+        </w:rPr>
+      </w:pPr>
+      <w:r>
+        <w:rPr>
+          <w:rFonts w:ascii="Calibri" w:hAnsi="Calibri"/>
+          <w:color w:val="000000"/>
+          <w:sz w:val="21"/>
+        </w:rPr>
+        <w:t>Assign CSR by Branch</w:t>
+      </w:r>
+      <w:r>
+        <w:rPr>
+          <w:rFonts w:ascii="Calibri" w:hAnsi="Calibri"/>
+          <w:color w:val="000000"/>
+          <w:sz w:val="21"/>
+        </w:rPr>
+        <w:t xml:space="preserve"> in the Order </w:t>
+      </w:r>
+      <w:r>
+        <w:rPr>
+          <w:rFonts w:ascii="Calibri" w:hAnsi="Calibri"/>
+          <w:color w:val="000000"/>
+          <w:sz w:val="21"/>
+        </w:rPr>
+        <w:t>– Ascent functionality</w:t>
       </w:r>
     </w:p>
     <w:p>
@@ -14183,26 +14372,25 @@
       <w:pPr>
         <w:pStyle w:val="ListParagraph"/>
         <w:spacing w:after="80"/>
-        <w:ind w:hanging="578"/>
-        <w:rPr>
-          <w:rFonts w:ascii="Calibri" w:hAnsi="Calibri"/>
-          <w:color w:val="000000"/>
-          <w:sz w:val="21"/>
-        </w:rPr>
-      </w:pPr>
-      <w:r>
-        <w:rPr>
-          <w:rFonts w:ascii="Calibri" w:hAnsi="Calibri"/>
-          <w:b/>
+        <w:ind w:hanging="1287"/>
+        <w:rPr>
+          <w:rFonts w:ascii="Calibri" w:hAnsi="Calibri"/>
+          <w:color w:val="000000"/>
+          <w:sz w:val="21"/>
+        </w:rPr>
+      </w:pPr>
+      <w:r>
+        <w:rPr>
+          <w:rFonts w:ascii="Calibri" w:hAnsi="Calibri"/>
           <w:noProof/>
           <w:color w:val="000000"/>
-          <w:sz w:val="26"/>
+          <w:sz w:val="21"/>
         </w:rPr>
         <w:drawing>
-          <wp:inline distT="0" distB="0" distL="0" distR="0" wp14:anchorId="5EB84A53" wp14:editId="3195C681">
-            <wp:extent cx="6037461" cy="2506578"/>
-            <wp:effectExtent l="0" t="0" r="1905" b="8255"/>
-            <wp:docPr id="711902384" name="Picture 1"/>
+          <wp:inline distT="0" distB="0" distL="0" distR="0" wp14:anchorId="03A068EF" wp14:editId="201C24D5">
+            <wp:extent cx="6381355" cy="2628900"/>
+            <wp:effectExtent l="0" t="0" r="635" b="0"/>
+            <wp:docPr id="2134030994" name="Picture 1"/>
             <wp:cNvGraphicFramePr>
               <a:graphicFrameLocks xmlns:a="http://schemas.openxmlformats.org/drawingml/2006/main" noChangeAspect="1"/>
             </wp:cNvGraphicFramePr>
@@ -14210,7 +14398,7 @@
               <a:graphicData uri="http://schemas.openxmlformats.org/drawingml/2006/picture">
                 <pic:pic xmlns:pic="http://schemas.openxmlformats.org/drawingml/2006/picture">
                   <pic:nvPicPr>
-                    <pic:cNvPr id="711902384" name=""/>
+                    <pic:cNvPr id="2134030994" name=""/>
                     <pic:cNvPicPr/>
                   </pic:nvPicPr>
                   <pic:blipFill>
@@ -14222,7 +14410,7 @@
                   <pic:spPr>
                     <a:xfrm>
                       <a:off x="0" y="0"/>
-                      <a:ext cx="6046234" cy="2510220"/>
+                      <a:ext cx="6381355" cy="2628900"/>
                     </a:xfrm>
                     <a:prstGeom prst="rect">
                       <a:avLst/>
@@ -14277,7 +14465,6 @@
           <w:color w:val="000000"/>
           <w:sz w:val="21"/>
         </w:rPr>
-        <w:lastRenderedPageBreak/>
         <mc:AlternateContent>
           <mc:Choice Requires="wps">
             <w:drawing>
@@ -14430,14 +14617,15 @@
       <w:r>
         <w:rPr>
           <w:rFonts w:ascii="Calibri" w:hAnsi="Calibri"/>
+          <w:noProof/>
           <w:color w:val="000000"/>
           <w:sz w:val="21"/>
         </w:rPr>
         <w:drawing>
-          <wp:inline distT="0" distB="0" distL="0" distR="0" wp14:anchorId="11D6BDE0" wp14:editId="3CB39915">
-            <wp:extent cx="5943600" cy="2598420"/>
+          <wp:inline distT="0" distB="0" distL="0" distR="0" wp14:anchorId="49E01BF7" wp14:editId="14489B33">
+            <wp:extent cx="5943600" cy="2618740"/>
             <wp:effectExtent l="0" t="0" r="0" b="0"/>
-            <wp:docPr id="1790509141" name="Picture 1"/>
+            <wp:docPr id="1198739404" name="Picture 1"/>
             <wp:cNvGraphicFramePr>
               <a:graphicFrameLocks xmlns:a="http://schemas.openxmlformats.org/drawingml/2006/main" noChangeAspect="1"/>
             </wp:cNvGraphicFramePr>
@@ -14445,7 +14633,7 @@
               <a:graphicData uri="http://schemas.openxmlformats.org/drawingml/2006/picture">
                 <pic:pic xmlns:pic="http://schemas.openxmlformats.org/drawingml/2006/picture">
                   <pic:nvPicPr>
-                    <pic:cNvPr id="1790509141" name=""/>
+                    <pic:cNvPr id="1198739404" name=""/>
                     <pic:cNvPicPr/>
                   </pic:nvPicPr>
                   <pic:blipFill>
@@ -14457,7 +14645,7 @@
                   <pic:spPr>
                     <a:xfrm>
                       <a:off x="0" y="0"/>
-                      <a:ext cx="5943600" cy="2598420"/>
+                      <a:ext cx="5943600" cy="2618740"/>
                     </a:xfrm>
                     <a:prstGeom prst="rect">
                       <a:avLst/>
@@ -14529,41 +14717,72 @@
       <w:pPr>
         <w:keepNext/>
         <w:spacing w:before="200" w:after="60"/>
+        <w:rPr>
+          <w:sz w:val="28"/>
+          <w:szCs w:val="28"/>
+          <w:u w:val="single"/>
+        </w:rPr>
       </w:pPr>
       <w:r>
         <w:rPr>
           <w:rFonts w:ascii="Calibri" w:hAnsi="Calibri"/>
           <w:b/>
           <w:color w:val="000000"/>
-          <w:sz w:val="23"/>
+          <w:sz w:val="28"/>
+          <w:szCs w:val="28"/>
+          <w:u w:val="single"/>
         </w:rPr>
         <w:t>1. Salesforce Core Architecture &amp; Security Model</w:t>
       </w:r>
     </w:p>
     <w:p>
       <w:pPr>
-        <w:spacing w:after="80"/>
-      </w:pPr>
-      <w:r>
-        <w:rPr>
-          <w:rFonts w:ascii="Calibri" w:hAnsi="Calibri"/>
-          <w:color w:val="000000"/>
-          <w:sz w:val="21"/>
+        <w:keepNext/>
+        <w:spacing w:before="200" w:after="60"/>
+        <w:rPr>
+          <w:rFonts w:ascii="Calibri" w:hAnsi="Calibri"/>
+          <w:b/>
+          <w:bCs/>
+          <w:color w:val="000000"/>
+          <w:sz w:val="21"/>
+          <w:lang w:val="en-IN"/>
+        </w:rPr>
+      </w:pPr>
+      <w:r>
+        <w:rPr>
+          <w:rFonts w:ascii="Calibri" w:hAnsi="Calibri"/>
+          <w:b/>
+          <w:bCs/>
+          <w:color w:val="000000"/>
+          <w:sz w:val="21"/>
+          <w:lang w:val="en-IN"/>
         </w:rPr>
         <w:t>A. Custom Data Model Creation</w:t>
       </w:r>
     </w:p>
     <w:p>
       <w:pPr>
-        <w:spacing w:after="80"/>
-      </w:pPr>
-      <w:r>
-        <w:rPr>
-          <w:rFonts w:ascii="Calibri" w:hAnsi="Calibri"/>
-          <w:color w:val="000000"/>
-          <w:sz w:val="21"/>
-        </w:rPr>
-        <w:t xml:space="preserve">1. Create Custom Object </w:t>
+        <w:keepNext/>
+        <w:numPr>
+          <w:ilvl w:val="0"/>
+          <w:numId w:val="13"/>
+        </w:numPr>
+        <w:spacing w:before="200" w:after="60"/>
+        <w:rPr>
+          <w:rFonts w:ascii="Calibri" w:hAnsi="Calibri"/>
+          <w:color w:val="000000"/>
+          <w:sz w:val="21"/>
+          <w:lang w:val="en-IN"/>
+        </w:rPr>
+      </w:pPr>
+      <w:r>
+        <w:rPr>
+          <w:rFonts w:ascii="Calibri" w:hAnsi="Calibri"/>
+          <w:color w:val="000000"/>
+          <w:sz w:val="21"/>
+          <w:lang w:val="en-IN"/>
+        </w:rPr>
+        <w:t xml:space="preserve">Create custom object </w:t>
       </w:r>
       <w:proofErr w:type="spellStart"/>
       <w:r>
@@ -14571,6 +14790,7 @@
           <w:rFonts w:ascii="Calibri" w:hAnsi="Calibri"/>
           <w:color w:val="000000"/>
           <w:sz w:val="21"/>
+          <w:lang w:val="en-IN"/>
         </w:rPr>
         <w:t>usme_Intake__c</w:t>
       </w:r>
@@ -14580,21 +14800,84 @@
           <w:rFonts w:ascii="Calibri" w:hAnsi="Calibri"/>
           <w:color w:val="000000"/>
           <w:sz w:val="21"/>
-        </w:rPr>
-        <w:t xml:space="preserve"> (Label: Intake / Request Register). Enable Track Field History, Allow Search, and Grant Access to API.</w:t>
+          <w:lang w:val="en-IN"/>
+        </w:rPr>
+        <w:t xml:space="preserve"> (Label: Intake; Plural: Intakes). Name field is an Auto Number (INT</w:t>
+      </w:r>
+      <w:proofErr w:type="gramStart"/>
+      <w:r>
+        <w:rPr>
+          <w:rFonts w:ascii="Calibri" w:hAnsi="Calibri"/>
+          <w:color w:val="000000"/>
+          <w:sz w:val="21"/>
+          <w:lang w:val="en-IN"/>
+        </w:rPr>
+        <w:t>-{</w:t>
+      </w:r>
+      <w:proofErr w:type="gramEnd"/>
+      <w:r>
+        <w:rPr>
+          <w:rFonts w:ascii="Calibri" w:hAnsi="Calibri"/>
+          <w:color w:val="000000"/>
+          <w:sz w:val="21"/>
+          <w:lang w:val="en-IN"/>
+        </w:rPr>
+        <w:t xml:space="preserve">000000}). Enable Track Field History (up to 20 fields: Status, </w:t>
+      </w:r>
+      <w:proofErr w:type="spellStart"/>
+      <w:r>
+        <w:rPr>
+          <w:rFonts w:ascii="Calibri" w:hAnsi="Calibri"/>
+          <w:color w:val="000000"/>
+          <w:sz w:val="21"/>
+          <w:lang w:val="en-IN"/>
+        </w:rPr>
+        <w:t>Fulfillment</w:t>
+      </w:r>
+      <w:proofErr w:type="spellEnd"/>
+      <w:r>
+        <w:rPr>
+          <w:rFonts w:ascii="Calibri" w:hAnsi="Calibri"/>
+          <w:color w:val="000000"/>
+          <w:sz w:val="21"/>
+          <w:lang w:val="en-IN"/>
+        </w:rPr>
+        <w:t xml:space="preserve"> Branch, Request Type, Caller, Expected Delivery, PO Number, Equipment Type), Allow Search and Allow Reports. </w:t>
+      </w:r>
+      <w:r>
+        <w:rPr>
+          <w:rFonts w:ascii="Calibri" w:hAnsi="Calibri"/>
+          <w:color w:val="000000"/>
+          <w:sz w:val="21"/>
+          <w:lang w:val="en-IN"/>
+        </w:rPr>
+        <w:lastRenderedPageBreak/>
+        <w:t>Deployment Status is Deployed. API access is granted through the API Enabled permission and object permissions in permission sets.</w:t>
       </w:r>
     </w:p>
     <w:p>
       <w:pPr>
-        <w:spacing w:after="80"/>
-      </w:pPr>
-      <w:r>
-        <w:rPr>
-          <w:rFonts w:ascii="Calibri" w:hAnsi="Calibri"/>
-          <w:color w:val="000000"/>
-          <w:sz w:val="21"/>
-        </w:rPr>
-        <w:t xml:space="preserve">2. Create Custom Object </w:t>
+        <w:keepNext/>
+        <w:numPr>
+          <w:ilvl w:val="0"/>
+          <w:numId w:val="13"/>
+        </w:numPr>
+        <w:spacing w:before="200" w:after="60"/>
+        <w:rPr>
+          <w:rFonts w:ascii="Calibri" w:hAnsi="Calibri"/>
+          <w:color w:val="000000"/>
+          <w:sz w:val="21"/>
+          <w:lang w:val="en-IN"/>
+        </w:rPr>
+      </w:pPr>
+      <w:r>
+        <w:rPr>
+          <w:rFonts w:ascii="Calibri" w:hAnsi="Calibri"/>
+          <w:color w:val="000000"/>
+          <w:sz w:val="21"/>
+          <w:lang w:val="en-IN"/>
+        </w:rPr>
+        <w:t xml:space="preserve">Create custom object </w:t>
       </w:r>
       <w:proofErr w:type="spellStart"/>
       <w:r>
@@ -14602,6 +14885,7 @@
           <w:rFonts w:ascii="Calibri" w:hAnsi="Calibri"/>
           <w:color w:val="000000"/>
           <w:sz w:val="21"/>
+          <w:lang w:val="en-IN"/>
         </w:rPr>
         <w:t>usme_Intake_Item__c</w:t>
       </w:r>
@@ -14611,8 +14895,29 @@
           <w:rFonts w:ascii="Calibri" w:hAnsi="Calibri"/>
           <w:color w:val="000000"/>
           <w:sz w:val="21"/>
-        </w:rPr>
-        <w:t xml:space="preserve"> (Label: Intake Item). Set </w:t>
+          <w:lang w:val="en-IN"/>
+        </w:rPr>
+        <w:t xml:space="preserve"> (Label: Intake Item). Name field is an Auto Number (ITM</w:t>
+      </w:r>
+      <w:proofErr w:type="gramStart"/>
+      <w:r>
+        <w:rPr>
+          <w:rFonts w:ascii="Calibri" w:hAnsi="Calibri"/>
+          <w:color w:val="000000"/>
+          <w:sz w:val="21"/>
+          <w:lang w:val="en-IN"/>
+        </w:rPr>
+        <w:t>-{</w:t>
+      </w:r>
+      <w:proofErr w:type="gramEnd"/>
+      <w:r>
+        <w:rPr>
+          <w:rFonts w:ascii="Calibri" w:hAnsi="Calibri"/>
+          <w:color w:val="000000"/>
+          <w:sz w:val="21"/>
+          <w:lang w:val="en-IN"/>
+        </w:rPr>
+        <w:t xml:space="preserve">000000}). Create </w:t>
       </w:r>
       <w:proofErr w:type="spellStart"/>
       <w:r>
@@ -14620,6 +14925,7 @@
           <w:rFonts w:ascii="Calibri" w:hAnsi="Calibri"/>
           <w:color w:val="000000"/>
           <w:sz w:val="21"/>
+          <w:lang w:val="en-IN"/>
         </w:rPr>
         <w:t>usme_Intake__c</w:t>
       </w:r>
@@ -14629,39 +14935,34 @@
           <w:rFonts w:ascii="Calibri" w:hAnsi="Calibri"/>
           <w:color w:val="000000"/>
           <w:sz w:val="21"/>
-        </w:rPr>
-        <w:t xml:space="preserve"> as Master-Detail relationship field on </w:t>
-      </w:r>
-      <w:proofErr w:type="spellStart"/>
-      <w:r>
-        <w:rPr>
-          <w:rFonts w:ascii="Calibri" w:hAnsi="Calibri"/>
-          <w:color w:val="000000"/>
-          <w:sz w:val="21"/>
-        </w:rPr>
-        <w:t>usme_Intake_Item__c</w:t>
-      </w:r>
-      <w:proofErr w:type="spellEnd"/>
-      <w:r>
-        <w:rPr>
-          <w:rFonts w:ascii="Calibri" w:hAnsi="Calibri"/>
-          <w:color w:val="000000"/>
-          <w:sz w:val="21"/>
-        </w:rPr>
-        <w:t xml:space="preserve"> with Read/Write sharing settings.</w:t>
+          <w:lang w:val="en-IN"/>
+        </w:rPr>
+        <w:t xml:space="preserve"> as a Master-Detail field with Sharing Setting Read/Write and Allow Reparenting unchecked.</w:t>
       </w:r>
     </w:p>
     <w:p>
       <w:pPr>
-        <w:spacing w:after="80"/>
-      </w:pPr>
-      <w:r>
-        <w:rPr>
-          <w:rFonts w:ascii="Calibri" w:hAnsi="Calibri"/>
-          <w:color w:val="000000"/>
-          <w:sz w:val="21"/>
-        </w:rPr>
-        <w:t xml:space="preserve">3. Deploy all custom fields with prefix </w:t>
+        <w:keepNext/>
+        <w:numPr>
+          <w:ilvl w:val="0"/>
+          <w:numId w:val="13"/>
+        </w:numPr>
+        <w:spacing w:before="200" w:after="60"/>
+        <w:rPr>
+          <w:rFonts w:ascii="Calibri" w:hAnsi="Calibri"/>
+          <w:color w:val="000000"/>
+          <w:sz w:val="21"/>
+          <w:lang w:val="en-IN"/>
+        </w:rPr>
+      </w:pPr>
+      <w:r>
+        <w:rPr>
+          <w:rFonts w:ascii="Calibri" w:hAnsi="Calibri"/>
+          <w:color w:val="000000"/>
+          <w:sz w:val="21"/>
+          <w:lang w:val="en-IN"/>
+        </w:rPr>
+        <w:t xml:space="preserve">Deploy the Account fields and supporting objects first, then the Intake and Intake Item fields (all prefixed </w:t>
       </w:r>
       <w:proofErr w:type="spellStart"/>
       <w:r>
@@ -14669,6 +14970,7 @@
           <w:rFonts w:ascii="Calibri" w:hAnsi="Calibri"/>
           <w:color w:val="000000"/>
           <w:sz w:val="21"/>
+          <w:lang w:val="en-IN"/>
         </w:rPr>
         <w:t>usme</w:t>
       </w:r>
@@ -14678,34 +14980,59 @@
           <w:rFonts w:ascii="Calibri" w:hAnsi="Calibri"/>
           <w:color w:val="000000"/>
           <w:sz w:val="21"/>
-        </w:rPr>
-        <w:t>_ as defined in the Data Model section above.</w:t>
+          <w:lang w:val="en-IN"/>
+        </w:rPr>
+        <w:t>_) as defined in the Data Model section.</w:t>
       </w:r>
     </w:p>
     <w:p>
       <w:pPr>
-        <w:spacing w:after="80"/>
-      </w:pPr>
-      <w:r>
-        <w:rPr>
-          <w:rFonts w:ascii="Calibri" w:hAnsi="Calibri"/>
-          <w:color w:val="000000"/>
-          <w:sz w:val="21"/>
+        <w:keepNext/>
+        <w:spacing w:before="200" w:after="60"/>
+        <w:rPr>
+          <w:rFonts w:ascii="Calibri" w:hAnsi="Calibri"/>
+          <w:b/>
+          <w:bCs/>
+          <w:color w:val="000000"/>
+          <w:sz w:val="21"/>
+          <w:lang w:val="en-IN"/>
+        </w:rPr>
+      </w:pPr>
+      <w:r>
+        <w:rPr>
+          <w:rFonts w:ascii="Calibri" w:hAnsi="Calibri"/>
+          <w:b/>
+          <w:bCs/>
+          <w:color w:val="000000"/>
+          <w:sz w:val="21"/>
+          <w:lang w:val="en-IN"/>
         </w:rPr>
         <w:t>B. Record Types &amp; Page Layouts</w:t>
       </w:r>
     </w:p>
     <w:p>
       <w:pPr>
-        <w:spacing w:after="80"/>
-      </w:pPr>
-      <w:r>
-        <w:rPr>
-          <w:rFonts w:ascii="Calibri" w:hAnsi="Calibri"/>
-          <w:color w:val="000000"/>
-          <w:sz w:val="21"/>
-        </w:rPr>
-        <w:t xml:space="preserve">1. Define Record Types on </w:t>
+        <w:keepNext/>
+        <w:numPr>
+          <w:ilvl w:val="0"/>
+          <w:numId w:val="14"/>
+        </w:numPr>
+        <w:spacing w:before="200" w:after="60"/>
+        <w:rPr>
+          <w:rFonts w:ascii="Calibri" w:hAnsi="Calibri"/>
+          <w:color w:val="000000"/>
+          <w:sz w:val="21"/>
+          <w:lang w:val="en-IN"/>
+        </w:rPr>
+      </w:pPr>
+      <w:r>
+        <w:rPr>
+          <w:rFonts w:ascii="Calibri" w:hAnsi="Calibri"/>
+          <w:color w:val="000000"/>
+          <w:sz w:val="21"/>
+          <w:lang w:val="en-IN"/>
+        </w:rPr>
+        <w:t xml:space="preserve">Create Record Types on </w:t>
       </w:r>
       <w:proofErr w:type="spellStart"/>
       <w:r>
@@ -14713,6 +15040,7 @@
           <w:rFonts w:ascii="Calibri" w:hAnsi="Calibri"/>
           <w:color w:val="000000"/>
           <w:sz w:val="21"/>
+          <w:lang w:val="en-IN"/>
         </w:rPr>
         <w:t>usme_Intake__c</w:t>
       </w:r>
@@ -14722,568 +15050,1012 @@
           <w:rFonts w:ascii="Calibri" w:hAnsi="Calibri"/>
           <w:color w:val="000000"/>
           <w:sz w:val="21"/>
-        </w:rPr>
-        <w:t>: Call Log, Rental Request, Sales Request, and RMA Request.</w:t>
+          <w:lang w:val="en-IN"/>
+        </w:rPr>
+        <w:t>: Rental and Pickup (Sales and RMA are added when in scope). Assign them to the CEC, Branch and CSR permission sets, with record-type-specific Request Type values and page layouts.</w:t>
       </w:r>
     </w:p>
     <w:p>
       <w:pPr>
-        <w:spacing w:after="80"/>
-      </w:pPr>
-      <w:r>
-        <w:rPr>
-          <w:rFonts w:ascii="Calibri" w:hAnsi="Calibri"/>
-          <w:color w:val="000000"/>
-          <w:sz w:val="21"/>
-        </w:rPr>
-        <w:t xml:space="preserve">2. Configure Dynamic Forms on </w:t>
+        <w:numPr>
+          <w:ilvl w:val="0"/>
+          <w:numId w:val="14"/>
+        </w:numPr>
+        <w:spacing w:before="200" w:beforeAutospacing="1" w:after="200" w:afterAutospacing="1" w:line="240" w:lineRule="auto"/>
+        <w:ind w:right="720"/>
+        <w:rPr>
+          <w:rFonts w:asciiTheme="majorHAnsi" w:eastAsia="Times New Roman" w:hAnsiTheme="majorHAnsi" w:cstheme="majorHAnsi"/>
+          <w:sz w:val="20"/>
+          <w:szCs w:val="20"/>
+          <w:lang w:val="en-IN"/>
+        </w:rPr>
+      </w:pPr>
+      <w:r>
+        <w:rPr>
+          <w:rFonts w:asciiTheme="majorHAnsi" w:eastAsia="Times New Roman" w:hAnsiTheme="majorHAnsi" w:cstheme="majorHAnsi"/>
+          <w:sz w:val="20"/>
+          <w:szCs w:val="20"/>
+          <w:lang w:val="en-IN"/>
+        </w:rPr>
+        <w:t xml:space="preserve">Configure Dynamic Forms on the </w:t>
       </w:r>
       <w:proofErr w:type="spellStart"/>
       <w:r>
         <w:rPr>
-          <w:rFonts w:ascii="Calibri" w:hAnsi="Calibri"/>
-          <w:color w:val="000000"/>
-          <w:sz w:val="21"/>
+          <w:rFonts w:asciiTheme="majorHAnsi" w:eastAsia="Times New Roman" w:hAnsiTheme="majorHAnsi" w:cstheme="majorHAnsi"/>
+          <w:sz w:val="20"/>
+          <w:szCs w:val="20"/>
+          <w:lang w:val="en-IN"/>
         </w:rPr>
         <w:t>usme_Intake__c</w:t>
       </w:r>
       <w:proofErr w:type="spellEnd"/>
       <w:r>
         <w:rPr>
-          <w:rFonts w:ascii="Calibri" w:hAnsi="Calibri"/>
-          <w:color w:val="000000"/>
-          <w:sz w:val="21"/>
-        </w:rPr>
-        <w:t xml:space="preserve"> Lightning Record Pages to conditionally render section layouts based on </w:t>
+          <w:rFonts w:asciiTheme="majorHAnsi" w:eastAsia="Times New Roman" w:hAnsiTheme="majorHAnsi" w:cstheme="majorHAnsi"/>
+          <w:sz w:val="20"/>
+          <w:szCs w:val="20"/>
+          <w:lang w:val="en-IN"/>
+        </w:rPr>
+        <w:t xml:space="preserve"> Lightning Record Page with visibility filters on </w:t>
       </w:r>
       <w:proofErr w:type="spellStart"/>
       <w:r>
         <w:rPr>
-          <w:rFonts w:ascii="Calibri" w:hAnsi="Calibri"/>
-          <w:color w:val="000000"/>
-          <w:sz w:val="21"/>
+          <w:rFonts w:asciiTheme="majorHAnsi" w:eastAsia="Times New Roman" w:hAnsiTheme="majorHAnsi" w:cstheme="majorHAnsi"/>
+          <w:sz w:val="20"/>
+          <w:szCs w:val="20"/>
+          <w:lang w:val="en-IN"/>
         </w:rPr>
         <w:t>usme_Equipment_Type__c</w:t>
       </w:r>
       <w:proofErr w:type="spellEnd"/>
       <w:r>
         <w:rPr>
-          <w:rFonts w:ascii="Calibri" w:hAnsi="Calibri"/>
-          <w:color w:val="000000"/>
-          <w:sz w:val="21"/>
-        </w:rPr>
-        <w:t xml:space="preserve"> (MME vs BTS).</w:t>
+          <w:rFonts w:asciiTheme="majorHAnsi" w:eastAsia="Times New Roman" w:hAnsiTheme="majorHAnsi" w:cstheme="majorHAnsi"/>
+          <w:sz w:val="20"/>
+          <w:szCs w:val="20"/>
+          <w:lang w:val="en-IN"/>
+        </w:rPr>
+        <w:t xml:space="preserve">: show the </w:t>
+      </w:r>
+      <w:r>
+        <w:rPr>
+          <w:rFonts w:asciiTheme="majorHAnsi" w:eastAsia="Times New Roman" w:hAnsiTheme="majorHAnsi" w:cstheme="majorHAnsi"/>
+          <w:b/>
+          <w:bCs/>
+          <w:sz w:val="20"/>
+          <w:szCs w:val="20"/>
+          <w:lang w:val="en-IN"/>
+        </w:rPr>
+        <w:t>MME Details</w:t>
+      </w:r>
+      <w:r>
+        <w:rPr>
+          <w:rFonts w:asciiTheme="majorHAnsi" w:eastAsia="Times New Roman" w:hAnsiTheme="majorHAnsi" w:cstheme="majorHAnsi"/>
+          <w:sz w:val="20"/>
+          <w:szCs w:val="20"/>
+          <w:lang w:val="en-IN"/>
+        </w:rPr>
+        <w:t xml:space="preserve"> section (Department, Billing Department) when the value is MME, and the </w:t>
+      </w:r>
+      <w:r>
+        <w:rPr>
+          <w:rFonts w:asciiTheme="majorHAnsi" w:eastAsia="Times New Roman" w:hAnsiTheme="majorHAnsi" w:cstheme="majorHAnsi"/>
+          <w:b/>
+          <w:bCs/>
+          <w:sz w:val="20"/>
+          <w:szCs w:val="20"/>
+          <w:lang w:val="en-IN"/>
+        </w:rPr>
+        <w:t>BTS Patient &amp; Delivery Details</w:t>
+      </w:r>
+      <w:r>
+        <w:rPr>
+          <w:rFonts w:asciiTheme="majorHAnsi" w:eastAsia="Times New Roman" w:hAnsiTheme="majorHAnsi" w:cstheme="majorHAnsi"/>
+          <w:sz w:val="20"/>
+          <w:szCs w:val="20"/>
+          <w:lang w:val="en-IN"/>
+        </w:rPr>
+        <w:t xml:space="preserve"> section (patient name, ID, height, weight, patient kind, unit, cost </w:t>
+      </w:r>
+      <w:proofErr w:type="spellStart"/>
+      <w:r>
+        <w:rPr>
+          <w:rFonts w:asciiTheme="majorHAnsi" w:eastAsia="Times New Roman" w:hAnsiTheme="majorHAnsi" w:cstheme="majorHAnsi"/>
+          <w:sz w:val="20"/>
+          <w:szCs w:val="20"/>
+          <w:lang w:val="en-IN"/>
+        </w:rPr>
+        <w:t>center</w:t>
+      </w:r>
+      <w:proofErr w:type="spellEnd"/>
+      <w:r>
+        <w:rPr>
+          <w:rFonts w:asciiTheme="majorHAnsi" w:eastAsia="Times New Roman" w:hAnsiTheme="majorHAnsi" w:cstheme="majorHAnsi"/>
+          <w:sz w:val="20"/>
+          <w:szCs w:val="20"/>
+          <w:lang w:val="en-IN"/>
+        </w:rPr>
+        <w:t>, room) when the value is BTS. Equipment Type is required and defaults on creation. Display only; mandatory rules are enforced by validation rules and access by FLS.</w:t>
       </w:r>
     </w:p>
     <w:p>
       <w:pPr>
-        <w:spacing w:after="80"/>
-      </w:pPr>
-      <w:r>
-        <w:rPr>
-          <w:rFonts w:ascii="Calibri" w:hAnsi="Calibri"/>
-          <w:color w:val="000000"/>
-          <w:sz w:val="21"/>
-        </w:rPr>
-        <w:t>C. Role Hierarchy &amp; Sharing Architecture</w:t>
+        <w:keepNext/>
+        <w:spacing w:before="200" w:after="60"/>
+        <w:rPr>
+          <w:rFonts w:ascii="Calibri" w:hAnsi="Calibri"/>
+          <w:b/>
+          <w:bCs/>
+          <w:color w:val="000000"/>
+          <w:sz w:val="21"/>
+          <w:lang w:val="en-IN"/>
+        </w:rPr>
+      </w:pPr>
+      <w:r>
+        <w:rPr>
+          <w:rFonts w:ascii="Calibri" w:hAnsi="Calibri"/>
+          <w:b/>
+          <w:bCs/>
+          <w:color w:val="000000"/>
+          <w:sz w:val="21"/>
+          <w:lang w:val="en-IN"/>
+        </w:rPr>
+        <w:lastRenderedPageBreak/>
+        <w:t xml:space="preserve">C. </w:t>
+      </w:r>
+      <w:r>
+        <w:rPr>
+          <w:rFonts w:ascii="Calibri" w:hAnsi="Calibri"/>
+          <w:b/>
+          <w:bCs/>
+          <w:color w:val="000000"/>
+          <w:sz w:val="21"/>
+          <w:lang w:val="en-IN"/>
+        </w:rPr>
+        <w:t>Security</w:t>
       </w:r>
     </w:p>
     <w:p>
       <w:pPr>
-        <w:spacing w:after="80"/>
-      </w:pPr>
-      <w:r>
-        <w:rPr>
-          <w:rFonts w:ascii="Calibri" w:hAnsi="Calibri"/>
-          <w:color w:val="000000"/>
-          <w:sz w:val="21"/>
-        </w:rPr>
-        <w:t xml:space="preserve">1. Set Organization-Wide Defaults (OWD) for </w:t>
-      </w:r>
-      <w:proofErr w:type="spellStart"/>
-      <w:r>
-        <w:rPr>
-          <w:rFonts w:ascii="Calibri" w:hAnsi="Calibri"/>
-          <w:color w:val="000000"/>
-          <w:sz w:val="21"/>
-        </w:rPr>
-        <w:t>usme_Intake__c</w:t>
-      </w:r>
-      <w:proofErr w:type="spellEnd"/>
-      <w:r>
-        <w:rPr>
-          <w:rFonts w:ascii="Calibri" w:hAnsi="Calibri"/>
-          <w:color w:val="000000"/>
-          <w:sz w:val="21"/>
-        </w:rPr>
-        <w:t xml:space="preserve"> to Private.</w:t>
+        <w:keepNext/>
+        <w:numPr>
+          <w:ilvl w:val="0"/>
+          <w:numId w:val="6"/>
+        </w:numPr>
+        <w:spacing w:before="200" w:after="60"/>
+        <w:rPr>
+          <w:rFonts w:ascii="Calibri" w:hAnsi="Calibri"/>
+          <w:color w:val="000000"/>
+          <w:sz w:val="21"/>
+          <w:lang w:val="en-IN"/>
+        </w:rPr>
+      </w:pPr>
+      <w:r>
+        <w:rPr>
+          <w:rFonts w:ascii="Calibri" w:hAnsi="Calibri"/>
+          <w:b/>
+          <w:bCs/>
+          <w:color w:val="000000"/>
+          <w:sz w:val="21"/>
+          <w:lang w:val="en-IN"/>
+        </w:rPr>
+        <w:t>OWD:</w:t>
+      </w:r>
+      <w:r>
+        <w:rPr>
+          <w:rFonts w:ascii="Calibri" w:hAnsi="Calibri"/>
+          <w:color w:val="000000"/>
+          <w:sz w:val="21"/>
+          <w:lang w:val="en-IN"/>
+        </w:rPr>
+        <w:t xml:space="preserve"> Private for Intake. Items inherit through the master-detail.</w:t>
       </w:r>
     </w:p>
     <w:p>
       <w:pPr>
-        <w:spacing w:after="80"/>
-      </w:pPr>
-      <w:r>
-        <w:rPr>
-          <w:rFonts w:ascii="Calibri" w:hAnsi="Calibri"/>
-          <w:color w:val="000000"/>
-          <w:sz w:val="21"/>
-        </w:rPr>
-        <w:t xml:space="preserve">2. Implement Criteria-Based Sharing Rules: Share </w:t>
-      </w:r>
-      <w:proofErr w:type="spellStart"/>
-      <w:r>
-        <w:rPr>
-          <w:rFonts w:ascii="Calibri" w:hAnsi="Calibri"/>
-          <w:color w:val="000000"/>
-          <w:sz w:val="21"/>
-        </w:rPr>
-        <w:t>usme_Intake__c</w:t>
-      </w:r>
-      <w:proofErr w:type="spellEnd"/>
-      <w:r>
-        <w:rPr>
-          <w:rFonts w:ascii="Calibri" w:hAnsi="Calibri"/>
-          <w:color w:val="000000"/>
-          <w:sz w:val="21"/>
-        </w:rPr>
-        <w:t xml:space="preserve"> records with Branch Public Groups based on </w:t>
-      </w:r>
-      <w:proofErr w:type="spellStart"/>
-      <w:r>
-        <w:rPr>
-          <w:rFonts w:ascii="Calibri" w:hAnsi="Calibri"/>
-          <w:color w:val="000000"/>
-          <w:sz w:val="21"/>
-        </w:rPr>
-        <w:t>usme_Fulfillment_Branch__c</w:t>
-      </w:r>
-      <w:proofErr w:type="spellEnd"/>
-      <w:r>
-        <w:rPr>
-          <w:rFonts w:ascii="Calibri" w:hAnsi="Calibri"/>
-          <w:color w:val="000000"/>
-          <w:sz w:val="21"/>
-        </w:rPr>
-        <w:t>.</w:t>
+        <w:keepNext/>
+        <w:numPr>
+          <w:ilvl w:val="0"/>
+          <w:numId w:val="6"/>
+        </w:numPr>
+        <w:spacing w:before="200" w:after="60"/>
+        <w:rPr>
+          <w:rFonts w:ascii="Calibri" w:hAnsi="Calibri"/>
+          <w:color w:val="000000"/>
+          <w:sz w:val="21"/>
+          <w:lang w:val="en-IN"/>
+        </w:rPr>
+      </w:pPr>
+      <w:r>
+        <w:rPr>
+          <w:rFonts w:ascii="Calibri" w:hAnsi="Calibri"/>
+          <w:b/>
+          <w:bCs/>
+          <w:color w:val="000000"/>
+          <w:sz w:val="21"/>
+          <w:lang w:val="en-IN"/>
+        </w:rPr>
+        <w:t>Sharing:</w:t>
+      </w:r>
+      <w:r>
+        <w:rPr>
+          <w:rFonts w:ascii="Calibri" w:hAnsi="Calibri"/>
+          <w:color w:val="000000"/>
+          <w:sz w:val="21"/>
+          <w:lang w:val="en-IN"/>
+        </w:rPr>
+        <w:t xml:space="preserve"> </w:t>
       </w:r>
     </w:p>
     <w:p>
       <w:pPr>
-        <w:spacing w:after="80"/>
-      </w:pPr>
-      <w:r>
-        <w:rPr>
-          <w:rFonts w:ascii="Calibri" w:hAnsi="Calibri"/>
-          <w:color w:val="000000"/>
-          <w:sz w:val="21"/>
-        </w:rPr>
-        <w:lastRenderedPageBreak/>
-        <w:t>3. Grant Regional Operations Managers access to KPI Exclusion fields via Field-Level Security (FLS) and Permission Sets.</w:t>
+        <w:keepNext/>
+        <w:numPr>
+          <w:ilvl w:val="1"/>
+          <w:numId w:val="6"/>
+        </w:numPr>
+        <w:spacing w:before="200" w:after="60"/>
+        <w:rPr>
+          <w:rFonts w:ascii="Calibri" w:hAnsi="Calibri"/>
+          <w:color w:val="000000"/>
+          <w:sz w:val="21"/>
+          <w:lang w:val="en-IN"/>
+        </w:rPr>
+      </w:pPr>
+      <w:r>
+        <w:rPr>
+          <w:rFonts w:ascii="Calibri" w:hAnsi="Calibri"/>
+          <w:color w:val="000000"/>
+          <w:sz w:val="21"/>
+          <w:lang w:val="en-IN"/>
+        </w:rPr>
+        <w:t xml:space="preserve">Criteria-based rules on </w:t>
+      </w:r>
+      <w:proofErr w:type="spellStart"/>
+      <w:r>
+        <w:rPr>
+          <w:rFonts w:ascii="Calibri" w:hAnsi="Calibri"/>
+          <w:color w:val="000000"/>
+          <w:sz w:val="21"/>
+          <w:lang w:val="en-IN"/>
+        </w:rPr>
+        <w:t>usme_Branch_Code__c</w:t>
+      </w:r>
+      <w:proofErr w:type="spellEnd"/>
+      <w:r>
+        <w:rPr>
+          <w:rFonts w:ascii="Calibri" w:hAnsi="Calibri"/>
+          <w:color w:val="000000"/>
+          <w:sz w:val="21"/>
+          <w:lang w:val="en-IN"/>
+        </w:rPr>
+        <w:t xml:space="preserve"> to each branch public group.</w:t>
       </w:r>
     </w:p>
     <w:p>
       <w:pPr>
         <w:keepNext/>
+        <w:numPr>
+          <w:ilvl w:val="1"/>
+          <w:numId w:val="6"/>
+        </w:numPr>
         <w:spacing w:before="200" w:after="60"/>
-      </w:pPr>
-      <w:r>
-        <w:rPr>
-          <w:rFonts w:ascii="Calibri" w:hAnsi="Calibri"/>
-          <w:b/>
-          <w:color w:val="000000"/>
-          <w:sz w:val="23"/>
-        </w:rPr>
-        <w:t>2. User Interface (UI) Implementation</w:t>
+        <w:rPr>
+          <w:rFonts w:ascii="Calibri" w:hAnsi="Calibri"/>
+          <w:color w:val="000000"/>
+          <w:sz w:val="21"/>
+          <w:lang w:val="en-IN"/>
+        </w:rPr>
+      </w:pPr>
+      <w:r>
+        <w:rPr>
+          <w:rFonts w:ascii="Calibri" w:hAnsi="Calibri"/>
+          <w:color w:val="000000"/>
+          <w:sz w:val="21"/>
+          <w:lang w:val="en-IN"/>
+        </w:rPr>
+        <w:t>One rule giving the CEC public group access to all Intakes.</w:t>
       </w:r>
     </w:p>
     <w:p>
       <w:pPr>
-        <w:spacing w:after="80"/>
-      </w:pPr>
-      <w:r>
-        <w:rPr>
-          <w:rFonts w:ascii="Calibri" w:hAnsi="Calibri"/>
-          <w:color w:val="000000"/>
-          <w:sz w:val="21"/>
-        </w:rPr>
-        <w:t>A. Lightning Web Component (LWC): Call Log Intake Screen</w:t>
+        <w:keepNext/>
+        <w:numPr>
+          <w:ilvl w:val="1"/>
+          <w:numId w:val="6"/>
+        </w:numPr>
+        <w:spacing w:before="200" w:after="60"/>
+        <w:rPr>
+          <w:rFonts w:ascii="Calibri" w:hAnsi="Calibri"/>
+          <w:color w:val="000000"/>
+          <w:sz w:val="21"/>
+          <w:lang w:val="en-IN"/>
+        </w:rPr>
+      </w:pPr>
+      <w:r>
+        <w:rPr>
+          <w:rFonts w:ascii="Calibri" w:hAnsi="Calibri"/>
+          <w:color w:val="000000"/>
+          <w:sz w:val="21"/>
+          <w:lang w:val="en-IN"/>
+        </w:rPr>
+        <w:t>Team leads sit in several branch groups, or higher in the role hierarchy.</w:t>
       </w:r>
     </w:p>
     <w:p>
       <w:pPr>
-        <w:spacing w:after="80"/>
-      </w:pPr>
-      <w:r>
-        <w:rPr>
-          <w:rFonts w:ascii="Calibri" w:hAnsi="Calibri"/>
-          <w:color w:val="000000"/>
-          <w:sz w:val="21"/>
-        </w:rPr>
-        <w:t xml:space="preserve">1. Build a custom single-page Lightning Web Component (c-call-log-intake) replacing the </w:t>
-      </w:r>
-      <w:proofErr w:type="spellStart"/>
-      <w:r>
-        <w:rPr>
-          <w:rFonts w:ascii="Calibri" w:hAnsi="Calibri"/>
-          <w:color w:val="000000"/>
-          <w:sz w:val="21"/>
-        </w:rPr>
-        <w:t>GoUSME</w:t>
-      </w:r>
-      <w:proofErr w:type="spellEnd"/>
-      <w:r>
-        <w:rPr>
-          <w:rFonts w:ascii="Calibri" w:hAnsi="Calibri"/>
-          <w:color w:val="000000"/>
-          <w:sz w:val="21"/>
-        </w:rPr>
-        <w:t xml:space="preserve"> legacy UI.</w:t>
+        <w:keepNext/>
+        <w:numPr>
+          <w:ilvl w:val="0"/>
+          <w:numId w:val="6"/>
+        </w:numPr>
+        <w:spacing w:before="200" w:after="60"/>
+        <w:rPr>
+          <w:rFonts w:ascii="Calibri" w:hAnsi="Calibri"/>
+          <w:color w:val="000000"/>
+          <w:sz w:val="21"/>
+          <w:lang w:val="en-IN"/>
+        </w:rPr>
+      </w:pPr>
+      <w:r>
+        <w:rPr>
+          <w:rFonts w:ascii="Calibri" w:hAnsi="Calibri"/>
+          <w:b/>
+          <w:bCs/>
+          <w:color w:val="000000"/>
+          <w:sz w:val="21"/>
+          <w:lang w:val="en-IN"/>
+        </w:rPr>
+        <w:t>Permission sets:</w:t>
+      </w:r>
+      <w:r>
+        <w:rPr>
+          <w:rFonts w:ascii="Calibri" w:hAnsi="Calibri"/>
+          <w:color w:val="000000"/>
+          <w:sz w:val="21"/>
+          <w:lang w:val="en-IN"/>
+        </w:rPr>
+        <w:t xml:space="preserve"> CEC Agent, Branch User and CSR (read only for now).</w:t>
       </w:r>
     </w:p>
     <w:p>
       <w:pPr>
-        <w:spacing w:after="80"/>
-      </w:pPr>
-      <w:r>
-        <w:rPr>
-          <w:rFonts w:ascii="Calibri" w:hAnsi="Calibri"/>
-          <w:color w:val="000000"/>
-          <w:sz w:val="21"/>
-        </w:rPr>
-        <w:t>2. Top Bar &amp; Alert Banner: Dynamically query Account record upon selection. Display LTAC Facility alerts and PO Required warnings in a high-visibility alert header.</w:t>
+        <w:keepNext/>
+        <w:numPr>
+          <w:ilvl w:val="0"/>
+          <w:numId w:val="6"/>
+        </w:numPr>
+        <w:spacing w:before="200" w:after="60"/>
+        <w:rPr>
+          <w:rFonts w:ascii="Calibri" w:hAnsi="Calibri"/>
+          <w:color w:val="000000"/>
+          <w:sz w:val="21"/>
+          <w:lang w:val="en-IN"/>
+        </w:rPr>
+      </w:pPr>
+      <w:r>
+        <w:rPr>
+          <w:rFonts w:ascii="Calibri" w:hAnsi="Calibri"/>
+          <w:b/>
+          <w:bCs/>
+          <w:color w:val="000000"/>
+          <w:sz w:val="21"/>
+          <w:lang w:val="en-IN"/>
+        </w:rPr>
+        <w:t>Custom permission:</w:t>
+      </w:r>
+      <w:r>
+        <w:rPr>
+          <w:rFonts w:ascii="Calibri" w:hAnsi="Calibri"/>
+          <w:color w:val="000000"/>
+          <w:sz w:val="21"/>
+          <w:lang w:val="en-IN"/>
+        </w:rPr>
+        <w:t xml:space="preserve"> </w:t>
+      </w:r>
+      <w:proofErr w:type="spellStart"/>
+      <w:r>
+        <w:rPr>
+          <w:rFonts w:ascii="Calibri" w:hAnsi="Calibri"/>
+          <w:color w:val="000000"/>
+          <w:sz w:val="21"/>
+          <w:lang w:val="en-IN"/>
+        </w:rPr>
+        <w:t>usme_View_Rental_Price</w:t>
+      </w:r>
+      <w:proofErr w:type="spellEnd"/>
+      <w:r>
+        <w:rPr>
+          <w:rFonts w:ascii="Calibri" w:hAnsi="Calibri"/>
+          <w:color w:val="000000"/>
+          <w:sz w:val="21"/>
+          <w:lang w:val="en-IN"/>
+        </w:rPr>
+        <w:t xml:space="preserve"> (CLR-034). Apex must not return price unless it is granted.</w:t>
       </w:r>
     </w:p>
     <w:p>
       <w:pPr>
-        <w:spacing w:after="80"/>
-      </w:pPr>
-      <w:r>
-        <w:rPr>
-          <w:rFonts w:ascii="Calibri" w:hAnsi="Calibri"/>
-          <w:color w:val="000000"/>
-          <w:sz w:val="21"/>
-        </w:rPr>
-        <w:t xml:space="preserve">3. Real-time Account Check: Execute CLR-001 validation via Apex controller. If </w:t>
-      </w:r>
-      <w:proofErr w:type="spellStart"/>
-      <w:r>
-        <w:rPr>
-          <w:rFonts w:ascii="Calibri" w:hAnsi="Calibri"/>
-          <w:color w:val="000000"/>
-          <w:sz w:val="21"/>
-        </w:rPr>
-        <w:t>Account.Status</w:t>
-      </w:r>
-      <w:proofErr w:type="spellEnd"/>
-      <w:r>
-        <w:rPr>
-          <w:rFonts w:ascii="Calibri" w:hAnsi="Calibri"/>
-          <w:color w:val="000000"/>
-          <w:sz w:val="21"/>
-        </w:rPr>
-        <w:t xml:space="preserve"> != 'Active', lock intake form and display Lead Referral modal (CLR-002).</w:t>
+        <w:keepNext/>
+        <w:numPr>
+          <w:ilvl w:val="0"/>
+          <w:numId w:val="6"/>
+        </w:numPr>
+        <w:spacing w:before="200" w:after="60"/>
+        <w:rPr>
+          <w:rFonts w:ascii="Calibri" w:hAnsi="Calibri"/>
+          <w:color w:val="000000"/>
+          <w:sz w:val="21"/>
+          <w:lang w:val="en-IN"/>
+        </w:rPr>
+      </w:pPr>
+      <w:r>
+        <w:rPr>
+          <w:rFonts w:ascii="Calibri" w:hAnsi="Calibri"/>
+          <w:b/>
+          <w:bCs/>
+          <w:color w:val="000000"/>
+          <w:sz w:val="21"/>
+          <w:lang w:val="en-IN"/>
+        </w:rPr>
+        <w:t>Patient fields:</w:t>
+      </w:r>
+      <w:r>
+        <w:rPr>
+          <w:rFonts w:ascii="Calibri" w:hAnsi="Calibri"/>
+          <w:color w:val="000000"/>
+          <w:sz w:val="21"/>
+          <w:lang w:val="en-IN"/>
+        </w:rPr>
+        <w:t xml:space="preserve"> </w:t>
       </w:r>
     </w:p>
     <w:p>
       <w:pPr>
-        <w:spacing w:after="80"/>
-      </w:pPr>
-      <w:r>
-        <w:rPr>
-          <w:rFonts w:ascii="Calibri" w:hAnsi="Calibri"/>
-          <w:color w:val="000000"/>
-          <w:sz w:val="21"/>
-        </w:rPr>
-        <w:t>4. Conditional BTS Section: Dynamic rendering logic exposes Delivery Details (Patient Name, Weight, Height, Unit, Cost Center, Room) when Equipment Type = BTS.</w:t>
+        <w:keepNext/>
+        <w:numPr>
+          <w:ilvl w:val="1"/>
+          <w:numId w:val="6"/>
+        </w:numPr>
+        <w:spacing w:before="200" w:after="60"/>
+        <w:rPr>
+          <w:rFonts w:ascii="Calibri" w:hAnsi="Calibri"/>
+          <w:color w:val="000000"/>
+          <w:sz w:val="21"/>
+          <w:lang w:val="en-IN"/>
+        </w:rPr>
+      </w:pPr>
+      <w:r>
+        <w:rPr>
+          <w:rFonts w:ascii="Calibri" w:hAnsi="Calibri"/>
+          <w:color w:val="000000"/>
+          <w:sz w:val="21"/>
+          <w:lang w:val="en-IN"/>
+        </w:rPr>
+        <w:t>Restrict with FLS.</w:t>
       </w:r>
     </w:p>
     <w:p>
       <w:pPr>
-        <w:spacing w:after="80"/>
-        <w:rPr>
-          <w:rFonts w:ascii="Calibri" w:hAnsi="Calibri"/>
-          <w:color w:val="000000"/>
-          <w:sz w:val="21"/>
-        </w:rPr>
-      </w:pPr>
-      <w:r>
-        <w:rPr>
-          <w:rFonts w:ascii="Calibri" w:hAnsi="Calibri"/>
-          <w:color w:val="000000"/>
-          <w:sz w:val="21"/>
-        </w:rPr>
-        <w:t xml:space="preserve">5. Request Cart: Interactive </w:t>
-      </w:r>
-      <w:proofErr w:type="spellStart"/>
-      <w:r>
-        <w:rPr>
-          <w:rFonts w:ascii="Calibri" w:hAnsi="Calibri"/>
-          <w:color w:val="000000"/>
-          <w:sz w:val="21"/>
-        </w:rPr>
-        <w:t>datatable</w:t>
-      </w:r>
-      <w:proofErr w:type="spellEnd"/>
-      <w:r>
-        <w:rPr>
-          <w:rFonts w:ascii="Calibri" w:hAnsi="Calibri"/>
-          <w:color w:val="000000"/>
-          <w:sz w:val="21"/>
-        </w:rPr>
-        <w:t xml:space="preserve"> allowing multi-item additions, preferred model filtering (CLR-030), package expansion (CLR-031), and accessory selections (CLR-032).</w:t>
+        <w:keepNext/>
+        <w:numPr>
+          <w:ilvl w:val="1"/>
+          <w:numId w:val="6"/>
+        </w:numPr>
+        <w:spacing w:before="200" w:after="60"/>
+        <w:rPr>
+          <w:rFonts w:ascii="Calibri" w:hAnsi="Calibri"/>
+          <w:color w:val="000000"/>
+          <w:sz w:val="21"/>
+          <w:lang w:val="en-IN"/>
+        </w:rPr>
+      </w:pPr>
+      <w:r>
+        <w:rPr>
+          <w:rFonts w:ascii="Calibri" w:hAnsi="Calibri"/>
+          <w:color w:val="000000"/>
+          <w:sz w:val="21"/>
+          <w:lang w:val="en-IN"/>
+        </w:rPr>
+        <w:t>Use Platform Encryption on name and ID if Shield is licensed.</w:t>
       </w:r>
     </w:p>
     <w:p>
       <w:pPr>
-        <w:spacing w:after="80"/>
-      </w:pPr>
+        <w:keepNext/>
+        <w:numPr>
+          <w:ilvl w:val="1"/>
+          <w:numId w:val="6"/>
+        </w:numPr>
+        <w:spacing w:before="200" w:after="60"/>
+        <w:rPr>
+          <w:rFonts w:ascii="Calibri" w:hAnsi="Calibri"/>
+          <w:color w:val="000000"/>
+          <w:sz w:val="21"/>
+          <w:lang w:val="en-IN"/>
+        </w:rPr>
+      </w:pPr>
+      <w:r>
+        <w:rPr>
+          <w:rFonts w:ascii="Calibri" w:hAnsi="Calibri"/>
+          <w:color w:val="000000"/>
+          <w:sz w:val="21"/>
+          <w:lang w:val="en-IN"/>
+        </w:rPr>
+        <w:t>Think carefully before enabling field history on patient fields, because it stores PHI again.</w:t>
+      </w:r>
     </w:p>
     <w:p>
       <w:pPr>
         <w:keepNext/>
+        <w:numPr>
+          <w:ilvl w:val="0"/>
+          <w:numId w:val="6"/>
+        </w:numPr>
         <w:spacing w:before="200" w:after="60"/>
+        <w:rPr>
+          <w:rFonts w:ascii="Calibri" w:hAnsi="Calibri"/>
+          <w:color w:val="000000"/>
+          <w:sz w:val="21"/>
+          <w:lang w:val="en-IN"/>
+        </w:rPr>
       </w:pPr>
       <w:r>
         <w:rPr>
           <w:rFonts w:ascii="Calibri" w:hAnsi="Calibri"/>
           <w:b/>
-          <w:color w:val="000000"/>
-          <w:sz w:val="23"/>
-        </w:rPr>
-        <w:t>3. Automation &amp; Business Logic (Salesforce Flow &amp; Apex)</w:t>
+          <w:bCs/>
+          <w:color w:val="000000"/>
+          <w:sz w:val="21"/>
+          <w:lang w:val="en-IN"/>
+        </w:rPr>
+        <w:t>Audit (CLR-093):</w:t>
+      </w:r>
+      <w:r>
+        <w:rPr>
+          <w:rFonts w:ascii="Calibri" w:hAnsi="Calibri"/>
+          <w:color w:val="000000"/>
+          <w:sz w:val="21"/>
+          <w:lang w:val="en-IN"/>
+        </w:rPr>
+        <w:t xml:space="preserve"> standard field history allows 20 fields per object. Track Status, Branch, dates, PO, Caller and Request Type. Evaluate Field Audit Trail if you need a longer or exportable history.</w:t>
       </w:r>
     </w:p>
     <w:p>
       <w:pPr>
-        <w:spacing w:after="80"/>
-      </w:pPr>
-      <w:r>
-        <w:rPr>
-          <w:rFonts w:ascii="Calibri" w:hAnsi="Calibri"/>
-          <w:color w:val="000000"/>
-          <w:sz w:val="21"/>
-        </w:rPr>
-        <w:t>A. Record-Triggered Flows</w:t>
+        <w:keepNext/>
+        <w:spacing w:before="200" w:after="60"/>
+        <w:rPr>
+          <w:rFonts w:ascii="Calibri" w:hAnsi="Calibri"/>
+          <w:b/>
+          <w:bCs/>
+          <w:color w:val="000000"/>
+          <w:sz w:val="21"/>
+          <w:lang w:val="en-IN"/>
+        </w:rPr>
+      </w:pPr>
+      <w:r>
+        <w:rPr>
+          <w:rFonts w:ascii="Calibri" w:hAnsi="Calibri"/>
+          <w:b/>
+          <w:bCs/>
+          <w:color w:val="000000"/>
+          <w:sz w:val="21"/>
+          <w:lang w:val="en-IN"/>
+        </w:rPr>
+        <w:t>D</w:t>
+      </w:r>
+      <w:r>
+        <w:rPr>
+          <w:rFonts w:ascii="Calibri" w:hAnsi="Calibri"/>
+          <w:b/>
+          <w:bCs/>
+          <w:color w:val="000000"/>
+          <w:sz w:val="21"/>
+          <w:lang w:val="en-IN"/>
+        </w:rPr>
+        <w:t>. Automation</w:t>
       </w:r>
     </w:p>
     <w:p>
       <w:pPr>
-        <w:spacing w:after="80"/>
-      </w:pPr>
-      <w:r>
-        <w:rPr>
-          <w:rFonts w:ascii="Calibri" w:hAnsi="Calibri"/>
-          <w:color w:val="000000"/>
-          <w:sz w:val="21"/>
-        </w:rPr>
-        <w:t>1. Intake Validation &amp; Routing Flow (Before Save):</w:t>
+        <w:keepNext/>
+        <w:spacing w:before="200" w:after="60"/>
+        <w:rPr>
+          <w:rFonts w:ascii="Calibri" w:hAnsi="Calibri"/>
+          <w:b/>
+          <w:bCs/>
+          <w:color w:val="000000"/>
+          <w:sz w:val="21"/>
+          <w:lang w:val="en-IN"/>
+        </w:rPr>
+      </w:pPr>
+      <w:r>
+        <w:rPr>
+          <w:rFonts w:ascii="Calibri" w:hAnsi="Calibri"/>
+          <w:b/>
+          <w:bCs/>
+          <w:color w:val="000000"/>
+          <w:sz w:val="21"/>
+          <w:lang w:val="en-IN"/>
+        </w:rPr>
+        <w:t>Before-save flow on Intake</w:t>
       </w:r>
     </w:p>
     <w:p>
       <w:pPr>
-        <w:spacing w:after="80"/>
-      </w:pPr>
-      <w:r>
-        <w:rPr>
-          <w:rFonts w:ascii="Calibri" w:hAnsi="Calibri"/>
-          <w:color w:val="000000"/>
-          <w:sz w:val="21"/>
-        </w:rPr>
-        <w:t xml:space="preserve">- Derive </w:t>
-      </w:r>
-      <w:proofErr w:type="spellStart"/>
-      <w:r>
-        <w:rPr>
-          <w:rFonts w:ascii="Calibri" w:hAnsi="Calibri"/>
-          <w:color w:val="000000"/>
-          <w:sz w:val="21"/>
-        </w:rPr>
-        <w:t>usme_Fulfillment_Branch__c</w:t>
-      </w:r>
-      <w:proofErr w:type="spellEnd"/>
-      <w:r>
-        <w:rPr>
-          <w:rFonts w:ascii="Calibri" w:hAnsi="Calibri"/>
-          <w:color w:val="000000"/>
-          <w:sz w:val="21"/>
-        </w:rPr>
-        <w:t xml:space="preserve"> from Account Service Area mapping (CLR-050).</w:t>
+        <w:keepNext/>
+        <w:numPr>
+          <w:ilvl w:val="0"/>
+          <w:numId w:val="7"/>
+        </w:numPr>
+        <w:spacing w:before="200" w:after="60"/>
+        <w:rPr>
+          <w:rFonts w:ascii="Calibri" w:hAnsi="Calibri"/>
+          <w:color w:val="000000"/>
+          <w:sz w:val="21"/>
+          <w:lang w:val="en-IN"/>
+        </w:rPr>
+      </w:pPr>
+      <w:r>
+        <w:rPr>
+          <w:rFonts w:ascii="Calibri" w:hAnsi="Calibri"/>
+          <w:color w:val="000000"/>
+          <w:sz w:val="21"/>
+          <w:lang w:val="en-IN"/>
+        </w:rPr>
+        <w:t>Custom Error if the Partner status is not Active, with the status name in the message (CLR-001).</w:t>
       </w:r>
     </w:p>
     <w:p>
       <w:pPr>
-        <w:spacing w:after="80"/>
-      </w:pPr>
-      <w:r>
-        <w:rPr>
-          <w:rFonts w:ascii="Calibri" w:hAnsi="Calibri"/>
-          <w:color w:val="000000"/>
-          <w:sz w:val="21"/>
-        </w:rPr>
-        <w:t>- Auto-calculate expected delivery dates and validate business hour prompts (CLR-005).</w:t>
+        <w:keepNext/>
+        <w:numPr>
+          <w:ilvl w:val="0"/>
+          <w:numId w:val="7"/>
+        </w:numPr>
+        <w:spacing w:before="200" w:after="60"/>
+        <w:rPr>
+          <w:rFonts w:ascii="Calibri" w:hAnsi="Calibri"/>
+          <w:color w:val="000000"/>
+          <w:sz w:val="21"/>
+          <w:lang w:val="en-IN"/>
+        </w:rPr>
+      </w:pPr>
+      <w:r>
+        <w:rPr>
+          <w:rFonts w:ascii="Calibri" w:hAnsi="Calibri"/>
+          <w:color w:val="000000"/>
+          <w:sz w:val="21"/>
+          <w:lang w:val="en-IN"/>
+        </w:rPr>
+        <w:t>Defaults: Call Date Time, Source, Status, and ASAP set to true.</w:t>
       </w:r>
     </w:p>
     <w:p>
       <w:pPr>
-        <w:spacing w:after="80"/>
-      </w:pPr>
-      <w:r>
-        <w:rPr>
-          <w:rFonts w:ascii="Calibri" w:hAnsi="Calibri"/>
-          <w:color w:val="000000"/>
-          <w:sz w:val="21"/>
-        </w:rPr>
-        <w:t>2. Intake Notification Flow (After Save):</w:t>
+        <w:keepNext/>
+        <w:numPr>
+          <w:ilvl w:val="0"/>
+          <w:numId w:val="7"/>
+        </w:numPr>
+        <w:spacing w:before="200" w:after="60"/>
+        <w:rPr>
+          <w:rFonts w:ascii="Calibri" w:hAnsi="Calibri"/>
+          <w:color w:val="000000"/>
+          <w:sz w:val="21"/>
+          <w:lang w:val="en-IN"/>
+        </w:rPr>
+      </w:pPr>
+      <w:r>
+        <w:rPr>
+          <w:rFonts w:ascii="Calibri" w:hAnsi="Calibri"/>
+          <w:color w:val="000000"/>
+          <w:sz w:val="21"/>
+          <w:lang w:val="en-IN"/>
+        </w:rPr>
+        <w:t>Set Expected Delivery to NOW when ASAP is checked.</w:t>
       </w:r>
     </w:p>
     <w:p>
       <w:pPr>
-        <w:spacing w:after="80"/>
-      </w:pPr>
-      <w:r>
-        <w:rPr>
-          <w:rFonts w:ascii="Calibri" w:hAnsi="Calibri"/>
-          <w:color w:val="000000"/>
-          <w:sz w:val="21"/>
-        </w:rPr>
-        <w:t>- Send email confirmation to Caller upon save (CLR-051).</w:t>
+        <w:keepNext/>
+        <w:numPr>
+          <w:ilvl w:val="0"/>
+          <w:numId w:val="7"/>
+        </w:numPr>
+        <w:spacing w:before="200" w:after="60"/>
+        <w:rPr>
+          <w:rFonts w:ascii="Calibri" w:hAnsi="Calibri"/>
+          <w:color w:val="000000"/>
+          <w:sz w:val="21"/>
+          <w:lang w:val="en-IN"/>
+        </w:rPr>
+      </w:pPr>
+      <w:r>
+        <w:rPr>
+          <w:rFonts w:ascii="Calibri" w:hAnsi="Calibri"/>
+          <w:color w:val="000000"/>
+          <w:sz w:val="21"/>
+          <w:lang w:val="en-IN"/>
+        </w:rPr>
+        <w:t xml:space="preserve">Derive </w:t>
+      </w:r>
+      <w:proofErr w:type="spellStart"/>
+      <w:r>
+        <w:rPr>
+          <w:rFonts w:ascii="Calibri" w:hAnsi="Calibri"/>
+          <w:color w:val="000000"/>
+          <w:sz w:val="21"/>
+          <w:lang w:val="en-IN"/>
+        </w:rPr>
+        <w:t>usme_Fulfillment_Branch__c</w:t>
+      </w:r>
+      <w:proofErr w:type="spellEnd"/>
+      <w:r>
+        <w:rPr>
+          <w:rFonts w:ascii="Calibri" w:hAnsi="Calibri"/>
+          <w:color w:val="000000"/>
+          <w:sz w:val="21"/>
+          <w:lang w:val="en-IN"/>
+        </w:rPr>
+        <w:t xml:space="preserve">, </w:t>
+      </w:r>
+      <w:proofErr w:type="spellStart"/>
+      <w:r>
+        <w:rPr>
+          <w:rFonts w:ascii="Calibri" w:hAnsi="Calibri"/>
+          <w:color w:val="000000"/>
+          <w:sz w:val="21"/>
+          <w:lang w:val="en-IN"/>
+        </w:rPr>
+        <w:t>usme_Branch_Code__c</w:t>
+      </w:r>
+      <w:proofErr w:type="spellEnd"/>
+      <w:r>
+        <w:rPr>
+          <w:rFonts w:ascii="Calibri" w:hAnsi="Calibri"/>
+          <w:color w:val="000000"/>
+          <w:sz w:val="21"/>
+          <w:lang w:val="en-IN"/>
+        </w:rPr>
+        <w:t xml:space="preserve"> and </w:t>
+      </w:r>
+      <w:proofErr w:type="spellStart"/>
+      <w:r>
+        <w:rPr>
+          <w:rFonts w:ascii="Calibri" w:hAnsi="Calibri"/>
+          <w:color w:val="000000"/>
+          <w:sz w:val="21"/>
+          <w:lang w:val="en-IN"/>
+        </w:rPr>
+        <w:t>usme_Branch_DL_Email__c</w:t>
+      </w:r>
+      <w:proofErr w:type="spellEnd"/>
+      <w:r>
+        <w:rPr>
+          <w:rFonts w:ascii="Calibri" w:hAnsi="Calibri"/>
+          <w:color w:val="000000"/>
+          <w:sz w:val="21"/>
+          <w:lang w:val="en-IN"/>
+        </w:rPr>
+        <w:t xml:space="preserve"> from the account’s service area (CLR-050).</w:t>
       </w:r>
     </w:p>
     <w:p>
       <w:pPr>
-        <w:spacing w:after="80"/>
-      </w:pPr>
-      <w:r>
-        <w:rPr>
-          <w:rFonts w:ascii="Calibri" w:hAnsi="Calibri"/>
-          <w:color w:val="000000"/>
-          <w:sz w:val="21"/>
-        </w:rPr>
-        <w:t>- Trigger SMS notification via Workato/Twilio to Branch distribution list for daytime requests; invoke On-Call phone alert for after-hours requests.</w:t>
+        <w:keepNext/>
+        <w:numPr>
+          <w:ilvl w:val="0"/>
+          <w:numId w:val="7"/>
+        </w:numPr>
+        <w:spacing w:before="200" w:after="60"/>
+        <w:rPr>
+          <w:rFonts w:ascii="Calibri" w:hAnsi="Calibri"/>
+          <w:color w:val="000000"/>
+          <w:sz w:val="21"/>
+          <w:lang w:val="en-IN"/>
+        </w:rPr>
+      </w:pPr>
+      <w:r>
+        <w:rPr>
+          <w:rFonts w:ascii="Calibri" w:hAnsi="Calibri"/>
+          <w:color w:val="000000"/>
+          <w:sz w:val="21"/>
+          <w:lang w:val="en-IN"/>
+        </w:rPr>
+        <w:t>Clear patient fields when the type is MME.</w:t>
       </w:r>
     </w:p>
     <w:p>
       <w:pPr>
-        <w:spacing w:after="80"/>
-      </w:pPr>
-      <w:r>
-        <w:rPr>
-          <w:rFonts w:ascii="Calibri" w:hAnsi="Calibri"/>
-          <w:color w:val="000000"/>
-          <w:sz w:val="21"/>
-        </w:rPr>
-        <w:t>B. Apex Trigger &amp; Controller Framework</w:t>
+        <w:keepNext/>
+        <w:numPr>
+          <w:ilvl w:val="0"/>
+          <w:numId w:val="7"/>
+        </w:numPr>
+        <w:spacing w:before="200" w:after="60"/>
+        <w:rPr>
+          <w:rFonts w:ascii="Calibri" w:hAnsi="Calibri"/>
+          <w:color w:val="000000"/>
+          <w:sz w:val="21"/>
+          <w:lang w:val="en-IN"/>
+        </w:rPr>
+      </w:pPr>
+      <w:r>
+        <w:rPr>
+          <w:rFonts w:ascii="Calibri" w:hAnsi="Calibri"/>
+          <w:color w:val="000000"/>
+          <w:sz w:val="21"/>
+          <w:lang w:val="en-IN"/>
+        </w:rPr>
+        <w:t>Default Billing Department from Department.</w:t>
       </w:r>
     </w:p>
     <w:p>
       <w:pPr>
-        <w:spacing w:after="80"/>
-      </w:pPr>
-      <w:r>
-        <w:rPr>
-          <w:rFonts w:ascii="Calibri" w:hAnsi="Calibri"/>
-          <w:color w:val="000000"/>
-          <w:sz w:val="21"/>
-        </w:rPr>
-        <w:t xml:space="preserve">1. </w:t>
-      </w:r>
-      <w:proofErr w:type="spellStart"/>
-      <w:r>
-        <w:rPr>
-          <w:rFonts w:ascii="Calibri" w:hAnsi="Calibri"/>
-          <w:color w:val="000000"/>
-          <w:sz w:val="21"/>
-        </w:rPr>
-        <w:t>IntakeTrigger</w:t>
-      </w:r>
-      <w:proofErr w:type="spellEnd"/>
-      <w:r>
-        <w:rPr>
-          <w:rFonts w:ascii="Calibri" w:hAnsi="Calibri"/>
-          <w:color w:val="000000"/>
-          <w:sz w:val="21"/>
-        </w:rPr>
-        <w:t xml:space="preserve"> &amp; </w:t>
-      </w:r>
-      <w:proofErr w:type="spellStart"/>
-      <w:r>
-        <w:rPr>
-          <w:rFonts w:ascii="Calibri" w:hAnsi="Calibri"/>
-          <w:color w:val="000000"/>
-          <w:sz w:val="21"/>
-        </w:rPr>
-        <w:t>IntakeTriggerHandler</w:t>
-      </w:r>
-      <w:proofErr w:type="spellEnd"/>
-      <w:r>
-        <w:rPr>
-          <w:rFonts w:ascii="Calibri" w:hAnsi="Calibri"/>
-          <w:color w:val="000000"/>
-          <w:sz w:val="21"/>
-        </w:rPr>
-        <w:t>:</w:t>
+        <w:keepNext/>
+        <w:spacing w:before="200" w:after="60"/>
+        <w:rPr>
+          <w:rFonts w:ascii="Calibri" w:hAnsi="Calibri"/>
+          <w:b/>
+          <w:bCs/>
+          <w:color w:val="000000"/>
+          <w:sz w:val="21"/>
+          <w:lang w:val="en-IN"/>
+        </w:rPr>
+      </w:pPr>
+      <w:r>
+        <w:rPr>
+          <w:rFonts w:ascii="Calibri" w:hAnsi="Calibri"/>
+          <w:b/>
+          <w:bCs/>
+          <w:color w:val="000000"/>
+          <w:sz w:val="21"/>
+          <w:lang w:val="en-IN"/>
+        </w:rPr>
+        <w:t>Before-save flow on Intake Item</w:t>
       </w:r>
     </w:p>
     <w:p>
       <w:pPr>
-        <w:spacing w:after="80"/>
-      </w:pPr>
-      <w:r>
-        <w:rPr>
-          <w:rFonts w:ascii="Calibri" w:hAnsi="Calibri"/>
-          <w:color w:val="000000"/>
-          <w:sz w:val="21"/>
-        </w:rPr>
-        <w:t>- Duplicate Prevention Logic (CLR-043): Query active rental items to prevent duplicate call-offs across channels.</w:t>
+        <w:keepNext/>
+        <w:numPr>
+          <w:ilvl w:val="0"/>
+          <w:numId w:val="8"/>
+        </w:numPr>
+        <w:spacing w:before="200" w:after="60"/>
+        <w:rPr>
+          <w:rFonts w:ascii="Calibri" w:hAnsi="Calibri"/>
+          <w:color w:val="000000"/>
+          <w:sz w:val="21"/>
+          <w:lang w:val="en-IN"/>
+        </w:rPr>
+      </w:pPr>
+      <w:r>
+        <w:rPr>
+          <w:rFonts w:ascii="Calibri" w:hAnsi="Calibri"/>
+          <w:color w:val="000000"/>
+          <w:sz w:val="21"/>
+          <w:lang w:val="en-IN"/>
+        </w:rPr>
+        <w:t>Copy Equipment Type.</w:t>
       </w:r>
     </w:p>
     <w:p>
       <w:pPr>
-        <w:spacing w:after="80"/>
-      </w:pPr>
-      <w:r>
-        <w:rPr>
-          <w:rFonts w:ascii="Calibri" w:hAnsi="Calibri"/>
-          <w:color w:val="000000"/>
-          <w:sz w:val="21"/>
-        </w:rPr>
-        <w:t>- Substitution Validation Engine (CLR-070, CLR-071): Validate contract substitution rules before allowing model swaps in Active status.</w:t>
+        <w:keepNext/>
+        <w:numPr>
+          <w:ilvl w:val="0"/>
+          <w:numId w:val="8"/>
+        </w:numPr>
+        <w:spacing w:before="200" w:after="60"/>
+        <w:rPr>
+          <w:rFonts w:ascii="Calibri" w:hAnsi="Calibri"/>
+          <w:color w:val="000000"/>
+          <w:sz w:val="21"/>
+          <w:lang w:val="en-IN"/>
+        </w:rPr>
+      </w:pPr>
+      <w:r>
+        <w:rPr>
+          <w:rFonts w:ascii="Calibri" w:hAnsi="Calibri"/>
+          <w:color w:val="000000"/>
+          <w:sz w:val="21"/>
+          <w:lang w:val="en-IN"/>
+        </w:rPr>
+        <w:t xml:space="preserve">Set </w:t>
+      </w:r>
+      <w:proofErr w:type="spellStart"/>
+      <w:r>
+        <w:rPr>
+          <w:rFonts w:ascii="Calibri" w:hAnsi="Calibri"/>
+          <w:color w:val="000000"/>
+          <w:sz w:val="21"/>
+          <w:lang w:val="en-IN"/>
+        </w:rPr>
+        <w:t>usme_Non_Preferred__c</w:t>
+      </w:r>
+      <w:proofErr w:type="spellEnd"/>
+      <w:r>
+        <w:rPr>
+          <w:rFonts w:ascii="Calibri" w:hAnsi="Calibri"/>
+          <w:color w:val="000000"/>
+          <w:sz w:val="21"/>
+          <w:lang w:val="en-IN"/>
+        </w:rPr>
+        <w:t xml:space="preserve"> by checking </w:t>
+      </w:r>
+      <w:proofErr w:type="spellStart"/>
+      <w:r>
+        <w:rPr>
+          <w:rFonts w:ascii="Calibri" w:hAnsi="Calibri"/>
+          <w:color w:val="000000"/>
+          <w:sz w:val="21"/>
+          <w:lang w:val="en-IN"/>
+        </w:rPr>
+        <w:t>usme_Preferred_Model__c</w:t>
+      </w:r>
+      <w:proofErr w:type="spellEnd"/>
+      <w:r>
+        <w:rPr>
+          <w:rFonts w:ascii="Calibri" w:hAnsi="Calibri"/>
+          <w:color w:val="000000"/>
+          <w:sz w:val="21"/>
+          <w:lang w:val="en-IN"/>
+        </w:rPr>
+        <w:t>.</w:t>
       </w:r>
     </w:p>
     <w:p>
       <w:pPr>
-        <w:spacing w:after="80"/>
-      </w:pPr>
-      <w:r>
-        <w:rPr>
-          <w:rFonts w:ascii="Calibri" w:hAnsi="Calibri"/>
-          <w:color w:val="000000"/>
-          <w:sz w:val="21"/>
-        </w:rPr>
-        <w:t>- Tokenization Service (CLR-021): Strip/tokenize patient PII before outbound integration payload assembly.</w:t>
+        <w:keepNext/>
+        <w:spacing w:before="200" w:after="60"/>
+        <w:rPr>
+          <w:rFonts w:ascii="Calibri" w:hAnsi="Calibri"/>
+          <w:b/>
+          <w:bCs/>
+          <w:color w:val="000000"/>
+          <w:sz w:val="21"/>
+          <w:lang w:val="en-IN"/>
+        </w:rPr>
+      </w:pPr>
+      <w:r>
+        <w:rPr>
+          <w:rFonts w:ascii="Calibri" w:hAnsi="Calibri"/>
+          <w:b/>
+          <w:bCs/>
+          <w:color w:val="000000"/>
+          <w:sz w:val="21"/>
+          <w:lang w:val="en-IN"/>
+        </w:rPr>
+        <w:lastRenderedPageBreak/>
+        <w:t>Invocable Apex</w:t>
       </w:r>
     </w:p>
     <w:p>
       <w:pPr>
-        <w:spacing w:after="80"/>
-      </w:pPr>
-      <w:r>
-        <w:rPr>
-          <w:rFonts w:ascii="Calibri" w:hAnsi="Calibri"/>
-          <w:color w:val="000000"/>
-          <w:sz w:val="21"/>
-        </w:rPr>
-        <w:t xml:space="preserve">2. Order Creation Engine (CLR-063): On status change to Delivered / Completed, create standard Salesforce Order and </w:t>
-      </w:r>
+        <w:keepNext/>
+        <w:spacing w:before="200" w:after="60"/>
+        <w:rPr>
+          <w:rFonts w:ascii="Calibri" w:hAnsi="Calibri"/>
+          <w:color w:val="000000"/>
+          <w:sz w:val="21"/>
+          <w:lang w:val="en-IN"/>
+        </w:rPr>
+      </w:pPr>
       <w:proofErr w:type="spellStart"/>
-      <w:r>
-        <w:rPr>
-          <w:rFonts w:ascii="Calibri" w:hAnsi="Calibri"/>
-          <w:color w:val="000000"/>
-          <w:sz w:val="21"/>
-        </w:rPr>
-        <w:t>OrderItem</w:t>
+      <w:proofErr w:type="gramStart"/>
+      <w:r>
+        <w:rPr>
+          <w:rFonts w:ascii="Calibri" w:hAnsi="Calibri"/>
+          <w:color w:val="000000"/>
+          <w:sz w:val="21"/>
+          <w:lang w:val="en-IN"/>
+        </w:rPr>
+        <w:t>getNextBusinessDay</w:t>
       </w:r>
       <w:proofErr w:type="spellEnd"/>
       <w:r>
@@ -15291,133 +16063,1886 @@
           <w:rFonts w:ascii="Calibri" w:hAnsi="Calibri"/>
           <w:color w:val="000000"/>
           <w:sz w:val="21"/>
-        </w:rPr>
-        <w:t xml:space="preserve"> records.</w:t>
+          <w:lang w:val="en-IN"/>
+        </w:rPr>
+        <w:t>(</w:t>
+      </w:r>
+      <w:proofErr w:type="gramEnd"/>
+      <w:r>
+        <w:rPr>
+          <w:rFonts w:ascii="Calibri" w:hAnsi="Calibri"/>
+          <w:color w:val="000000"/>
+          <w:sz w:val="21"/>
+          <w:lang w:val="en-IN"/>
+        </w:rPr>
+        <w:t xml:space="preserve">) using </w:t>
+      </w:r>
+      <w:proofErr w:type="spellStart"/>
+      <w:r>
+        <w:rPr>
+          <w:rFonts w:ascii="Calibri" w:hAnsi="Calibri"/>
+          <w:color w:val="000000"/>
+          <w:sz w:val="21"/>
+          <w:lang w:val="en-IN"/>
+        </w:rPr>
+        <w:t>BusinessHours</w:t>
+      </w:r>
+      <w:proofErr w:type="spellEnd"/>
+      <w:r>
+        <w:rPr>
+          <w:rFonts w:ascii="Calibri" w:hAnsi="Calibri"/>
+          <w:color w:val="000000"/>
+          <w:sz w:val="21"/>
+          <w:lang w:val="en-IN"/>
+        </w:rPr>
+        <w:t xml:space="preserve"> and holidays, for CLR-040.</w:t>
       </w:r>
     </w:p>
     <w:p>
       <w:pPr>
         <w:keepNext/>
         <w:spacing w:before="200" w:after="60"/>
-      </w:pPr>
-      <w:r>
         <w:rPr>
           <w:rFonts w:ascii="Calibri" w:hAnsi="Calibri"/>
           <w:b/>
-          <w:color w:val="000000"/>
-          <w:sz w:val="23"/>
-        </w:rPr>
-        <w:t>4</w:t>
-      </w:r>
+          <w:bCs/>
+          <w:color w:val="000000"/>
+          <w:sz w:val="21"/>
+          <w:lang w:val="en-IN"/>
+        </w:rPr>
+      </w:pPr>
       <w:r>
         <w:rPr>
           <w:rFonts w:ascii="Calibri" w:hAnsi="Calibri"/>
           <w:b/>
-          <w:color w:val="000000"/>
-          <w:sz w:val="23"/>
-        </w:rPr>
-        <w:t>. Implementation Phase Roadmap</w:t>
+          <w:bCs/>
+          <w:color w:val="000000"/>
+          <w:sz w:val="21"/>
+          <w:lang w:val="en-IN"/>
+        </w:rPr>
+        <w:t>After-save flow</w:t>
       </w:r>
     </w:p>
     <w:p>
       <w:pPr>
-        <w:spacing w:after="80"/>
-      </w:pPr>
-      <w:r>
-        <w:rPr>
-          <w:rFonts w:ascii="Calibri" w:hAnsi="Calibri"/>
-          <w:color w:val="000000"/>
-          <w:sz w:val="21"/>
-        </w:rPr>
-        <w:t xml:space="preserve"> 1</w:t>
-      </w:r>
-      <w:r>
-        <w:rPr>
-          <w:rFonts w:ascii="Calibri" w:hAnsi="Calibri"/>
-          <w:color w:val="000000"/>
-          <w:sz w:val="21"/>
+        <w:keepNext/>
+        <w:spacing w:before="200" w:after="60"/>
+        <w:rPr>
+          <w:rFonts w:ascii="Calibri" w:hAnsi="Calibri"/>
+          <w:color w:val="000000"/>
+          <w:sz w:val="21"/>
+          <w:lang w:val="en-IN"/>
+        </w:rPr>
+      </w:pPr>
+      <w:r>
+        <w:rPr>
+          <w:rFonts w:ascii="Calibri" w:hAnsi="Calibri"/>
+          <w:color w:val="000000"/>
+          <w:sz w:val="21"/>
+          <w:lang w:val="en-IN"/>
+        </w:rPr>
+        <w:t xml:space="preserve">Send the email to the caller (only if the address is valid) and to the branch DL (CLR-051). Log the notification in a simple log record. SMS and on-call stay with Ascent and </w:t>
+      </w:r>
+      <w:proofErr w:type="spellStart"/>
+      <w:r>
+        <w:rPr>
+          <w:rFonts w:ascii="Calibri" w:hAnsi="Calibri"/>
+          <w:color w:val="000000"/>
+          <w:sz w:val="21"/>
+          <w:lang w:val="en-IN"/>
+        </w:rPr>
+        <w:t>Workato</w:t>
+      </w:r>
+      <w:proofErr w:type="spellEnd"/>
+      <w:r>
+        <w:rPr>
+          <w:rFonts w:ascii="Calibri" w:hAnsi="Calibri"/>
+          <w:color w:val="000000"/>
+          <w:sz w:val="21"/>
+          <w:lang w:val="en-IN"/>
         </w:rPr>
         <w:t>.</w:t>
-      </w:r>
-      <w:r>
-        <w:rPr>
-          <w:rFonts w:ascii="Calibri" w:hAnsi="Calibri"/>
-          <w:color w:val="000000"/>
-          <w:sz w:val="21"/>
-        </w:rPr>
-        <w:t xml:space="preserve"> Core Setup &amp; Data Model - Object creation, field deployment, FLS, and page layouts.</w:t>
       </w:r>
     </w:p>
     <w:p>
       <w:pPr>
-        <w:spacing w:after="80"/>
-      </w:pPr>
-      <w:r>
-        <w:rPr>
-          <w:rFonts w:ascii="Calibri" w:hAnsi="Calibri"/>
-          <w:color w:val="000000"/>
-          <w:sz w:val="21"/>
-        </w:rPr>
-        <w:t xml:space="preserve"> 2. UI &amp; Intake LWC - LWC intake screen, alert banners, cart management, and BTS dynamic fields.</w:t>
+        <w:keepNext/>
+        <w:spacing w:before="200" w:after="60"/>
+        <w:rPr>
+          <w:rFonts w:ascii="Calibri" w:hAnsi="Calibri"/>
+          <w:b/>
+          <w:bCs/>
+          <w:color w:val="000000"/>
+          <w:sz w:val="21"/>
+          <w:lang w:val="en-IN"/>
+        </w:rPr>
+      </w:pPr>
+      <w:r>
+        <w:rPr>
+          <w:rFonts w:ascii="Calibri" w:hAnsi="Calibri"/>
+          <w:b/>
+          <w:bCs/>
+          <w:color w:val="000000"/>
+          <w:sz w:val="21"/>
+          <w:lang w:val="en-IN"/>
+        </w:rPr>
+        <w:t xml:space="preserve">E. 1. </w:t>
+      </w:r>
+      <w:r>
+        <w:rPr>
+          <w:rFonts w:ascii="Calibri" w:hAnsi="Calibri"/>
+          <w:b/>
+          <w:bCs/>
+          <w:color w:val="000000"/>
+          <w:sz w:val="21"/>
+          <w:lang w:val="en-IN"/>
+        </w:rPr>
+        <w:t>Validation rules (Intake)</w:t>
+      </w:r>
+    </w:p>
+    <w:tbl>
+      <w:tblPr>
+        <w:tblW w:w="0" w:type="auto"/>
+        <w:tblCellSpacing w:w="15" w:type="dxa"/>
+        <w:tblBorders>
+          <w:top w:val="single" w:sz="4" w:space="0" w:color="auto"/>
+          <w:left w:val="single" w:sz="4" w:space="0" w:color="auto"/>
+          <w:bottom w:val="single" w:sz="4" w:space="0" w:color="auto"/>
+          <w:right w:val="single" w:sz="4" w:space="0" w:color="auto"/>
+          <w:insideH w:val="single" w:sz="4" w:space="0" w:color="auto"/>
+          <w:insideV w:val="single" w:sz="4" w:space="0" w:color="auto"/>
+        </w:tblBorders>
+        <w:tblCellMar>
+          <w:top w:w="15" w:type="dxa"/>
+          <w:left w:w="15" w:type="dxa"/>
+          <w:bottom w:w="15" w:type="dxa"/>
+          <w:right w:w="15" w:type="dxa"/>
+        </w:tblCellMar>
+        <w:tblLook w:val="04A0" w:firstRow="1" w:lastRow="0" w:firstColumn="1" w:lastColumn="0" w:noHBand="0" w:noVBand="1"/>
+      </w:tblPr>
+      <w:tblGrid>
+        <w:gridCol w:w="8613"/>
+        <w:gridCol w:w="737"/>
+      </w:tblGrid>
+      <w:tr>
+        <w:trPr>
+          <w:tblHeader/>
+          <w:tblCellSpacing w:w="15" w:type="dxa"/>
+        </w:trPr>
+        <w:tc>
+          <w:tcPr>
+            <w:tcW w:w="0" w:type="auto"/>
+            <w:shd w:val="clear" w:color="auto" w:fill="D9D9D9" w:themeFill="background1" w:themeFillShade="D9"/>
+            <w:vAlign w:val="center"/>
+            <w:hideMark/>
+          </w:tcPr>
+          <w:p>
+            <w:pPr>
+              <w:keepNext/>
+              <w:spacing w:before="200" w:after="60"/>
+              <w:rPr>
+                <w:rFonts w:ascii="Calibri" w:hAnsi="Calibri"/>
+                <w:b/>
+                <w:bCs/>
+                <w:color w:val="000000"/>
+                <w:sz w:val="21"/>
+                <w:lang w:val="en-IN"/>
+              </w:rPr>
+            </w:pPr>
+            <w:r>
+              <w:rPr>
+                <w:rFonts w:ascii="Calibri" w:hAnsi="Calibri"/>
+                <w:b/>
+                <w:bCs/>
+                <w:color w:val="000000"/>
+                <w:sz w:val="21"/>
+                <w:lang w:val="en-IN"/>
+              </w:rPr>
+              <w:t>Rule</w:t>
+            </w:r>
+          </w:p>
+        </w:tc>
+        <w:tc>
+          <w:tcPr>
+            <w:tcW w:w="0" w:type="auto"/>
+            <w:shd w:val="clear" w:color="auto" w:fill="D9D9D9" w:themeFill="background1" w:themeFillShade="D9"/>
+            <w:vAlign w:val="center"/>
+            <w:hideMark/>
+          </w:tcPr>
+          <w:p>
+            <w:pPr>
+              <w:keepNext/>
+              <w:spacing w:before="200" w:after="60"/>
+              <w:rPr>
+                <w:rFonts w:ascii="Calibri" w:hAnsi="Calibri"/>
+                <w:b/>
+                <w:bCs/>
+                <w:color w:val="000000"/>
+                <w:sz w:val="21"/>
+                <w:lang w:val="en-IN"/>
+              </w:rPr>
+            </w:pPr>
+            <w:r>
+              <w:rPr>
+                <w:rFonts w:ascii="Calibri" w:hAnsi="Calibri"/>
+                <w:b/>
+                <w:bCs/>
+                <w:color w:val="000000"/>
+                <w:sz w:val="21"/>
+                <w:lang w:val="en-IN"/>
+              </w:rPr>
+              <w:t>CLR</w:t>
+            </w:r>
+          </w:p>
+        </w:tc>
+      </w:tr>
+      <w:tr>
+        <w:trPr>
+          <w:tblCellSpacing w:w="15" w:type="dxa"/>
+        </w:trPr>
+        <w:tc>
+          <w:tcPr>
+            <w:tcW w:w="0" w:type="auto"/>
+            <w:vAlign w:val="center"/>
+            <w:hideMark/>
+          </w:tcPr>
+          <w:p>
+            <w:pPr>
+              <w:keepNext/>
+              <w:spacing w:before="200" w:after="60"/>
+              <w:rPr>
+                <w:rFonts w:ascii="Calibri" w:hAnsi="Calibri"/>
+                <w:color w:val="000000"/>
+                <w:sz w:val="21"/>
+                <w:lang w:val="en-IN"/>
+              </w:rPr>
+            </w:pPr>
+            <w:r>
+              <w:rPr>
+                <w:rFonts w:ascii="Calibri" w:hAnsi="Calibri"/>
+                <w:color w:val="000000"/>
+                <w:sz w:val="21"/>
+                <w:lang w:val="en-IN"/>
+              </w:rPr>
+              <w:t>Phone or email is required</w:t>
+            </w:r>
+          </w:p>
+        </w:tc>
+        <w:tc>
+          <w:tcPr>
+            <w:tcW w:w="0" w:type="auto"/>
+            <w:vAlign w:val="center"/>
+            <w:hideMark/>
+          </w:tcPr>
+          <w:p>
+            <w:pPr>
+              <w:keepNext/>
+              <w:spacing w:before="200" w:after="60"/>
+              <w:rPr>
+                <w:rFonts w:ascii="Calibri" w:hAnsi="Calibri"/>
+                <w:color w:val="000000"/>
+                <w:sz w:val="21"/>
+                <w:lang w:val="en-IN"/>
+              </w:rPr>
+            </w:pPr>
+            <w:r>
+              <w:rPr>
+                <w:rFonts w:ascii="Calibri" w:hAnsi="Calibri"/>
+                <w:color w:val="000000"/>
+                <w:sz w:val="21"/>
+                <w:lang w:val="en-IN"/>
+              </w:rPr>
+              <w:t>010</w:t>
+            </w:r>
+          </w:p>
+        </w:tc>
+      </w:tr>
+      <w:tr>
+        <w:trPr>
+          <w:tblCellSpacing w:w="15" w:type="dxa"/>
+        </w:trPr>
+        <w:tc>
+          <w:tcPr>
+            <w:tcW w:w="0" w:type="auto"/>
+            <w:vAlign w:val="center"/>
+            <w:hideMark/>
+          </w:tcPr>
+          <w:p>
+            <w:pPr>
+              <w:keepNext/>
+              <w:spacing w:before="200" w:after="60"/>
+              <w:rPr>
+                <w:rFonts w:ascii="Calibri" w:hAnsi="Calibri"/>
+                <w:color w:val="000000"/>
+                <w:sz w:val="21"/>
+                <w:lang w:val="en-IN"/>
+              </w:rPr>
+            </w:pPr>
+            <w:r>
+              <w:rPr>
+                <w:rFonts w:ascii="Calibri" w:hAnsi="Calibri"/>
+                <w:color w:val="000000"/>
+                <w:sz w:val="21"/>
+                <w:lang w:val="en-IN"/>
+              </w:rPr>
+              <w:t>Billing Department is required when MME</w:t>
+            </w:r>
+          </w:p>
+        </w:tc>
+        <w:tc>
+          <w:tcPr>
+            <w:tcW w:w="0" w:type="auto"/>
+            <w:vAlign w:val="center"/>
+            <w:hideMark/>
+          </w:tcPr>
+          <w:p>
+            <w:pPr>
+              <w:keepNext/>
+              <w:spacing w:before="200" w:after="60"/>
+              <w:rPr>
+                <w:rFonts w:ascii="Calibri" w:hAnsi="Calibri"/>
+                <w:color w:val="000000"/>
+                <w:sz w:val="21"/>
+                <w:lang w:val="en-IN"/>
+              </w:rPr>
+            </w:pPr>
+            <w:r>
+              <w:rPr>
+                <w:rFonts w:ascii="Calibri" w:hAnsi="Calibri"/>
+                <w:color w:val="000000"/>
+                <w:sz w:val="21"/>
+                <w:lang w:val="en-IN"/>
+              </w:rPr>
+              <w:t>011</w:t>
+            </w:r>
+          </w:p>
+        </w:tc>
+      </w:tr>
+      <w:tr>
+        <w:trPr>
+          <w:tblCellSpacing w:w="15" w:type="dxa"/>
+        </w:trPr>
+        <w:tc>
+          <w:tcPr>
+            <w:tcW w:w="0" w:type="auto"/>
+            <w:vAlign w:val="center"/>
+            <w:hideMark/>
+          </w:tcPr>
+          <w:p>
+            <w:pPr>
+              <w:keepNext/>
+              <w:spacing w:before="200" w:after="60"/>
+              <w:rPr>
+                <w:rFonts w:ascii="Calibri" w:hAnsi="Calibri"/>
+                <w:color w:val="000000"/>
+                <w:sz w:val="21"/>
+                <w:lang w:val="en-IN"/>
+              </w:rPr>
+            </w:pPr>
+            <w:r>
+              <w:rPr>
+                <w:rFonts w:ascii="Calibri" w:hAnsi="Calibri"/>
+                <w:color w:val="000000"/>
+                <w:sz w:val="21"/>
+                <w:lang w:val="en-IN"/>
+              </w:rPr>
+              <w:t xml:space="preserve">BTS: first name, last name, weight and unit are always required. ID, room and cost </w:t>
+            </w:r>
+            <w:proofErr w:type="spellStart"/>
+            <w:r>
+              <w:rPr>
+                <w:rFonts w:ascii="Calibri" w:hAnsi="Calibri"/>
+                <w:color w:val="000000"/>
+                <w:sz w:val="21"/>
+                <w:lang w:val="en-IN"/>
+              </w:rPr>
+              <w:t>center</w:t>
+            </w:r>
+            <w:proofErr w:type="spellEnd"/>
+            <w:r>
+              <w:rPr>
+                <w:rFonts w:ascii="Calibri" w:hAnsi="Calibri"/>
+                <w:color w:val="000000"/>
+                <w:sz w:val="21"/>
+                <w:lang w:val="en-IN"/>
+              </w:rPr>
+              <w:t xml:space="preserve"> are required only if the account flag is on.</w:t>
+            </w:r>
+          </w:p>
+        </w:tc>
+        <w:tc>
+          <w:tcPr>
+            <w:tcW w:w="0" w:type="auto"/>
+            <w:vAlign w:val="center"/>
+            <w:hideMark/>
+          </w:tcPr>
+          <w:p>
+            <w:pPr>
+              <w:keepNext/>
+              <w:spacing w:before="200" w:after="60"/>
+              <w:rPr>
+                <w:rFonts w:ascii="Calibri" w:hAnsi="Calibri"/>
+                <w:color w:val="000000"/>
+                <w:sz w:val="21"/>
+                <w:lang w:val="en-IN"/>
+              </w:rPr>
+            </w:pPr>
+            <w:r>
+              <w:rPr>
+                <w:rFonts w:ascii="Calibri" w:hAnsi="Calibri"/>
+                <w:color w:val="000000"/>
+                <w:sz w:val="21"/>
+                <w:lang w:val="en-IN"/>
+              </w:rPr>
+              <w:t>013, 020</w:t>
+            </w:r>
+          </w:p>
+        </w:tc>
+      </w:tr>
+      <w:tr>
+        <w:trPr>
+          <w:tblCellSpacing w:w="15" w:type="dxa"/>
+        </w:trPr>
+        <w:tc>
+          <w:tcPr>
+            <w:tcW w:w="0" w:type="auto"/>
+            <w:vAlign w:val="center"/>
+            <w:hideMark/>
+          </w:tcPr>
+          <w:p>
+            <w:pPr>
+              <w:keepNext/>
+              <w:spacing w:before="200" w:after="60"/>
+              <w:rPr>
+                <w:rFonts w:ascii="Calibri" w:hAnsi="Calibri"/>
+                <w:color w:val="000000"/>
+                <w:sz w:val="21"/>
+                <w:lang w:val="en-IN"/>
+              </w:rPr>
+            </w:pPr>
+            <w:r>
+              <w:rPr>
+                <w:rFonts w:ascii="Calibri" w:hAnsi="Calibri"/>
+                <w:color w:val="000000"/>
+                <w:sz w:val="21"/>
+                <w:lang w:val="en-IN"/>
+              </w:rPr>
+              <w:t>PO is required when the account flag is on, unless the override is ticked</w:t>
+            </w:r>
+          </w:p>
+        </w:tc>
+        <w:tc>
+          <w:tcPr>
+            <w:tcW w:w="0" w:type="auto"/>
+            <w:vAlign w:val="center"/>
+            <w:hideMark/>
+          </w:tcPr>
+          <w:p>
+            <w:pPr>
+              <w:keepNext/>
+              <w:spacing w:before="200" w:after="60"/>
+              <w:rPr>
+                <w:rFonts w:ascii="Calibri" w:hAnsi="Calibri"/>
+                <w:color w:val="000000"/>
+                <w:sz w:val="21"/>
+                <w:lang w:val="en-IN"/>
+              </w:rPr>
+            </w:pPr>
+            <w:r>
+              <w:rPr>
+                <w:rFonts w:ascii="Calibri" w:hAnsi="Calibri"/>
+                <w:color w:val="000000"/>
+                <w:sz w:val="21"/>
+                <w:lang w:val="en-IN"/>
+              </w:rPr>
+              <w:t>004</w:t>
+            </w:r>
+          </w:p>
+        </w:tc>
+      </w:tr>
+      <w:tr>
+        <w:trPr>
+          <w:tblCellSpacing w:w="15" w:type="dxa"/>
+        </w:trPr>
+        <w:tc>
+          <w:tcPr>
+            <w:tcW w:w="0" w:type="auto"/>
+            <w:vAlign w:val="center"/>
+            <w:hideMark/>
+          </w:tcPr>
+          <w:p>
+            <w:pPr>
+              <w:keepNext/>
+              <w:spacing w:before="200" w:after="60"/>
+              <w:rPr>
+                <w:rFonts w:ascii="Calibri" w:hAnsi="Calibri"/>
+                <w:color w:val="000000"/>
+                <w:sz w:val="21"/>
+                <w:lang w:val="en-IN"/>
+              </w:rPr>
+            </w:pPr>
+            <w:r>
+              <w:rPr>
+                <w:rFonts w:ascii="Calibri" w:hAnsi="Calibri"/>
+                <w:color w:val="000000"/>
+                <w:sz w:val="21"/>
+                <w:lang w:val="en-IN"/>
+              </w:rPr>
+              <w:t>PO format check (confirm the allowed pattern with USME)</w:t>
+            </w:r>
+          </w:p>
+        </w:tc>
+        <w:tc>
+          <w:tcPr>
+            <w:tcW w:w="0" w:type="auto"/>
+            <w:vAlign w:val="center"/>
+            <w:hideMark/>
+          </w:tcPr>
+          <w:p>
+            <w:pPr>
+              <w:keepNext/>
+              <w:spacing w:before="200" w:after="60"/>
+              <w:rPr>
+                <w:rFonts w:ascii="Calibri" w:hAnsi="Calibri"/>
+                <w:color w:val="000000"/>
+                <w:sz w:val="21"/>
+                <w:lang w:val="en-IN"/>
+              </w:rPr>
+            </w:pPr>
+            <w:r>
+              <w:rPr>
+                <w:rFonts w:ascii="Calibri" w:hAnsi="Calibri"/>
+                <w:color w:val="000000"/>
+                <w:sz w:val="21"/>
+                <w:lang w:val="en-IN"/>
+              </w:rPr>
+              <w:t>022</w:t>
+            </w:r>
+          </w:p>
+        </w:tc>
+      </w:tr>
+      <w:tr>
+        <w:trPr>
+          <w:tblCellSpacing w:w="15" w:type="dxa"/>
+        </w:trPr>
+        <w:tc>
+          <w:tcPr>
+            <w:tcW w:w="0" w:type="auto"/>
+            <w:vAlign w:val="center"/>
+            <w:hideMark/>
+          </w:tcPr>
+          <w:p>
+            <w:pPr>
+              <w:keepNext/>
+              <w:spacing w:before="200" w:after="60"/>
+              <w:rPr>
+                <w:rFonts w:ascii="Calibri" w:hAnsi="Calibri"/>
+                <w:color w:val="000000"/>
+                <w:sz w:val="21"/>
+                <w:lang w:val="en-IN"/>
+              </w:rPr>
+            </w:pPr>
+            <w:r>
+              <w:rPr>
+                <w:rFonts w:ascii="Calibri" w:hAnsi="Calibri"/>
+                <w:color w:val="000000"/>
+                <w:sz w:val="21"/>
+                <w:lang w:val="en-IN"/>
+              </w:rPr>
+              <w:t>Expected date is not earlier than the next business day unless ASAP; no past dates</w:t>
+            </w:r>
+          </w:p>
+        </w:tc>
+        <w:tc>
+          <w:tcPr>
+            <w:tcW w:w="0" w:type="auto"/>
+            <w:vAlign w:val="center"/>
+            <w:hideMark/>
+          </w:tcPr>
+          <w:p>
+            <w:pPr>
+              <w:keepNext/>
+              <w:spacing w:before="200" w:after="60"/>
+              <w:rPr>
+                <w:rFonts w:ascii="Calibri" w:hAnsi="Calibri"/>
+                <w:color w:val="000000"/>
+                <w:sz w:val="21"/>
+                <w:lang w:val="en-IN"/>
+              </w:rPr>
+            </w:pPr>
+            <w:r>
+              <w:rPr>
+                <w:rFonts w:ascii="Calibri" w:hAnsi="Calibri"/>
+                <w:color w:val="000000"/>
+                <w:sz w:val="21"/>
+                <w:lang w:val="en-IN"/>
+              </w:rPr>
+              <w:t>040</w:t>
+            </w:r>
+          </w:p>
+        </w:tc>
+      </w:tr>
+      <w:tr>
+        <w:trPr>
+          <w:tblCellSpacing w:w="15" w:type="dxa"/>
+        </w:trPr>
+        <w:tc>
+          <w:tcPr>
+            <w:tcW w:w="0" w:type="auto"/>
+            <w:vAlign w:val="center"/>
+            <w:hideMark/>
+          </w:tcPr>
+          <w:p>
+            <w:pPr>
+              <w:keepNext/>
+              <w:spacing w:before="200" w:after="60"/>
+              <w:rPr>
+                <w:rFonts w:ascii="Calibri" w:hAnsi="Calibri"/>
+                <w:color w:val="000000"/>
+                <w:sz w:val="21"/>
+                <w:lang w:val="en-IN"/>
+              </w:rPr>
+            </w:pPr>
+            <w:r>
+              <w:rPr>
+                <w:rFonts w:ascii="Calibri" w:hAnsi="Calibri"/>
+                <w:color w:val="000000"/>
+                <w:sz w:val="21"/>
+                <w:lang w:val="en-IN"/>
+              </w:rPr>
+              <w:t>Demo needs a start and end date, and end is on or after start</w:t>
+            </w:r>
+          </w:p>
+        </w:tc>
+        <w:tc>
+          <w:tcPr>
+            <w:tcW w:w="0" w:type="auto"/>
+            <w:vAlign w:val="center"/>
+            <w:hideMark/>
+          </w:tcPr>
+          <w:p>
+            <w:pPr>
+              <w:keepNext/>
+              <w:spacing w:before="200" w:after="60"/>
+              <w:rPr>
+                <w:rFonts w:ascii="Calibri" w:hAnsi="Calibri"/>
+                <w:color w:val="000000"/>
+                <w:sz w:val="21"/>
+                <w:lang w:val="en-IN"/>
+              </w:rPr>
+            </w:pPr>
+            <w:r>
+              <w:rPr>
+                <w:rFonts w:ascii="Calibri" w:hAnsi="Calibri"/>
+                <w:color w:val="000000"/>
+                <w:sz w:val="21"/>
+                <w:lang w:val="en-IN"/>
+              </w:rPr>
+              <w:t>081</w:t>
+            </w:r>
+          </w:p>
+        </w:tc>
+      </w:tr>
+    </w:tbl>
+    <w:p>
+      <w:pPr>
+        <w:keepNext/>
+        <w:spacing w:before="200" w:after="60"/>
+        <w:rPr>
+          <w:rFonts w:ascii="Calibri" w:hAnsi="Calibri"/>
+          <w:b/>
+          <w:bCs/>
+          <w:color w:val="000000"/>
+          <w:sz w:val="21"/>
+          <w:lang w:val="en-IN"/>
+        </w:rPr>
+      </w:pPr>
+      <w:r>
+        <w:rPr>
+          <w:rFonts w:ascii="Calibri" w:hAnsi="Calibri"/>
+          <w:b/>
+          <w:bCs/>
+          <w:color w:val="000000"/>
+          <w:sz w:val="21"/>
+          <w:lang w:val="en-IN"/>
+        </w:rPr>
+        <w:t xml:space="preserve">E.2. </w:t>
+      </w:r>
+      <w:r>
+        <w:rPr>
+          <w:rFonts w:ascii="Calibri" w:hAnsi="Calibri"/>
+          <w:b/>
+          <w:bCs/>
+          <w:color w:val="000000"/>
+          <w:sz w:val="21"/>
+          <w:lang w:val="en-IN"/>
+        </w:rPr>
+        <w:t>Validation rule (Intake Item)</w:t>
       </w:r>
     </w:p>
     <w:p>
       <w:pPr>
-        <w:spacing w:after="80"/>
-      </w:pPr>
-      <w:r>
-        <w:rPr>
-          <w:rFonts w:ascii="Calibri" w:hAnsi="Calibri"/>
-          <w:color w:val="000000"/>
-          <w:sz w:val="21"/>
-        </w:rPr>
-        <w:lastRenderedPageBreak/>
-        <w:t xml:space="preserve"> 3. Automation Logic - Flows, Apex triggers, duplicate prevention, and substitution rules.</w:t>
+        <w:keepNext/>
+        <w:spacing w:before="200" w:after="60"/>
+        <w:rPr>
+          <w:rFonts w:ascii="Calibri" w:hAnsi="Calibri"/>
+          <w:color w:val="000000"/>
+          <w:sz w:val="21"/>
+          <w:lang w:val="en-IN"/>
+        </w:rPr>
+      </w:pPr>
+      <w:r>
+        <w:rPr>
+          <w:rFonts w:ascii="Calibri" w:hAnsi="Calibri"/>
+          <w:color w:val="000000"/>
+          <w:sz w:val="21"/>
+          <w:lang w:val="en-IN"/>
+        </w:rPr>
+        <w:t>No new line when the parent is Active (CLR-061). Quantity edits and cancellation are still allowed.</w:t>
       </w:r>
     </w:p>
     <w:p>
       <w:pPr>
-        <w:spacing w:after="80"/>
-      </w:pPr>
-      <w:r>
-        <w:rPr>
-          <w:rFonts w:ascii="Calibri" w:hAnsi="Calibri"/>
-          <w:color w:val="000000"/>
-          <w:sz w:val="21"/>
-        </w:rPr>
-        <w:t xml:space="preserve"> 4. Integrations - Workato middleware setup, Ascent native inventory configuration, and </w:t>
-      </w:r>
-      <w:proofErr w:type="spellStart"/>
-      <w:r>
-        <w:rPr>
-          <w:rFonts w:ascii="Calibri" w:hAnsi="Calibri"/>
-          <w:color w:val="000000"/>
-          <w:sz w:val="21"/>
-        </w:rPr>
-        <w:t>GoTransverse</w:t>
-      </w:r>
-      <w:proofErr w:type="spellEnd"/>
-      <w:r>
-        <w:rPr>
-          <w:rFonts w:ascii="Calibri" w:hAnsi="Calibri"/>
-          <w:color w:val="000000"/>
-          <w:sz w:val="21"/>
-        </w:rPr>
-        <w:t xml:space="preserve"> billing sync.</w:t>
+        <w:keepNext/>
+        <w:spacing w:before="200" w:after="60"/>
+        <w:rPr>
+          <w:rFonts w:ascii="Calibri" w:hAnsi="Calibri"/>
+          <w:b/>
+          <w:bCs/>
+          <w:color w:val="000000"/>
+          <w:sz w:val="21"/>
+          <w:lang w:val="en-IN"/>
+        </w:rPr>
+      </w:pPr>
+      <w:r>
+        <w:rPr>
+          <w:rFonts w:ascii="Calibri" w:hAnsi="Calibri"/>
+          <w:b/>
+          <w:bCs/>
+          <w:color w:val="000000"/>
+          <w:sz w:val="21"/>
+          <w:lang w:val="en-IN"/>
+        </w:rPr>
+        <w:t xml:space="preserve">F. </w:t>
+      </w:r>
+      <w:r>
+        <w:rPr>
+          <w:rFonts w:ascii="Calibri" w:hAnsi="Calibri"/>
+          <w:b/>
+          <w:bCs/>
+          <w:color w:val="000000"/>
+          <w:sz w:val="21"/>
+          <w:lang w:val="en-IN"/>
+        </w:rPr>
+        <w:t>Apex</w:t>
       </w:r>
     </w:p>
     <w:p>
       <w:pPr>
-        <w:spacing w:after="80"/>
-      </w:pPr>
-      <w:r>
-        <w:rPr>
-          <w:rFonts w:ascii="Calibri" w:hAnsi="Calibri"/>
-          <w:color w:val="000000"/>
-          <w:sz w:val="21"/>
-        </w:rPr>
-        <w:t xml:space="preserve"> 5. Testing &amp; Deployment - UAT, role-based security validation, and go-live cutover.</w:t>
-      </w:r>
+        <w:keepNext/>
+        <w:numPr>
+          <w:ilvl w:val="0"/>
+          <w:numId w:val="9"/>
+        </w:numPr>
+        <w:spacing w:before="200" w:after="60"/>
+        <w:rPr>
+          <w:rFonts w:ascii="Calibri" w:hAnsi="Calibri"/>
+          <w:color w:val="000000"/>
+          <w:sz w:val="21"/>
+          <w:lang w:val="en-IN"/>
+        </w:rPr>
+      </w:pPr>
+      <w:proofErr w:type="spellStart"/>
+      <w:r>
+        <w:rPr>
+          <w:rFonts w:ascii="Calibri" w:hAnsi="Calibri"/>
+          <w:b/>
+          <w:bCs/>
+          <w:color w:val="000000"/>
+          <w:sz w:val="21"/>
+          <w:lang w:val="en-IN"/>
+        </w:rPr>
+        <w:t>IntakeService.createIntake</w:t>
+      </w:r>
+      <w:proofErr w:type="spellEnd"/>
+      <w:r>
+        <w:rPr>
+          <w:rFonts w:ascii="Calibri" w:hAnsi="Calibri"/>
+          <w:b/>
+          <w:bCs/>
+          <w:color w:val="000000"/>
+          <w:sz w:val="21"/>
+          <w:lang w:val="en-IN"/>
+        </w:rPr>
+        <w:t>(request):</w:t>
+      </w:r>
+      <w:r>
+        <w:rPr>
+          <w:rFonts w:ascii="Calibri" w:hAnsi="Calibri"/>
+          <w:color w:val="000000"/>
+          <w:sz w:val="21"/>
+          <w:lang w:val="en-IN"/>
+        </w:rPr>
+        <w:t xml:space="preserve"> the </w:t>
+      </w:r>
+      <w:proofErr w:type="gramStart"/>
+      <w:r>
+        <w:rPr>
+          <w:rFonts w:ascii="Calibri" w:hAnsi="Calibri"/>
+          <w:color w:val="000000"/>
+          <w:sz w:val="21"/>
+          <w:lang w:val="en-IN"/>
+        </w:rPr>
+        <w:t>single entry</w:t>
+      </w:r>
+      <w:proofErr w:type="gramEnd"/>
+      <w:r>
+        <w:rPr>
+          <w:rFonts w:ascii="Calibri" w:hAnsi="Calibri"/>
+          <w:color w:val="000000"/>
+          <w:sz w:val="21"/>
+          <w:lang w:val="en-IN"/>
+        </w:rPr>
+        <w:t xml:space="preserve"> point for CEC, portal, EDI and API (CLR-005). </w:t>
+      </w:r>
+    </w:p>
+    <w:p>
+      <w:pPr>
+        <w:keepNext/>
+        <w:numPr>
+          <w:ilvl w:val="1"/>
+          <w:numId w:val="9"/>
+        </w:numPr>
+        <w:spacing w:before="200" w:after="60"/>
+        <w:rPr>
+          <w:rFonts w:ascii="Calibri" w:hAnsi="Calibri"/>
+          <w:color w:val="000000"/>
+          <w:sz w:val="21"/>
+          <w:lang w:val="en-IN"/>
+        </w:rPr>
+      </w:pPr>
+      <w:r>
+        <w:rPr>
+          <w:rFonts w:ascii="Calibri" w:hAnsi="Calibri"/>
+          <w:color w:val="000000"/>
+          <w:sz w:val="21"/>
+          <w:lang w:val="en-IN"/>
+        </w:rPr>
+        <w:t xml:space="preserve">It inserts the header and items in one transaction with a </w:t>
+      </w:r>
+      <w:proofErr w:type="spellStart"/>
+      <w:r>
+        <w:rPr>
+          <w:rFonts w:ascii="Calibri" w:hAnsi="Calibri"/>
+          <w:color w:val="000000"/>
+          <w:sz w:val="21"/>
+          <w:lang w:val="en-IN"/>
+        </w:rPr>
+        <w:t>savepoint</w:t>
+      </w:r>
+      <w:proofErr w:type="spellEnd"/>
+      <w:r>
+        <w:rPr>
+          <w:rFonts w:ascii="Calibri" w:hAnsi="Calibri"/>
+          <w:color w:val="000000"/>
+          <w:sz w:val="21"/>
+          <w:lang w:val="en-IN"/>
+        </w:rPr>
+        <w:t>.</w:t>
+      </w:r>
+    </w:p>
+    <w:p>
+      <w:pPr>
+        <w:keepNext/>
+        <w:numPr>
+          <w:ilvl w:val="1"/>
+          <w:numId w:val="9"/>
+        </w:numPr>
+        <w:spacing w:before="200" w:after="60"/>
+        <w:rPr>
+          <w:rFonts w:ascii="Calibri" w:hAnsi="Calibri"/>
+          <w:color w:val="000000"/>
+          <w:sz w:val="21"/>
+          <w:lang w:val="en-IN"/>
+        </w:rPr>
+      </w:pPr>
+      <w:r>
+        <w:rPr>
+          <w:rFonts w:ascii="Calibri" w:hAnsi="Calibri"/>
+          <w:color w:val="000000"/>
+          <w:sz w:val="21"/>
+          <w:lang w:val="en-IN"/>
+        </w:rPr>
+        <w:t>It stamps source and external reference.</w:t>
+      </w:r>
+    </w:p>
+    <w:p>
+      <w:pPr>
+        <w:keepNext/>
+        <w:numPr>
+          <w:ilvl w:val="1"/>
+          <w:numId w:val="9"/>
+        </w:numPr>
+        <w:spacing w:before="200" w:after="60"/>
+        <w:rPr>
+          <w:rFonts w:ascii="Calibri" w:hAnsi="Calibri"/>
+          <w:color w:val="000000"/>
+          <w:sz w:val="21"/>
+          <w:lang w:val="en-IN"/>
+        </w:rPr>
+      </w:pPr>
+      <w:r>
+        <w:rPr>
+          <w:rFonts w:ascii="Calibri" w:hAnsi="Calibri"/>
+          <w:color w:val="000000"/>
+          <w:sz w:val="21"/>
+          <w:lang w:val="en-IN"/>
+        </w:rPr>
+        <w:t>It returns a structured error list.</w:t>
+      </w:r>
+    </w:p>
+    <w:p>
+      <w:pPr>
+        <w:keepNext/>
+        <w:numPr>
+          <w:ilvl w:val="0"/>
+          <w:numId w:val="9"/>
+        </w:numPr>
+        <w:spacing w:before="200" w:after="60"/>
+        <w:rPr>
+          <w:rFonts w:ascii="Calibri" w:hAnsi="Calibri"/>
+          <w:color w:val="000000"/>
+          <w:sz w:val="21"/>
+          <w:lang w:val="en-IN"/>
+        </w:rPr>
+      </w:pPr>
+      <w:proofErr w:type="spellStart"/>
+      <w:r>
+        <w:rPr>
+          <w:rFonts w:ascii="Calibri" w:hAnsi="Calibri"/>
+          <w:b/>
+          <w:bCs/>
+          <w:color w:val="000000"/>
+          <w:sz w:val="21"/>
+          <w:lang w:val="en-IN"/>
+        </w:rPr>
+        <w:t>IntakeTriggerHandler</w:t>
+      </w:r>
+      <w:proofErr w:type="spellEnd"/>
+      <w:r>
+        <w:rPr>
+          <w:rFonts w:ascii="Calibri" w:hAnsi="Calibri"/>
+          <w:b/>
+          <w:bCs/>
+          <w:color w:val="000000"/>
+          <w:sz w:val="21"/>
+          <w:lang w:val="en-IN"/>
+        </w:rPr>
+        <w:t>:</w:t>
+      </w:r>
+      <w:r>
+        <w:rPr>
+          <w:rFonts w:ascii="Calibri" w:hAnsi="Calibri"/>
+          <w:color w:val="000000"/>
+          <w:sz w:val="21"/>
+          <w:lang w:val="en-IN"/>
+        </w:rPr>
+        <w:t xml:space="preserve"> a thin trigger, with logic kept in handler classes.</w:t>
+      </w:r>
+    </w:p>
+    <w:p>
+      <w:pPr>
+        <w:keepNext/>
+        <w:spacing w:before="200" w:after="60"/>
+        <w:rPr>
+          <w:rFonts w:ascii="Calibri" w:hAnsi="Calibri"/>
+          <w:color w:val="000000"/>
+          <w:sz w:val="21"/>
+          <w:lang w:val="en-IN"/>
+        </w:rPr>
+      </w:pPr>
+    </w:p>
+    <w:p>
+      <w:pPr>
+        <w:keepNext/>
+        <w:spacing w:before="200" w:after="60"/>
+        <w:rPr>
+          <w:rFonts w:ascii="Calibri" w:hAnsi="Calibri"/>
+          <w:color w:val="000000"/>
+          <w:sz w:val="21"/>
+          <w:lang w:val="en-IN"/>
+        </w:rPr>
+      </w:pPr>
+    </w:p>
+    <w:p>
+      <w:pPr>
+        <w:keepNext/>
+        <w:spacing w:before="200" w:after="60"/>
+        <w:rPr>
+          <w:rFonts w:ascii="Calibri" w:hAnsi="Calibri"/>
+          <w:color w:val="000000"/>
+          <w:sz w:val="21"/>
+          <w:lang w:val="en-IN"/>
+        </w:rPr>
+      </w:pPr>
+    </w:p>
+    <w:p>
+      <w:pPr>
+        <w:keepNext/>
+        <w:spacing w:before="200" w:after="60"/>
+        <w:rPr>
+          <w:rFonts w:ascii="Calibri" w:hAnsi="Calibri"/>
+          <w:b/>
+          <w:bCs/>
+          <w:color w:val="000000"/>
+          <w:sz w:val="21"/>
+          <w:lang w:val="en-IN"/>
+        </w:rPr>
+      </w:pPr>
+      <w:r>
+        <w:rPr>
+          <w:rFonts w:ascii="Calibri" w:hAnsi="Calibri"/>
+          <w:b/>
+          <w:bCs/>
+          <w:color w:val="000000"/>
+          <w:sz w:val="21"/>
+          <w:lang w:val="en-IN"/>
+        </w:rPr>
+        <w:t>G</w:t>
+      </w:r>
+      <w:r>
+        <w:rPr>
+          <w:rFonts w:ascii="Calibri" w:hAnsi="Calibri"/>
+          <w:b/>
+          <w:bCs/>
+          <w:color w:val="000000"/>
+          <w:sz w:val="21"/>
+          <w:lang w:val="en-IN"/>
+        </w:rPr>
+        <w:t>. LWC build</w:t>
+      </w:r>
+    </w:p>
+    <w:p>
+      <w:pPr>
+        <w:keepNext/>
+        <w:spacing w:before="200" w:after="60"/>
+        <w:rPr>
+          <w:rFonts w:ascii="Calibri" w:hAnsi="Calibri"/>
+          <w:color w:val="000000"/>
+          <w:sz w:val="21"/>
+          <w:lang w:val="en-IN"/>
+        </w:rPr>
+      </w:pPr>
+      <w:r>
+        <w:rPr>
+          <w:rFonts w:ascii="Calibri" w:hAnsi="Calibri"/>
+          <w:color w:val="000000"/>
+          <w:sz w:val="21"/>
+          <w:lang w:val="en-IN"/>
+        </w:rPr>
+        <w:t>Build one container, c-call-log-intake, with child components rather than a single monolith:</w:t>
+      </w:r>
+    </w:p>
+    <w:p>
+      <w:pPr>
+        <w:keepNext/>
+        <w:numPr>
+          <w:ilvl w:val="0"/>
+          <w:numId w:val="10"/>
+        </w:numPr>
+        <w:spacing w:before="200" w:after="60"/>
+        <w:rPr>
+          <w:rFonts w:ascii="Calibri" w:hAnsi="Calibri"/>
+          <w:color w:val="000000"/>
+          <w:sz w:val="21"/>
+          <w:lang w:val="en-IN"/>
+        </w:rPr>
+      </w:pPr>
+      <w:r>
+        <w:rPr>
+          <w:rFonts w:ascii="Calibri" w:hAnsi="Calibri"/>
+          <w:color w:val="000000"/>
+          <w:sz w:val="21"/>
+          <w:lang w:val="en-IN"/>
+        </w:rPr>
+        <w:t>c-intake-account-search: SOSL search by account number, name or address. It shows the alert banner and PO flag, and locks the form for non-Active accounts.</w:t>
+      </w:r>
+    </w:p>
+    <w:p>
+      <w:pPr>
+        <w:keepNext/>
+        <w:numPr>
+          <w:ilvl w:val="0"/>
+          <w:numId w:val="10"/>
+        </w:numPr>
+        <w:spacing w:before="200" w:after="60"/>
+        <w:rPr>
+          <w:rFonts w:ascii="Calibri" w:hAnsi="Calibri"/>
+          <w:color w:val="000000"/>
+          <w:sz w:val="21"/>
+          <w:lang w:val="en-IN"/>
+        </w:rPr>
+      </w:pPr>
+      <w:r>
+        <w:rPr>
+          <w:rFonts w:ascii="Calibri" w:hAnsi="Calibri"/>
+          <w:color w:val="000000"/>
+          <w:sz w:val="21"/>
+          <w:lang w:val="en-IN"/>
+        </w:rPr>
+        <w:t>c-intake-referral: a modal that creates the referral record (CLR-002).</w:t>
+      </w:r>
+    </w:p>
+    <w:p>
+      <w:pPr>
+        <w:keepNext/>
+        <w:numPr>
+          <w:ilvl w:val="0"/>
+          <w:numId w:val="10"/>
+        </w:numPr>
+        <w:spacing w:before="200" w:after="60"/>
+        <w:rPr>
+          <w:rFonts w:ascii="Calibri" w:hAnsi="Calibri"/>
+          <w:color w:val="000000"/>
+          <w:sz w:val="21"/>
+          <w:lang w:val="en-IN"/>
+        </w:rPr>
+      </w:pPr>
+      <w:r>
+        <w:rPr>
+          <w:rFonts w:ascii="Calibri" w:hAnsi="Calibri"/>
+          <w:color w:val="000000"/>
+          <w:sz w:val="21"/>
+          <w:lang w:val="en-IN"/>
+        </w:rPr>
+        <w:t>c-intake-caller: pick from the account’s contacts, or create a new contact in place with duplicate rules.</w:t>
+      </w:r>
+    </w:p>
+    <w:p>
+      <w:pPr>
+        <w:keepNext/>
+        <w:numPr>
+          <w:ilvl w:val="0"/>
+          <w:numId w:val="10"/>
+        </w:numPr>
+        <w:spacing w:before="200" w:after="60"/>
+        <w:rPr>
+          <w:rFonts w:ascii="Calibri" w:hAnsi="Calibri"/>
+          <w:color w:val="000000"/>
+          <w:sz w:val="21"/>
+          <w:lang w:val="en-IN"/>
+        </w:rPr>
+      </w:pPr>
+      <w:r>
+        <w:rPr>
+          <w:rFonts w:ascii="Calibri" w:hAnsi="Calibri"/>
+          <w:color w:val="000000"/>
+          <w:sz w:val="21"/>
+          <w:lang w:val="en-IN"/>
+        </w:rPr>
+        <w:t>c-intake-request-details: request type, equipment type, dates and ASAP, delivery address lookup, instructions and the branch note. The branch is shown read-only.</w:t>
+      </w:r>
+    </w:p>
+    <w:p>
+      <w:pPr>
+        <w:keepNext/>
+        <w:numPr>
+          <w:ilvl w:val="0"/>
+          <w:numId w:val="10"/>
+        </w:numPr>
+        <w:spacing w:before="200" w:after="60"/>
+        <w:rPr>
+          <w:rFonts w:ascii="Calibri" w:hAnsi="Calibri"/>
+          <w:color w:val="000000"/>
+          <w:sz w:val="21"/>
+          <w:lang w:val="en-IN"/>
+        </w:rPr>
+      </w:pPr>
+      <w:r>
+        <w:rPr>
+          <w:rFonts w:ascii="Calibri" w:hAnsi="Calibri"/>
+          <w:color w:val="000000"/>
+          <w:sz w:val="21"/>
+          <w:lang w:val="en-IN"/>
+        </w:rPr>
+        <w:t>c-intake-</w:t>
+      </w:r>
+      <w:proofErr w:type="spellStart"/>
+      <w:r>
+        <w:rPr>
+          <w:rFonts w:ascii="Calibri" w:hAnsi="Calibri"/>
+          <w:color w:val="000000"/>
+          <w:sz w:val="21"/>
+          <w:lang w:val="en-IN"/>
+        </w:rPr>
+        <w:t>bts</w:t>
+      </w:r>
+      <w:proofErr w:type="spellEnd"/>
+      <w:r>
+        <w:rPr>
+          <w:rFonts w:ascii="Calibri" w:hAnsi="Calibri"/>
+          <w:color w:val="000000"/>
+          <w:sz w:val="21"/>
+          <w:lang w:val="en-IN"/>
+        </w:rPr>
+        <w:t>-patient: shown only for BTS, with asterisks driven by the account flags.</w:t>
+      </w:r>
+    </w:p>
+    <w:p>
+      <w:pPr>
+        <w:keepNext/>
+        <w:numPr>
+          <w:ilvl w:val="0"/>
+          <w:numId w:val="10"/>
+        </w:numPr>
+        <w:spacing w:before="200" w:after="60"/>
+        <w:rPr>
+          <w:rFonts w:ascii="Calibri" w:hAnsi="Calibri"/>
+          <w:color w:val="000000"/>
+          <w:sz w:val="21"/>
+          <w:lang w:val="en-IN"/>
+        </w:rPr>
+      </w:pPr>
+      <w:r>
+        <w:rPr>
+          <w:rFonts w:ascii="Calibri" w:hAnsi="Calibri"/>
+          <w:color w:val="000000"/>
+          <w:sz w:val="21"/>
+          <w:lang w:val="en-IN"/>
+        </w:rPr>
+        <w:t xml:space="preserve">c-intake-equipment-cart: preferred models first, with a “Full </w:t>
+      </w:r>
+      <w:proofErr w:type="spellStart"/>
+      <w:r>
+        <w:rPr>
+          <w:rFonts w:ascii="Calibri" w:hAnsi="Calibri"/>
+          <w:color w:val="000000"/>
+          <w:sz w:val="21"/>
+          <w:lang w:val="en-IN"/>
+        </w:rPr>
+        <w:t>catalog</w:t>
+      </w:r>
+      <w:proofErr w:type="spellEnd"/>
+      <w:r>
+        <w:rPr>
+          <w:rFonts w:ascii="Calibri" w:hAnsi="Calibri"/>
+          <w:color w:val="000000"/>
+          <w:sz w:val="21"/>
+          <w:lang w:val="en-IN"/>
+        </w:rPr>
+        <w:t xml:space="preserve">” toggle. </w:t>
+      </w:r>
+    </w:p>
+    <w:p>
+      <w:pPr>
+        <w:keepNext/>
+        <w:numPr>
+          <w:ilvl w:val="1"/>
+          <w:numId w:val="10"/>
+        </w:numPr>
+        <w:spacing w:before="200" w:after="60"/>
+        <w:rPr>
+          <w:rFonts w:ascii="Calibri" w:hAnsi="Calibri"/>
+          <w:color w:val="000000"/>
+          <w:sz w:val="21"/>
+          <w:lang w:val="en-IN"/>
+        </w:rPr>
+      </w:pPr>
+      <w:r>
+        <w:rPr>
+          <w:rFonts w:ascii="Calibri" w:hAnsi="Calibri"/>
+          <w:color w:val="000000"/>
+          <w:sz w:val="21"/>
+          <w:lang w:val="en-IN"/>
+        </w:rPr>
+        <w:t>It expands packages and shows mandatory and optional accessories.</w:t>
+      </w:r>
+    </w:p>
+    <w:p>
+      <w:pPr>
+        <w:keepNext/>
+        <w:numPr>
+          <w:ilvl w:val="1"/>
+          <w:numId w:val="10"/>
+        </w:numPr>
+        <w:spacing w:before="200" w:after="60"/>
+        <w:rPr>
+          <w:rFonts w:ascii="Calibri" w:hAnsi="Calibri"/>
+          <w:color w:val="000000"/>
+          <w:sz w:val="21"/>
+          <w:lang w:val="en-IN"/>
+        </w:rPr>
+      </w:pPr>
+      <w:r>
+        <w:rPr>
+          <w:rFonts w:ascii="Calibri" w:hAnsi="Calibri"/>
+          <w:color w:val="000000"/>
+          <w:sz w:val="21"/>
+          <w:lang w:val="en-IN"/>
+        </w:rPr>
+        <w:t>It shows no price without the custom permission.</w:t>
+      </w:r>
+    </w:p>
+    <w:p>
+      <w:pPr>
+        <w:keepNext/>
+        <w:numPr>
+          <w:ilvl w:val="1"/>
+          <w:numId w:val="10"/>
+        </w:numPr>
+        <w:spacing w:before="200" w:after="60"/>
+        <w:rPr>
+          <w:rFonts w:ascii="Calibri" w:hAnsi="Calibri"/>
+          <w:color w:val="000000"/>
+          <w:sz w:val="21"/>
+          <w:lang w:val="en-IN"/>
+        </w:rPr>
+      </w:pPr>
+      <w:r>
+        <w:rPr>
+          <w:rFonts w:ascii="Calibri" w:hAnsi="Calibri"/>
+          <w:color w:val="000000"/>
+          <w:sz w:val="21"/>
+          <w:lang w:val="en-IN"/>
+        </w:rPr>
+        <w:t>Availability shows “Unknown” until Ascent inventory is connected.</w:t>
+      </w:r>
+    </w:p>
+    <w:p>
+      <w:pPr>
+        <w:keepNext/>
+        <w:numPr>
+          <w:ilvl w:val="0"/>
+          <w:numId w:val="10"/>
+        </w:numPr>
+        <w:spacing w:before="200" w:after="60"/>
+        <w:rPr>
+          <w:rFonts w:ascii="Calibri" w:hAnsi="Calibri"/>
+          <w:color w:val="000000"/>
+          <w:sz w:val="21"/>
+          <w:lang w:val="en-IN"/>
+        </w:rPr>
+      </w:pPr>
+      <w:r>
+        <w:rPr>
+          <w:rFonts w:ascii="Calibri" w:hAnsi="Calibri"/>
+          <w:color w:val="000000"/>
+          <w:sz w:val="21"/>
+          <w:lang w:val="en-IN"/>
+        </w:rPr>
+        <w:t>c-intake-review: Review and Confirm, which is the CEC confirmation step. It includes the PO prompt (“Continue without PO?”) and ends with Submit.</w:t>
+      </w:r>
+    </w:p>
+    <w:p>
+      <w:pPr>
+        <w:keepNext/>
+        <w:spacing w:before="200" w:after="60"/>
+        <w:rPr>
+          <w:rFonts w:ascii="Calibri" w:hAnsi="Calibri"/>
+          <w:color w:val="000000"/>
+          <w:sz w:val="21"/>
+          <w:lang w:val="en-IN"/>
+        </w:rPr>
+      </w:pPr>
+      <w:r>
+        <w:rPr>
+          <w:rFonts w:ascii="Calibri" w:hAnsi="Calibri"/>
+          <w:color w:val="000000"/>
+          <w:sz w:val="21"/>
+          <w:lang w:val="en-IN"/>
+        </w:rPr>
+        <w:t xml:space="preserve">Surface it through an Intake </w:t>
+      </w:r>
+      <w:r>
+        <w:rPr>
+          <w:rFonts w:ascii="Calibri" w:hAnsi="Calibri"/>
+          <w:b/>
+          <w:bCs/>
+          <w:color w:val="000000"/>
+          <w:sz w:val="21"/>
+          <w:lang w:val="en-IN"/>
+        </w:rPr>
+        <w:t>New</w:t>
+      </w:r>
+      <w:r>
+        <w:rPr>
+          <w:rFonts w:ascii="Calibri" w:hAnsi="Calibri"/>
+          <w:color w:val="000000"/>
+          <w:sz w:val="21"/>
+          <w:lang w:val="en-IN"/>
+        </w:rPr>
+        <w:t xml:space="preserve"> button override and a Lightning app tab. Add Dynamic Forms (MME or BTS) on the record page for view and edit.</w:t>
+      </w:r>
+    </w:p>
+    <w:p>
+      <w:pPr>
+        <w:keepNext/>
+        <w:spacing w:before="200" w:after="60"/>
+        <w:rPr>
+          <w:rFonts w:ascii="Calibri" w:hAnsi="Calibri"/>
+          <w:b/>
+          <w:bCs/>
+          <w:color w:val="000000"/>
+          <w:sz w:val="21"/>
+          <w:lang w:val="en-IN"/>
+        </w:rPr>
+      </w:pPr>
+      <w:r>
+        <w:rPr>
+          <w:rFonts w:ascii="Calibri" w:hAnsi="Calibri"/>
+          <w:b/>
+          <w:bCs/>
+          <w:color w:val="000000"/>
+          <w:sz w:val="21"/>
+          <w:lang w:val="en-IN"/>
+        </w:rPr>
+        <w:t>H</w:t>
+      </w:r>
+      <w:r>
+        <w:rPr>
+          <w:rFonts w:ascii="Calibri" w:hAnsi="Calibri"/>
+          <w:b/>
+          <w:bCs/>
+          <w:color w:val="000000"/>
+          <w:sz w:val="21"/>
+          <w:lang w:val="en-IN"/>
+        </w:rPr>
+        <w:t>. List views and reports</w:t>
+      </w:r>
+    </w:p>
+    <w:p>
+      <w:pPr>
+        <w:keepNext/>
+        <w:numPr>
+          <w:ilvl w:val="0"/>
+          <w:numId w:val="11"/>
+        </w:numPr>
+        <w:spacing w:before="200" w:after="60"/>
+        <w:rPr>
+          <w:rFonts w:ascii="Calibri" w:hAnsi="Calibri"/>
+          <w:color w:val="000000"/>
+          <w:sz w:val="21"/>
+          <w:lang w:val="en-IN"/>
+        </w:rPr>
+      </w:pPr>
+      <w:r>
+        <w:rPr>
+          <w:rFonts w:ascii="Calibri" w:hAnsi="Calibri"/>
+          <w:b/>
+          <w:bCs/>
+          <w:color w:val="000000"/>
+          <w:sz w:val="21"/>
+          <w:lang w:val="en-IN"/>
+        </w:rPr>
+        <w:t>List views:</w:t>
+      </w:r>
+      <w:r>
+        <w:rPr>
+          <w:rFonts w:ascii="Calibri" w:hAnsi="Calibri"/>
+          <w:color w:val="000000"/>
+          <w:sz w:val="21"/>
+          <w:lang w:val="en-IN"/>
+        </w:rPr>
+        <w:t xml:space="preserve"> My Intakes, </w:t>
+      </w:r>
+      <w:proofErr w:type="gramStart"/>
+      <w:r>
+        <w:rPr>
+          <w:rFonts w:ascii="Calibri" w:hAnsi="Calibri"/>
+          <w:color w:val="000000"/>
+          <w:sz w:val="21"/>
+          <w:lang w:val="en-IN"/>
+        </w:rPr>
+        <w:t>Pending</w:t>
+      </w:r>
+      <w:proofErr w:type="gramEnd"/>
+      <w:r>
+        <w:rPr>
+          <w:rFonts w:ascii="Calibri" w:hAnsi="Calibri"/>
+          <w:color w:val="000000"/>
+          <w:sz w:val="21"/>
+          <w:lang w:val="en-IN"/>
+        </w:rPr>
+        <w:t xml:space="preserve"> (today), Pending by Branch, and By Source.</w:t>
+      </w:r>
+    </w:p>
+    <w:p>
+      <w:pPr>
+        <w:keepNext/>
+        <w:numPr>
+          <w:ilvl w:val="0"/>
+          <w:numId w:val="11"/>
+        </w:numPr>
+        <w:spacing w:before="200" w:after="60"/>
+        <w:rPr>
+          <w:rFonts w:ascii="Calibri" w:hAnsi="Calibri"/>
+          <w:color w:val="000000"/>
+          <w:sz w:val="21"/>
+          <w:lang w:val="en-IN"/>
+        </w:rPr>
+      </w:pPr>
+      <w:r>
+        <w:rPr>
+          <w:rFonts w:ascii="Calibri" w:hAnsi="Calibri"/>
+          <w:b/>
+          <w:bCs/>
+          <w:color w:val="000000"/>
+          <w:sz w:val="21"/>
+          <w:lang w:val="en-IN"/>
+        </w:rPr>
+        <w:t>Related lists:</w:t>
+      </w:r>
+      <w:r>
+        <w:rPr>
+          <w:rFonts w:ascii="Calibri" w:hAnsi="Calibri"/>
+          <w:color w:val="000000"/>
+          <w:sz w:val="21"/>
+          <w:lang w:val="en-IN"/>
+        </w:rPr>
+        <w:t xml:space="preserve"> Items and Referrals.</w:t>
+      </w:r>
+    </w:p>
+    <w:p>
+      <w:pPr>
+        <w:keepNext/>
+        <w:numPr>
+          <w:ilvl w:val="0"/>
+          <w:numId w:val="11"/>
+        </w:numPr>
+        <w:spacing w:before="200" w:after="60"/>
+        <w:rPr>
+          <w:rFonts w:ascii="Calibri" w:hAnsi="Calibri"/>
+          <w:color w:val="000000"/>
+          <w:sz w:val="21"/>
+          <w:lang w:val="en-IN"/>
+        </w:rPr>
+      </w:pPr>
+      <w:r>
+        <w:rPr>
+          <w:rFonts w:ascii="Calibri" w:hAnsi="Calibri"/>
+          <w:b/>
+          <w:bCs/>
+          <w:color w:val="000000"/>
+          <w:sz w:val="21"/>
+          <w:lang w:val="en-IN"/>
+        </w:rPr>
+        <w:t>Reports:</w:t>
+      </w:r>
+      <w:r>
+        <w:rPr>
+          <w:rFonts w:ascii="Calibri" w:hAnsi="Calibri"/>
+          <w:color w:val="000000"/>
+          <w:sz w:val="21"/>
+          <w:lang w:val="en-IN"/>
+        </w:rPr>
+        <w:t xml:space="preserve"> requests by source (CLR-005 acceptance), Pending aging, referrals by account, and non-preferred model usage.</w:t>
+      </w:r>
+    </w:p>
+    <w:p>
+      <w:pPr>
+        <w:keepNext/>
+        <w:spacing w:before="200" w:after="60"/>
+        <w:rPr>
+          <w:rFonts w:ascii="Calibri" w:hAnsi="Calibri"/>
+          <w:color w:val="000000"/>
+          <w:sz w:val="21"/>
+          <w:lang w:val="en-IN"/>
+        </w:rPr>
+      </w:pPr>
+    </w:p>
+    <w:p>
+      <w:pPr>
+        <w:keepNext/>
+        <w:spacing w:before="200" w:after="60"/>
+        <w:rPr>
+          <w:rFonts w:ascii="Calibri" w:hAnsi="Calibri"/>
+          <w:color w:val="000000"/>
+          <w:sz w:val="21"/>
+          <w:lang w:val="en-IN"/>
+        </w:rPr>
+      </w:pPr>
+    </w:p>
+    <w:p>
+      <w:pPr>
+        <w:keepNext/>
+        <w:spacing w:before="200" w:after="60"/>
+        <w:rPr>
+          <w:rFonts w:ascii="Calibri" w:hAnsi="Calibri"/>
+          <w:color w:val="000000"/>
+          <w:sz w:val="21"/>
+          <w:lang w:val="en-IN"/>
+        </w:rPr>
+      </w:pPr>
+    </w:p>
+    <w:p>
+      <w:pPr>
+        <w:keepNext/>
+        <w:spacing w:before="200" w:after="60"/>
+        <w:rPr>
+          <w:rFonts w:ascii="Calibri" w:hAnsi="Calibri"/>
+          <w:color w:val="000000"/>
+          <w:sz w:val="21"/>
+          <w:lang w:val="en-IN"/>
+        </w:rPr>
+      </w:pPr>
+    </w:p>
+    <w:p>
+      <w:pPr>
+        <w:keepNext/>
+        <w:spacing w:before="200" w:after="60"/>
+        <w:rPr>
+          <w:rFonts w:ascii="Calibri" w:hAnsi="Calibri"/>
+          <w:color w:val="000000"/>
+          <w:sz w:val="21"/>
+          <w:lang w:val="en-IN"/>
+        </w:rPr>
+      </w:pPr>
+    </w:p>
+    <w:p>
+      <w:pPr>
+        <w:keepNext/>
+        <w:spacing w:before="200" w:after="60"/>
+        <w:rPr>
+          <w:rFonts w:ascii="Calibri" w:hAnsi="Calibri"/>
+          <w:b/>
+          <w:bCs/>
+          <w:color w:val="000000"/>
+          <w:sz w:val="23"/>
+          <w:lang w:val="en-IN"/>
+        </w:rPr>
+      </w:pPr>
+      <w:r>
+        <w:rPr>
+          <w:rFonts w:ascii="Calibri" w:hAnsi="Calibri"/>
+          <w:b/>
+          <w:bCs/>
+          <w:color w:val="000000"/>
+          <w:sz w:val="23"/>
+          <w:lang w:val="en-IN"/>
+        </w:rPr>
+        <w:t>I</w:t>
+      </w:r>
+      <w:r>
+        <w:rPr>
+          <w:rFonts w:ascii="Calibri" w:hAnsi="Calibri"/>
+          <w:b/>
+          <w:bCs/>
+          <w:color w:val="000000"/>
+          <w:sz w:val="23"/>
+          <w:lang w:val="en-IN"/>
+        </w:rPr>
+        <w:t>. Build order</w:t>
+      </w:r>
+    </w:p>
+    <w:p>
+      <w:pPr>
+        <w:keepNext/>
+        <w:numPr>
+          <w:ilvl w:val="0"/>
+          <w:numId w:val="12"/>
+        </w:numPr>
+        <w:spacing w:before="200" w:after="60"/>
+        <w:rPr>
+          <w:rFonts w:ascii="Calibri" w:hAnsi="Calibri"/>
+          <w:bCs/>
+          <w:color w:val="000000"/>
+          <w:sz w:val="23"/>
+          <w:lang w:val="en-IN"/>
+        </w:rPr>
+      </w:pPr>
+      <w:r>
+        <w:rPr>
+          <w:rFonts w:ascii="Calibri" w:hAnsi="Calibri"/>
+          <w:bCs/>
+          <w:color w:val="000000"/>
+          <w:sz w:val="23"/>
+          <w:lang w:val="en-IN"/>
+        </w:rPr>
+        <w:t>Account fields, supporting objects and Intake objects.</w:t>
+      </w:r>
+    </w:p>
+    <w:p>
+      <w:pPr>
+        <w:keepNext/>
+        <w:numPr>
+          <w:ilvl w:val="0"/>
+          <w:numId w:val="12"/>
+        </w:numPr>
+        <w:spacing w:before="200" w:after="60"/>
+        <w:rPr>
+          <w:rFonts w:ascii="Calibri" w:hAnsi="Calibri"/>
+          <w:bCs/>
+          <w:color w:val="000000"/>
+          <w:sz w:val="23"/>
+          <w:lang w:val="en-IN"/>
+        </w:rPr>
+      </w:pPr>
+      <w:r>
+        <w:rPr>
+          <w:rFonts w:ascii="Calibri" w:hAnsi="Calibri"/>
+          <w:bCs/>
+          <w:color w:val="000000"/>
+          <w:sz w:val="23"/>
+          <w:lang w:val="en-IN"/>
+        </w:rPr>
+        <w:t>Permission sets, sharing and public groups.</w:t>
+      </w:r>
+    </w:p>
+    <w:p>
+      <w:pPr>
+        <w:keepNext/>
+        <w:numPr>
+          <w:ilvl w:val="0"/>
+          <w:numId w:val="12"/>
+        </w:numPr>
+        <w:spacing w:before="200" w:after="60"/>
+        <w:rPr>
+          <w:rFonts w:ascii="Calibri" w:hAnsi="Calibri"/>
+          <w:bCs/>
+          <w:color w:val="000000"/>
+          <w:sz w:val="23"/>
+          <w:lang w:val="en-IN"/>
+        </w:rPr>
+      </w:pPr>
+      <w:r>
+        <w:rPr>
+          <w:rFonts w:ascii="Calibri" w:hAnsi="Calibri"/>
+          <w:bCs/>
+          <w:color w:val="000000"/>
+          <w:sz w:val="23"/>
+          <w:lang w:val="en-IN"/>
+        </w:rPr>
+        <w:t>Flows and the business-day Apex.</w:t>
+      </w:r>
+    </w:p>
+    <w:p>
+      <w:pPr>
+        <w:keepNext/>
+        <w:numPr>
+          <w:ilvl w:val="0"/>
+          <w:numId w:val="12"/>
+        </w:numPr>
+        <w:spacing w:before="200" w:after="60"/>
+        <w:rPr>
+          <w:rFonts w:ascii="Calibri" w:hAnsi="Calibri"/>
+          <w:bCs/>
+          <w:color w:val="000000"/>
+          <w:sz w:val="23"/>
+          <w:lang w:val="en-IN"/>
+        </w:rPr>
+      </w:pPr>
+      <w:proofErr w:type="spellStart"/>
+      <w:r>
+        <w:rPr>
+          <w:rFonts w:ascii="Calibri" w:hAnsi="Calibri"/>
+          <w:bCs/>
+          <w:color w:val="000000"/>
+          <w:sz w:val="23"/>
+          <w:lang w:val="en-IN"/>
+        </w:rPr>
+        <w:t>IntakeService</w:t>
+      </w:r>
+      <w:proofErr w:type="spellEnd"/>
+      <w:r>
+        <w:rPr>
+          <w:rFonts w:ascii="Calibri" w:hAnsi="Calibri"/>
+          <w:bCs/>
+          <w:color w:val="000000"/>
+          <w:sz w:val="23"/>
+          <w:lang w:val="en-IN"/>
+        </w:rPr>
+        <w:t xml:space="preserve"> and the validation rules.</w:t>
+      </w:r>
+    </w:p>
+    <w:p>
+      <w:pPr>
+        <w:keepNext/>
+        <w:numPr>
+          <w:ilvl w:val="0"/>
+          <w:numId w:val="12"/>
+        </w:numPr>
+        <w:spacing w:before="200" w:after="60"/>
+        <w:rPr>
+          <w:rFonts w:ascii="Calibri" w:hAnsi="Calibri"/>
+          <w:bCs/>
+          <w:color w:val="000000"/>
+          <w:sz w:val="23"/>
+          <w:lang w:val="en-IN"/>
+        </w:rPr>
+      </w:pPr>
+      <w:r>
+        <w:rPr>
+          <w:rFonts w:ascii="Calibri" w:hAnsi="Calibri"/>
+          <w:bCs/>
+          <w:color w:val="000000"/>
+          <w:sz w:val="23"/>
+          <w:lang w:val="en-IN"/>
+        </w:rPr>
+        <w:t>LWC components.</w:t>
+      </w:r>
+    </w:p>
+    <w:p>
+      <w:pPr>
+        <w:keepNext/>
+        <w:numPr>
+          <w:ilvl w:val="0"/>
+          <w:numId w:val="12"/>
+        </w:numPr>
+        <w:spacing w:before="200" w:after="60"/>
+        <w:rPr>
+          <w:rFonts w:ascii="Calibri" w:hAnsi="Calibri"/>
+          <w:bCs/>
+          <w:color w:val="000000"/>
+          <w:sz w:val="23"/>
+          <w:lang w:val="en-IN"/>
+        </w:rPr>
+      </w:pPr>
+      <w:r>
+        <w:rPr>
+          <w:rFonts w:ascii="Calibri" w:hAnsi="Calibri"/>
+          <w:bCs/>
+          <w:color w:val="000000"/>
+          <w:sz w:val="23"/>
+          <w:lang w:val="en-IN"/>
+        </w:rPr>
+        <w:t>List views, layouts and reports.</w:t>
+      </w:r>
+    </w:p>
+    <w:p>
+      <w:pPr>
+        <w:keepNext/>
+        <w:numPr>
+          <w:ilvl w:val="0"/>
+          <w:numId w:val="12"/>
+        </w:numPr>
+        <w:spacing w:before="200" w:after="60"/>
+        <w:rPr>
+          <w:rFonts w:ascii="Calibri" w:hAnsi="Calibri"/>
+          <w:bCs/>
+          <w:color w:val="000000"/>
+          <w:sz w:val="23"/>
+          <w:lang w:val="en-IN"/>
+        </w:rPr>
+      </w:pPr>
+      <w:r>
+        <w:rPr>
+          <w:rFonts w:ascii="Calibri" w:hAnsi="Calibri"/>
+          <w:bCs/>
+          <w:color w:val="000000"/>
+          <w:sz w:val="23"/>
+          <w:lang w:val="en-IN"/>
+        </w:rPr>
+        <w:t>UAT, with test cases mapped CLR by CLR.</w:t>
+      </w:r>
+    </w:p>
+    <w:p>
+      <w:pPr>
+        <w:keepNext/>
+        <w:spacing w:before="200" w:after="60"/>
+        <w:rPr>
+          <w:lang w:val="en-IN"/>
+        </w:rPr>
+      </w:pPr>
     </w:p>
     <w:sectPr>
       <w:headerReference w:type="default" r:id="rId15"/>
@@ -15605,297 +18130,9 @@
 <file path=word/numbering.xml><?xml version="1.0" encoding="utf-8"?>
 <w:numbering xmlns:wpc="http://schemas.microsoft.com/office/word/2010/wordprocessingCanvas" xmlns:cx="http://schemas.microsoft.com/office/drawing/2014/chartex" xmlns:cx1="http://schemas.microsoft.com/office/drawing/2015/9/8/chartex" xmlns:cx2="http://schemas.microsoft.com/office/drawing/2015/10/21/chartex" xmlns:cx3="http://schemas.microsoft.com/office/drawing/2016/5/9/chartex" xmlns:cx4="http://schemas.microsoft.com/office/drawing/2016/5/10/chartex" xmlns:cx5="http://schemas.microsoft.com/office/drawing/2016/5/11/chartex" xmlns:cx6="http://schemas.microsoft.com/office/drawing/2016/5/12/chartex" xmlns:cx7="http://schemas.microsoft.com/office/drawing/2016/5/13/chartex" xmlns:cx8="http://schemas.microsoft.com/office/drawing/2016/5/14/chartex" xmlns:mc="http://schemas.openxmlformats.org/markup-compatibility/2006" xmlns:aink="http://schemas.microsoft.com/office/drawing/2016/ink" xmlns:am3d="http://schemas.microsoft.com/office/drawing/2017/model3d" xmlns:o="urn:schemas-microsoft-com:office:office" xmlns:oel="http://schemas.microsoft.com/office/2019/extlst" xmlns:r="http://schemas.openxmlformats.org/officeDocument/2006/relationships" xmlns:m="http://schemas.openxmlformats.org/officeDocument/2006/math" xmlns:v="urn:schemas-microsoft-com:vml" xmlns:wp14="http://schemas.microsoft.com/office/word/2010/wordprocessingDrawing" xmlns:wp="http://schemas.openxmlformats.org/drawingml/2006/wordprocessingDrawing" xmlns:w10="urn:schemas-microsoft-com:office:word" xmlns:w="http://schemas.openxmlformats.org/wordprocessingml/2006/main" xmlns:w14="http://schemas.microsoft.com/office/word/2010/wordml" xmlns:w15="http://schemas.microsoft.com/office/word/2012/wordml" xmlns:w16cex="http://schemas.microsoft.com/office/word/2018/wordml/cex" xmlns:w16cid="http://schemas.microsoft.com/office/word/2016/wordml/cid" xmlns:w16="http://schemas.microsoft.com/office/word/2018/wordml" xmlns:w16du="http://schemas.microsoft.com/office/word/2023/wordml/word16du" xmlns:w16sdtdh="http://schemas.microsoft.com/office/word/2020/wordml/sdtdatahash" xmlns:w16sdtfl="http://schemas.microsoft.com/office/word/2024/wordml/sdtformatlock" xmlns:w16se="http://schemas.microsoft.com/office/word/2015/wordml/symex" xmlns:wpg="http://schemas.microsoft.com/office/word/2010/wordprocessingGroup" xmlns:wpi="http://schemas.microsoft.com/office/word/2010/wordprocessingInk" xmlns:wne="http://schemas.microsoft.com/office/word/2006/wordml" xmlns:wps="http://schemas.microsoft.com/office/word/2010/wordprocessingShape" mc:Ignorable="w14 w15 w16se w16cid w16 w16cex w16sdtdh w16sdtfl w16du wp14">
   <w:abstractNum w:abstractNumId="0" w15:restartNumberingAfterBreak="0">
-    <w:nsid w:val="2D0A1B72"/>
-    <w:multiLevelType w:val="hybridMultilevel"/>
-    <w:tmpl w:val="2506D006"/>
-    <w:lvl w:ilvl="0" w:tplc="4009000F">
-      <w:start w:val="1"/>
-      <w:numFmt w:val="decimal"/>
-      <w:lvlText w:val="%1."/>
-      <w:lvlJc w:val="left"/>
-      <w:pPr>
-        <w:ind w:left="720" w:hanging="360"/>
-      </w:pPr>
-      <w:rPr>
-        <w:rFonts w:hint="default"/>
-      </w:rPr>
-    </w:lvl>
-    <w:lvl w:ilvl="1" w:tplc="40090019" w:tentative="1">
-      <w:start w:val="1"/>
-      <w:numFmt w:val="lowerLetter"/>
-      <w:lvlText w:val="%2."/>
-      <w:lvlJc w:val="left"/>
-      <w:pPr>
-        <w:ind w:left="1440" w:hanging="360"/>
-      </w:pPr>
-    </w:lvl>
-    <w:lvl w:ilvl="2" w:tplc="4009001B" w:tentative="1">
-      <w:start w:val="1"/>
-      <w:numFmt w:val="lowerRoman"/>
-      <w:lvlText w:val="%3."/>
-      <w:lvlJc w:val="right"/>
-      <w:pPr>
-        <w:ind w:left="2160" w:hanging="180"/>
-      </w:pPr>
-    </w:lvl>
-    <w:lvl w:ilvl="3" w:tplc="4009000F" w:tentative="1">
-      <w:start w:val="1"/>
-      <w:numFmt w:val="decimal"/>
-      <w:lvlText w:val="%4."/>
-      <w:lvlJc w:val="left"/>
-      <w:pPr>
-        <w:ind w:left="2880" w:hanging="360"/>
-      </w:pPr>
-    </w:lvl>
-    <w:lvl w:ilvl="4" w:tplc="40090019" w:tentative="1">
-      <w:start w:val="1"/>
-      <w:numFmt w:val="lowerLetter"/>
-      <w:lvlText w:val="%5."/>
-      <w:lvlJc w:val="left"/>
-      <w:pPr>
-        <w:ind w:left="3600" w:hanging="360"/>
-      </w:pPr>
-    </w:lvl>
-    <w:lvl w:ilvl="5" w:tplc="4009001B" w:tentative="1">
-      <w:start w:val="1"/>
-      <w:numFmt w:val="lowerRoman"/>
-      <w:lvlText w:val="%6."/>
-      <w:lvlJc w:val="right"/>
-      <w:pPr>
-        <w:ind w:left="4320" w:hanging="180"/>
-      </w:pPr>
-    </w:lvl>
-    <w:lvl w:ilvl="6" w:tplc="4009000F" w:tentative="1">
-      <w:start w:val="1"/>
-      <w:numFmt w:val="decimal"/>
-      <w:lvlText w:val="%7."/>
-      <w:lvlJc w:val="left"/>
-      <w:pPr>
-        <w:ind w:left="5040" w:hanging="360"/>
-      </w:pPr>
-    </w:lvl>
-    <w:lvl w:ilvl="7" w:tplc="40090019" w:tentative="1">
-      <w:start w:val="1"/>
-      <w:numFmt w:val="lowerLetter"/>
-      <w:lvlText w:val="%8."/>
-      <w:lvlJc w:val="left"/>
-      <w:pPr>
-        <w:ind w:left="5760" w:hanging="360"/>
-      </w:pPr>
-    </w:lvl>
-    <w:lvl w:ilvl="8" w:tplc="4009001B" w:tentative="1">
-      <w:start w:val="1"/>
-      <w:numFmt w:val="lowerRoman"/>
-      <w:lvlText w:val="%9."/>
-      <w:lvlJc w:val="right"/>
-      <w:pPr>
-        <w:ind w:left="6480" w:hanging="180"/>
-      </w:pPr>
-    </w:lvl>
-  </w:abstractNum>
-  <w:abstractNum w:abstractNumId="1" w15:restartNumberingAfterBreak="0">
-    <w:nsid w:val="327578FB"/>
-    <w:multiLevelType w:val="hybridMultilevel"/>
-    <w:tmpl w:val="F4F4E35C"/>
-    <w:lvl w:ilvl="0" w:tplc="4009000F">
-      <w:start w:val="1"/>
-      <w:numFmt w:val="decimal"/>
-      <w:lvlText w:val="%1."/>
-      <w:lvlJc w:val="left"/>
-      <w:pPr>
-        <w:ind w:left="720" w:hanging="360"/>
-      </w:pPr>
-    </w:lvl>
-    <w:lvl w:ilvl="1" w:tplc="40090019" w:tentative="1">
-      <w:start w:val="1"/>
-      <w:numFmt w:val="lowerLetter"/>
-      <w:lvlText w:val="%2."/>
-      <w:lvlJc w:val="left"/>
-      <w:pPr>
-        <w:ind w:left="1440" w:hanging="360"/>
-      </w:pPr>
-    </w:lvl>
-    <w:lvl w:ilvl="2" w:tplc="4009001B" w:tentative="1">
-      <w:start w:val="1"/>
-      <w:numFmt w:val="lowerRoman"/>
-      <w:lvlText w:val="%3."/>
-      <w:lvlJc w:val="right"/>
-      <w:pPr>
-        <w:ind w:left="2160" w:hanging="180"/>
-      </w:pPr>
-    </w:lvl>
-    <w:lvl w:ilvl="3" w:tplc="4009000F" w:tentative="1">
-      <w:start w:val="1"/>
-      <w:numFmt w:val="decimal"/>
-      <w:lvlText w:val="%4."/>
-      <w:lvlJc w:val="left"/>
-      <w:pPr>
-        <w:ind w:left="2880" w:hanging="360"/>
-      </w:pPr>
-    </w:lvl>
-    <w:lvl w:ilvl="4" w:tplc="40090019" w:tentative="1">
-      <w:start w:val="1"/>
-      <w:numFmt w:val="lowerLetter"/>
-      <w:lvlText w:val="%5."/>
-      <w:lvlJc w:val="left"/>
-      <w:pPr>
-        <w:ind w:left="3600" w:hanging="360"/>
-      </w:pPr>
-    </w:lvl>
-    <w:lvl w:ilvl="5" w:tplc="4009001B" w:tentative="1">
-      <w:start w:val="1"/>
-      <w:numFmt w:val="lowerRoman"/>
-      <w:lvlText w:val="%6."/>
-      <w:lvlJc w:val="right"/>
-      <w:pPr>
-        <w:ind w:left="4320" w:hanging="180"/>
-      </w:pPr>
-    </w:lvl>
-    <w:lvl w:ilvl="6" w:tplc="4009000F" w:tentative="1">
-      <w:start w:val="1"/>
-      <w:numFmt w:val="decimal"/>
-      <w:lvlText w:val="%7."/>
-      <w:lvlJc w:val="left"/>
-      <w:pPr>
-        <w:ind w:left="5040" w:hanging="360"/>
-      </w:pPr>
-    </w:lvl>
-    <w:lvl w:ilvl="7" w:tplc="40090019" w:tentative="1">
-      <w:start w:val="1"/>
-      <w:numFmt w:val="lowerLetter"/>
-      <w:lvlText w:val="%8."/>
-      <w:lvlJc w:val="left"/>
-      <w:pPr>
-        <w:ind w:left="5760" w:hanging="360"/>
-      </w:pPr>
-    </w:lvl>
-    <w:lvl w:ilvl="8" w:tplc="4009001B" w:tentative="1">
-      <w:start w:val="1"/>
-      <w:numFmt w:val="lowerRoman"/>
-      <w:lvlText w:val="%9."/>
-      <w:lvlJc w:val="right"/>
-      <w:pPr>
-        <w:ind w:left="6480" w:hanging="180"/>
-      </w:pPr>
-    </w:lvl>
-  </w:abstractNum>
-  <w:abstractNum w:abstractNumId="2" w15:restartNumberingAfterBreak="0">
-    <w:nsid w:val="420D1F5D"/>
-    <w:multiLevelType w:val="hybridMultilevel"/>
-    <w:tmpl w:val="E4C4B0DC"/>
-    <w:lvl w:ilvl="0" w:tplc="40090001">
-      <w:start w:val="1"/>
-      <w:numFmt w:val="bullet"/>
-      <w:lvlText w:val=""/>
-      <w:lvlJc w:val="left"/>
-      <w:pPr>
-        <w:ind w:left="720" w:hanging="360"/>
-      </w:pPr>
-      <w:rPr>
-        <w:rFonts w:ascii="Symbol" w:hAnsi="Symbol" w:hint="default"/>
-      </w:rPr>
-    </w:lvl>
-    <w:lvl w:ilvl="1" w:tplc="40090003" w:tentative="1">
-      <w:start w:val="1"/>
-      <w:numFmt w:val="bullet"/>
-      <w:lvlText w:val="o"/>
-      <w:lvlJc w:val="left"/>
-      <w:pPr>
-        <w:ind w:left="1440" w:hanging="360"/>
-      </w:pPr>
-      <w:rPr>
-        <w:rFonts w:ascii="Courier New" w:hAnsi="Courier New" w:cs="Courier New" w:hint="default"/>
-      </w:rPr>
-    </w:lvl>
-    <w:lvl w:ilvl="2" w:tplc="40090005" w:tentative="1">
-      <w:start w:val="1"/>
-      <w:numFmt w:val="bullet"/>
-      <w:lvlText w:val=""/>
-      <w:lvlJc w:val="left"/>
-      <w:pPr>
-        <w:ind w:left="2160" w:hanging="360"/>
-      </w:pPr>
-      <w:rPr>
-        <w:rFonts w:ascii="Wingdings" w:hAnsi="Wingdings" w:hint="default"/>
-      </w:rPr>
-    </w:lvl>
-    <w:lvl w:ilvl="3" w:tplc="40090001" w:tentative="1">
-      <w:start w:val="1"/>
-      <w:numFmt w:val="bullet"/>
-      <w:lvlText w:val=""/>
-      <w:lvlJc w:val="left"/>
-      <w:pPr>
-        <w:ind w:left="2880" w:hanging="360"/>
-      </w:pPr>
-      <w:rPr>
-        <w:rFonts w:ascii="Symbol" w:hAnsi="Symbol" w:hint="default"/>
-      </w:rPr>
-    </w:lvl>
-    <w:lvl w:ilvl="4" w:tplc="40090003" w:tentative="1">
-      <w:start w:val="1"/>
-      <w:numFmt w:val="bullet"/>
-      <w:lvlText w:val="o"/>
-      <w:lvlJc w:val="left"/>
-      <w:pPr>
-        <w:ind w:left="3600" w:hanging="360"/>
-      </w:pPr>
-      <w:rPr>
-        <w:rFonts w:ascii="Courier New" w:hAnsi="Courier New" w:cs="Courier New" w:hint="default"/>
-      </w:rPr>
-    </w:lvl>
-    <w:lvl w:ilvl="5" w:tplc="40090005" w:tentative="1">
-      <w:start w:val="1"/>
-      <w:numFmt w:val="bullet"/>
-      <w:lvlText w:val=""/>
-      <w:lvlJc w:val="left"/>
-      <w:pPr>
-        <w:ind w:left="4320" w:hanging="360"/>
-      </w:pPr>
-      <w:rPr>
-        <w:rFonts w:ascii="Wingdings" w:hAnsi="Wingdings" w:hint="default"/>
-      </w:rPr>
-    </w:lvl>
-    <w:lvl w:ilvl="6" w:tplc="40090001" w:tentative="1">
-      <w:start w:val="1"/>
-      <w:numFmt w:val="bullet"/>
-      <w:lvlText w:val=""/>
-      <w:lvlJc w:val="left"/>
-      <w:pPr>
-        <w:ind w:left="5040" w:hanging="360"/>
-      </w:pPr>
-      <w:rPr>
-        <w:rFonts w:ascii="Symbol" w:hAnsi="Symbol" w:hint="default"/>
-      </w:rPr>
-    </w:lvl>
-    <w:lvl w:ilvl="7" w:tplc="40090003" w:tentative="1">
-      <w:start w:val="1"/>
-      <w:numFmt w:val="bullet"/>
-      <w:lvlText w:val="o"/>
-      <w:lvlJc w:val="left"/>
-      <w:pPr>
-        <w:ind w:left="5760" w:hanging="360"/>
-      </w:pPr>
-      <w:rPr>
-        <w:rFonts w:ascii="Courier New" w:hAnsi="Courier New" w:cs="Courier New" w:hint="default"/>
-      </w:rPr>
-    </w:lvl>
-    <w:lvl w:ilvl="8" w:tplc="40090005" w:tentative="1">
-      <w:start w:val="1"/>
-      <w:numFmt w:val="bullet"/>
-      <w:lvlText w:val=""/>
-      <w:lvlJc w:val="left"/>
-      <w:pPr>
-        <w:ind w:left="6480" w:hanging="360"/>
-      </w:pPr>
-      <w:rPr>
-        <w:rFonts w:ascii="Wingdings" w:hAnsi="Wingdings" w:hint="default"/>
-      </w:rPr>
-    </w:lvl>
-  </w:abstractNum>
-  <w:abstractNum w:abstractNumId="3" w15:restartNumberingAfterBreak="0">
-    <w:nsid w:val="43BA7C9F"/>
+    <w:nsid w:val="0B2B254F"/>
     <w:multiLevelType w:val="multilevel"/>
-    <w:tmpl w:val="4E543E4E"/>
+    <w:tmpl w:val="ED86B0E4"/>
     <w:lvl w:ilvl="0">
       <w:start w:val="1"/>
       <w:numFmt w:val="bullet"/>
@@ -16041,7 +18278,1311 @@
       </w:rPr>
     </w:lvl>
   </w:abstractNum>
+  <w:abstractNum w:abstractNumId="1" w15:restartNumberingAfterBreak="0">
+    <w:nsid w:val="14177B18"/>
+    <w:multiLevelType w:val="multilevel"/>
+    <w:tmpl w:val="33301100"/>
+    <w:lvl w:ilvl="0">
+      <w:start w:val="1"/>
+      <w:numFmt w:val="decimal"/>
+      <w:lvlText w:val="%1."/>
+      <w:lvlJc w:val="left"/>
+      <w:pPr>
+        <w:tabs>
+          <w:tab w:val="num" w:pos="720"/>
+        </w:tabs>
+        <w:ind w:left="720" w:hanging="360"/>
+      </w:pPr>
+    </w:lvl>
+    <w:lvl w:ilvl="1" w:tentative="1">
+      <w:start w:val="1"/>
+      <w:numFmt w:val="decimal"/>
+      <w:lvlText w:val="%2."/>
+      <w:lvlJc w:val="left"/>
+      <w:pPr>
+        <w:tabs>
+          <w:tab w:val="num" w:pos="1440"/>
+        </w:tabs>
+        <w:ind w:left="1440" w:hanging="360"/>
+      </w:pPr>
+    </w:lvl>
+    <w:lvl w:ilvl="2" w:tentative="1">
+      <w:start w:val="1"/>
+      <w:numFmt w:val="decimal"/>
+      <w:lvlText w:val="%3."/>
+      <w:lvlJc w:val="left"/>
+      <w:pPr>
+        <w:tabs>
+          <w:tab w:val="num" w:pos="2160"/>
+        </w:tabs>
+        <w:ind w:left="2160" w:hanging="360"/>
+      </w:pPr>
+    </w:lvl>
+    <w:lvl w:ilvl="3" w:tentative="1">
+      <w:start w:val="1"/>
+      <w:numFmt w:val="decimal"/>
+      <w:lvlText w:val="%4."/>
+      <w:lvlJc w:val="left"/>
+      <w:pPr>
+        <w:tabs>
+          <w:tab w:val="num" w:pos="2880"/>
+        </w:tabs>
+        <w:ind w:left="2880" w:hanging="360"/>
+      </w:pPr>
+    </w:lvl>
+    <w:lvl w:ilvl="4" w:tentative="1">
+      <w:start w:val="1"/>
+      <w:numFmt w:val="decimal"/>
+      <w:lvlText w:val="%5."/>
+      <w:lvlJc w:val="left"/>
+      <w:pPr>
+        <w:tabs>
+          <w:tab w:val="num" w:pos="3600"/>
+        </w:tabs>
+        <w:ind w:left="3600" w:hanging="360"/>
+      </w:pPr>
+    </w:lvl>
+    <w:lvl w:ilvl="5" w:tentative="1">
+      <w:start w:val="1"/>
+      <w:numFmt w:val="decimal"/>
+      <w:lvlText w:val="%6."/>
+      <w:lvlJc w:val="left"/>
+      <w:pPr>
+        <w:tabs>
+          <w:tab w:val="num" w:pos="4320"/>
+        </w:tabs>
+        <w:ind w:left="4320" w:hanging="360"/>
+      </w:pPr>
+    </w:lvl>
+    <w:lvl w:ilvl="6" w:tentative="1">
+      <w:start w:val="1"/>
+      <w:numFmt w:val="decimal"/>
+      <w:lvlText w:val="%7."/>
+      <w:lvlJc w:val="left"/>
+      <w:pPr>
+        <w:tabs>
+          <w:tab w:val="num" w:pos="5040"/>
+        </w:tabs>
+        <w:ind w:left="5040" w:hanging="360"/>
+      </w:pPr>
+    </w:lvl>
+    <w:lvl w:ilvl="7" w:tentative="1">
+      <w:start w:val="1"/>
+      <w:numFmt w:val="decimal"/>
+      <w:lvlText w:val="%8."/>
+      <w:lvlJc w:val="left"/>
+      <w:pPr>
+        <w:tabs>
+          <w:tab w:val="num" w:pos="5760"/>
+        </w:tabs>
+        <w:ind w:left="5760" w:hanging="360"/>
+      </w:pPr>
+    </w:lvl>
+    <w:lvl w:ilvl="8" w:tentative="1">
+      <w:start w:val="1"/>
+      <w:numFmt w:val="decimal"/>
+      <w:lvlText w:val="%9."/>
+      <w:lvlJc w:val="left"/>
+      <w:pPr>
+        <w:tabs>
+          <w:tab w:val="num" w:pos="6480"/>
+        </w:tabs>
+        <w:ind w:left="6480" w:hanging="360"/>
+      </w:pPr>
+    </w:lvl>
+  </w:abstractNum>
+  <w:abstractNum w:abstractNumId="2" w15:restartNumberingAfterBreak="0">
+    <w:nsid w:val="1444199D"/>
+    <w:multiLevelType w:val="multilevel"/>
+    <w:tmpl w:val="AA2837F0"/>
+    <w:lvl w:ilvl="0">
+      <w:start w:val="2"/>
+      <w:numFmt w:val="decimal"/>
+      <w:lvlText w:val="%1."/>
+      <w:lvlJc w:val="left"/>
+      <w:pPr>
+        <w:tabs>
+          <w:tab w:val="num" w:pos="720"/>
+        </w:tabs>
+        <w:ind w:left="720" w:hanging="360"/>
+      </w:pPr>
+    </w:lvl>
+    <w:lvl w:ilvl="1" w:tentative="1">
+      <w:start w:val="1"/>
+      <w:numFmt w:val="decimal"/>
+      <w:lvlText w:val="%2."/>
+      <w:lvlJc w:val="left"/>
+      <w:pPr>
+        <w:tabs>
+          <w:tab w:val="num" w:pos="1440"/>
+        </w:tabs>
+        <w:ind w:left="1440" w:hanging="360"/>
+      </w:pPr>
+    </w:lvl>
+    <w:lvl w:ilvl="2" w:tentative="1">
+      <w:start w:val="1"/>
+      <w:numFmt w:val="decimal"/>
+      <w:lvlText w:val="%3."/>
+      <w:lvlJc w:val="left"/>
+      <w:pPr>
+        <w:tabs>
+          <w:tab w:val="num" w:pos="2160"/>
+        </w:tabs>
+        <w:ind w:left="2160" w:hanging="360"/>
+      </w:pPr>
+    </w:lvl>
+    <w:lvl w:ilvl="3" w:tentative="1">
+      <w:start w:val="1"/>
+      <w:numFmt w:val="decimal"/>
+      <w:lvlText w:val="%4."/>
+      <w:lvlJc w:val="left"/>
+      <w:pPr>
+        <w:tabs>
+          <w:tab w:val="num" w:pos="2880"/>
+        </w:tabs>
+        <w:ind w:left="2880" w:hanging="360"/>
+      </w:pPr>
+    </w:lvl>
+    <w:lvl w:ilvl="4" w:tentative="1">
+      <w:start w:val="1"/>
+      <w:numFmt w:val="decimal"/>
+      <w:lvlText w:val="%5."/>
+      <w:lvlJc w:val="left"/>
+      <w:pPr>
+        <w:tabs>
+          <w:tab w:val="num" w:pos="3600"/>
+        </w:tabs>
+        <w:ind w:left="3600" w:hanging="360"/>
+      </w:pPr>
+    </w:lvl>
+    <w:lvl w:ilvl="5" w:tentative="1">
+      <w:start w:val="1"/>
+      <w:numFmt w:val="decimal"/>
+      <w:lvlText w:val="%6."/>
+      <w:lvlJc w:val="left"/>
+      <w:pPr>
+        <w:tabs>
+          <w:tab w:val="num" w:pos="4320"/>
+        </w:tabs>
+        <w:ind w:left="4320" w:hanging="360"/>
+      </w:pPr>
+    </w:lvl>
+    <w:lvl w:ilvl="6" w:tentative="1">
+      <w:start w:val="1"/>
+      <w:numFmt w:val="decimal"/>
+      <w:lvlText w:val="%7."/>
+      <w:lvlJc w:val="left"/>
+      <w:pPr>
+        <w:tabs>
+          <w:tab w:val="num" w:pos="5040"/>
+        </w:tabs>
+        <w:ind w:left="5040" w:hanging="360"/>
+      </w:pPr>
+    </w:lvl>
+    <w:lvl w:ilvl="7" w:tentative="1">
+      <w:start w:val="1"/>
+      <w:numFmt w:val="decimal"/>
+      <w:lvlText w:val="%8."/>
+      <w:lvlJc w:val="left"/>
+      <w:pPr>
+        <w:tabs>
+          <w:tab w:val="num" w:pos="5760"/>
+        </w:tabs>
+        <w:ind w:left="5760" w:hanging="360"/>
+      </w:pPr>
+    </w:lvl>
+    <w:lvl w:ilvl="8" w:tentative="1">
+      <w:start w:val="1"/>
+      <w:numFmt w:val="decimal"/>
+      <w:lvlText w:val="%9."/>
+      <w:lvlJc w:val="left"/>
+      <w:pPr>
+        <w:tabs>
+          <w:tab w:val="num" w:pos="6480"/>
+        </w:tabs>
+        <w:ind w:left="6480" w:hanging="360"/>
+      </w:pPr>
+    </w:lvl>
+  </w:abstractNum>
+  <w:abstractNum w:abstractNumId="3" w15:restartNumberingAfterBreak="0">
+    <w:nsid w:val="16637D11"/>
+    <w:multiLevelType w:val="multilevel"/>
+    <w:tmpl w:val="A6686254"/>
+    <w:lvl w:ilvl="0">
+      <w:start w:val="1"/>
+      <w:numFmt w:val="decimal"/>
+      <w:lvlText w:val="%1."/>
+      <w:lvlJc w:val="left"/>
+      <w:pPr>
+        <w:tabs>
+          <w:tab w:val="num" w:pos="720"/>
+        </w:tabs>
+        <w:ind w:left="720" w:hanging="360"/>
+      </w:pPr>
+    </w:lvl>
+    <w:lvl w:ilvl="1" w:tentative="1">
+      <w:start w:val="1"/>
+      <w:numFmt w:val="decimal"/>
+      <w:lvlText w:val="%2."/>
+      <w:lvlJc w:val="left"/>
+      <w:pPr>
+        <w:tabs>
+          <w:tab w:val="num" w:pos="1440"/>
+        </w:tabs>
+        <w:ind w:left="1440" w:hanging="360"/>
+      </w:pPr>
+    </w:lvl>
+    <w:lvl w:ilvl="2" w:tentative="1">
+      <w:start w:val="1"/>
+      <w:numFmt w:val="decimal"/>
+      <w:lvlText w:val="%3."/>
+      <w:lvlJc w:val="left"/>
+      <w:pPr>
+        <w:tabs>
+          <w:tab w:val="num" w:pos="2160"/>
+        </w:tabs>
+        <w:ind w:left="2160" w:hanging="360"/>
+      </w:pPr>
+    </w:lvl>
+    <w:lvl w:ilvl="3" w:tentative="1">
+      <w:start w:val="1"/>
+      <w:numFmt w:val="decimal"/>
+      <w:lvlText w:val="%4."/>
+      <w:lvlJc w:val="left"/>
+      <w:pPr>
+        <w:tabs>
+          <w:tab w:val="num" w:pos="2880"/>
+        </w:tabs>
+        <w:ind w:left="2880" w:hanging="360"/>
+      </w:pPr>
+    </w:lvl>
+    <w:lvl w:ilvl="4" w:tentative="1">
+      <w:start w:val="1"/>
+      <w:numFmt w:val="decimal"/>
+      <w:lvlText w:val="%5."/>
+      <w:lvlJc w:val="left"/>
+      <w:pPr>
+        <w:tabs>
+          <w:tab w:val="num" w:pos="3600"/>
+        </w:tabs>
+        <w:ind w:left="3600" w:hanging="360"/>
+      </w:pPr>
+    </w:lvl>
+    <w:lvl w:ilvl="5" w:tentative="1">
+      <w:start w:val="1"/>
+      <w:numFmt w:val="decimal"/>
+      <w:lvlText w:val="%6."/>
+      <w:lvlJc w:val="left"/>
+      <w:pPr>
+        <w:tabs>
+          <w:tab w:val="num" w:pos="4320"/>
+        </w:tabs>
+        <w:ind w:left="4320" w:hanging="360"/>
+      </w:pPr>
+    </w:lvl>
+    <w:lvl w:ilvl="6" w:tentative="1">
+      <w:start w:val="1"/>
+      <w:numFmt w:val="decimal"/>
+      <w:lvlText w:val="%7."/>
+      <w:lvlJc w:val="left"/>
+      <w:pPr>
+        <w:tabs>
+          <w:tab w:val="num" w:pos="5040"/>
+        </w:tabs>
+        <w:ind w:left="5040" w:hanging="360"/>
+      </w:pPr>
+    </w:lvl>
+    <w:lvl w:ilvl="7" w:tentative="1">
+      <w:start w:val="1"/>
+      <w:numFmt w:val="decimal"/>
+      <w:lvlText w:val="%8."/>
+      <w:lvlJc w:val="left"/>
+      <w:pPr>
+        <w:tabs>
+          <w:tab w:val="num" w:pos="5760"/>
+        </w:tabs>
+        <w:ind w:left="5760" w:hanging="360"/>
+      </w:pPr>
+    </w:lvl>
+    <w:lvl w:ilvl="8" w:tentative="1">
+      <w:start w:val="1"/>
+      <w:numFmt w:val="decimal"/>
+      <w:lvlText w:val="%9."/>
+      <w:lvlJc w:val="left"/>
+      <w:pPr>
+        <w:tabs>
+          <w:tab w:val="num" w:pos="6480"/>
+        </w:tabs>
+        <w:ind w:left="6480" w:hanging="360"/>
+      </w:pPr>
+    </w:lvl>
+  </w:abstractNum>
   <w:abstractNum w:abstractNumId="4" w15:restartNumberingAfterBreak="0">
+    <w:nsid w:val="2965425F"/>
+    <w:multiLevelType w:val="multilevel"/>
+    <w:tmpl w:val="0C0217EE"/>
+    <w:lvl w:ilvl="0">
+      <w:start w:val="1"/>
+      <w:numFmt w:val="decimal"/>
+      <w:lvlText w:val="%1."/>
+      <w:lvlJc w:val="left"/>
+      <w:pPr>
+        <w:tabs>
+          <w:tab w:val="num" w:pos="720"/>
+        </w:tabs>
+        <w:ind w:left="720" w:hanging="360"/>
+      </w:pPr>
+    </w:lvl>
+    <w:lvl w:ilvl="1">
+      <w:start w:val="1"/>
+      <w:numFmt w:val="bullet"/>
+      <w:lvlText w:val="o"/>
+      <w:lvlJc w:val="left"/>
+      <w:pPr>
+        <w:tabs>
+          <w:tab w:val="num" w:pos="1440"/>
+        </w:tabs>
+        <w:ind w:left="1440" w:hanging="360"/>
+      </w:pPr>
+      <w:rPr>
+        <w:rFonts w:ascii="Courier New" w:hAnsi="Courier New" w:hint="default"/>
+        <w:sz w:val="20"/>
+      </w:rPr>
+    </w:lvl>
+    <w:lvl w:ilvl="2" w:tentative="1">
+      <w:start w:val="1"/>
+      <w:numFmt w:val="decimal"/>
+      <w:lvlText w:val="%3."/>
+      <w:lvlJc w:val="left"/>
+      <w:pPr>
+        <w:tabs>
+          <w:tab w:val="num" w:pos="2160"/>
+        </w:tabs>
+        <w:ind w:left="2160" w:hanging="360"/>
+      </w:pPr>
+    </w:lvl>
+    <w:lvl w:ilvl="3" w:tentative="1">
+      <w:start w:val="1"/>
+      <w:numFmt w:val="decimal"/>
+      <w:lvlText w:val="%4."/>
+      <w:lvlJc w:val="left"/>
+      <w:pPr>
+        <w:tabs>
+          <w:tab w:val="num" w:pos="2880"/>
+        </w:tabs>
+        <w:ind w:left="2880" w:hanging="360"/>
+      </w:pPr>
+    </w:lvl>
+    <w:lvl w:ilvl="4" w:tentative="1">
+      <w:start w:val="1"/>
+      <w:numFmt w:val="decimal"/>
+      <w:lvlText w:val="%5."/>
+      <w:lvlJc w:val="left"/>
+      <w:pPr>
+        <w:tabs>
+          <w:tab w:val="num" w:pos="3600"/>
+        </w:tabs>
+        <w:ind w:left="3600" w:hanging="360"/>
+      </w:pPr>
+    </w:lvl>
+    <w:lvl w:ilvl="5" w:tentative="1">
+      <w:start w:val="1"/>
+      <w:numFmt w:val="decimal"/>
+      <w:lvlText w:val="%6."/>
+      <w:lvlJc w:val="left"/>
+      <w:pPr>
+        <w:tabs>
+          <w:tab w:val="num" w:pos="4320"/>
+        </w:tabs>
+        <w:ind w:left="4320" w:hanging="360"/>
+      </w:pPr>
+    </w:lvl>
+    <w:lvl w:ilvl="6" w:tentative="1">
+      <w:start w:val="1"/>
+      <w:numFmt w:val="decimal"/>
+      <w:lvlText w:val="%7."/>
+      <w:lvlJc w:val="left"/>
+      <w:pPr>
+        <w:tabs>
+          <w:tab w:val="num" w:pos="5040"/>
+        </w:tabs>
+        <w:ind w:left="5040" w:hanging="360"/>
+      </w:pPr>
+    </w:lvl>
+    <w:lvl w:ilvl="7" w:tentative="1">
+      <w:start w:val="1"/>
+      <w:numFmt w:val="decimal"/>
+      <w:lvlText w:val="%8."/>
+      <w:lvlJc w:val="left"/>
+      <w:pPr>
+        <w:tabs>
+          <w:tab w:val="num" w:pos="5760"/>
+        </w:tabs>
+        <w:ind w:left="5760" w:hanging="360"/>
+      </w:pPr>
+    </w:lvl>
+    <w:lvl w:ilvl="8" w:tentative="1">
+      <w:start w:val="1"/>
+      <w:numFmt w:val="decimal"/>
+      <w:lvlText w:val="%9."/>
+      <w:lvlJc w:val="left"/>
+      <w:pPr>
+        <w:tabs>
+          <w:tab w:val="num" w:pos="6480"/>
+        </w:tabs>
+        <w:ind w:left="6480" w:hanging="360"/>
+      </w:pPr>
+    </w:lvl>
+  </w:abstractNum>
+  <w:abstractNum w:abstractNumId="5" w15:restartNumberingAfterBreak="0">
+    <w:nsid w:val="2D0A1B72"/>
+    <w:multiLevelType w:val="hybridMultilevel"/>
+    <w:tmpl w:val="2506D006"/>
+    <w:lvl w:ilvl="0" w:tplc="4009000F">
+      <w:start w:val="1"/>
+      <w:numFmt w:val="decimal"/>
+      <w:lvlText w:val="%1."/>
+      <w:lvlJc w:val="left"/>
+      <w:pPr>
+        <w:ind w:left="720" w:hanging="360"/>
+      </w:pPr>
+      <w:rPr>
+        <w:rFonts w:hint="default"/>
+      </w:rPr>
+    </w:lvl>
+    <w:lvl w:ilvl="1" w:tplc="40090019" w:tentative="1">
+      <w:start w:val="1"/>
+      <w:numFmt w:val="lowerLetter"/>
+      <w:lvlText w:val="%2."/>
+      <w:lvlJc w:val="left"/>
+      <w:pPr>
+        <w:ind w:left="1440" w:hanging="360"/>
+      </w:pPr>
+    </w:lvl>
+    <w:lvl w:ilvl="2" w:tplc="4009001B" w:tentative="1">
+      <w:start w:val="1"/>
+      <w:numFmt w:val="lowerRoman"/>
+      <w:lvlText w:val="%3."/>
+      <w:lvlJc w:val="right"/>
+      <w:pPr>
+        <w:ind w:left="2160" w:hanging="180"/>
+      </w:pPr>
+    </w:lvl>
+    <w:lvl w:ilvl="3" w:tplc="4009000F" w:tentative="1">
+      <w:start w:val="1"/>
+      <w:numFmt w:val="decimal"/>
+      <w:lvlText w:val="%4."/>
+      <w:lvlJc w:val="left"/>
+      <w:pPr>
+        <w:ind w:left="2880" w:hanging="360"/>
+      </w:pPr>
+    </w:lvl>
+    <w:lvl w:ilvl="4" w:tplc="40090019" w:tentative="1">
+      <w:start w:val="1"/>
+      <w:numFmt w:val="lowerLetter"/>
+      <w:lvlText w:val="%5."/>
+      <w:lvlJc w:val="left"/>
+      <w:pPr>
+        <w:ind w:left="3600" w:hanging="360"/>
+      </w:pPr>
+    </w:lvl>
+    <w:lvl w:ilvl="5" w:tplc="4009001B" w:tentative="1">
+      <w:start w:val="1"/>
+      <w:numFmt w:val="lowerRoman"/>
+      <w:lvlText w:val="%6."/>
+      <w:lvlJc w:val="right"/>
+      <w:pPr>
+        <w:ind w:left="4320" w:hanging="180"/>
+      </w:pPr>
+    </w:lvl>
+    <w:lvl w:ilvl="6" w:tplc="4009000F" w:tentative="1">
+      <w:start w:val="1"/>
+      <w:numFmt w:val="decimal"/>
+      <w:lvlText w:val="%7."/>
+      <w:lvlJc w:val="left"/>
+      <w:pPr>
+        <w:ind w:left="5040" w:hanging="360"/>
+      </w:pPr>
+    </w:lvl>
+    <w:lvl w:ilvl="7" w:tplc="40090019" w:tentative="1">
+      <w:start w:val="1"/>
+      <w:numFmt w:val="lowerLetter"/>
+      <w:lvlText w:val="%8."/>
+      <w:lvlJc w:val="left"/>
+      <w:pPr>
+        <w:ind w:left="5760" w:hanging="360"/>
+      </w:pPr>
+    </w:lvl>
+    <w:lvl w:ilvl="8" w:tplc="4009001B" w:tentative="1">
+      <w:start w:val="1"/>
+      <w:numFmt w:val="lowerRoman"/>
+      <w:lvlText w:val="%9."/>
+      <w:lvlJc w:val="right"/>
+      <w:pPr>
+        <w:ind w:left="6480" w:hanging="180"/>
+      </w:pPr>
+    </w:lvl>
+  </w:abstractNum>
+  <w:abstractNum w:abstractNumId="6" w15:restartNumberingAfterBreak="0">
+    <w:nsid w:val="327578FB"/>
+    <w:multiLevelType w:val="hybridMultilevel"/>
+    <w:tmpl w:val="F4F4E35C"/>
+    <w:lvl w:ilvl="0" w:tplc="4009000F">
+      <w:start w:val="1"/>
+      <w:numFmt w:val="decimal"/>
+      <w:lvlText w:val="%1."/>
+      <w:lvlJc w:val="left"/>
+      <w:pPr>
+        <w:ind w:left="720" w:hanging="360"/>
+      </w:pPr>
+    </w:lvl>
+    <w:lvl w:ilvl="1" w:tplc="40090019" w:tentative="1">
+      <w:start w:val="1"/>
+      <w:numFmt w:val="lowerLetter"/>
+      <w:lvlText w:val="%2."/>
+      <w:lvlJc w:val="left"/>
+      <w:pPr>
+        <w:ind w:left="1440" w:hanging="360"/>
+      </w:pPr>
+    </w:lvl>
+    <w:lvl w:ilvl="2" w:tplc="4009001B" w:tentative="1">
+      <w:start w:val="1"/>
+      <w:numFmt w:val="lowerRoman"/>
+      <w:lvlText w:val="%3."/>
+      <w:lvlJc w:val="right"/>
+      <w:pPr>
+        <w:ind w:left="2160" w:hanging="180"/>
+      </w:pPr>
+    </w:lvl>
+    <w:lvl w:ilvl="3" w:tplc="4009000F" w:tentative="1">
+      <w:start w:val="1"/>
+      <w:numFmt w:val="decimal"/>
+      <w:lvlText w:val="%4."/>
+      <w:lvlJc w:val="left"/>
+      <w:pPr>
+        <w:ind w:left="2880" w:hanging="360"/>
+      </w:pPr>
+    </w:lvl>
+    <w:lvl w:ilvl="4" w:tplc="40090019" w:tentative="1">
+      <w:start w:val="1"/>
+      <w:numFmt w:val="lowerLetter"/>
+      <w:lvlText w:val="%5."/>
+      <w:lvlJc w:val="left"/>
+      <w:pPr>
+        <w:ind w:left="3600" w:hanging="360"/>
+      </w:pPr>
+    </w:lvl>
+    <w:lvl w:ilvl="5" w:tplc="4009001B" w:tentative="1">
+      <w:start w:val="1"/>
+      <w:numFmt w:val="lowerRoman"/>
+      <w:lvlText w:val="%6."/>
+      <w:lvlJc w:val="right"/>
+      <w:pPr>
+        <w:ind w:left="4320" w:hanging="180"/>
+      </w:pPr>
+    </w:lvl>
+    <w:lvl w:ilvl="6" w:tplc="4009000F" w:tentative="1">
+      <w:start w:val="1"/>
+      <w:numFmt w:val="decimal"/>
+      <w:lvlText w:val="%7."/>
+      <w:lvlJc w:val="left"/>
+      <w:pPr>
+        <w:ind w:left="5040" w:hanging="360"/>
+      </w:pPr>
+    </w:lvl>
+    <w:lvl w:ilvl="7" w:tplc="40090019" w:tentative="1">
+      <w:start w:val="1"/>
+      <w:numFmt w:val="lowerLetter"/>
+      <w:lvlText w:val="%8."/>
+      <w:lvlJc w:val="left"/>
+      <w:pPr>
+        <w:ind w:left="5760" w:hanging="360"/>
+      </w:pPr>
+    </w:lvl>
+    <w:lvl w:ilvl="8" w:tplc="4009001B" w:tentative="1">
+      <w:start w:val="1"/>
+      <w:numFmt w:val="lowerRoman"/>
+      <w:lvlText w:val="%9."/>
+      <w:lvlJc w:val="right"/>
+      <w:pPr>
+        <w:ind w:left="6480" w:hanging="180"/>
+      </w:pPr>
+    </w:lvl>
+  </w:abstractNum>
+  <w:abstractNum w:abstractNumId="7" w15:restartNumberingAfterBreak="0">
+    <w:nsid w:val="370033F9"/>
+    <w:multiLevelType w:val="multilevel"/>
+    <w:tmpl w:val="1226A966"/>
+    <w:lvl w:ilvl="0">
+      <w:start w:val="1"/>
+      <w:numFmt w:val="decimal"/>
+      <w:lvlText w:val="%1."/>
+      <w:lvlJc w:val="left"/>
+      <w:pPr>
+        <w:tabs>
+          <w:tab w:val="num" w:pos="720"/>
+        </w:tabs>
+        <w:ind w:left="720" w:hanging="360"/>
+      </w:pPr>
+    </w:lvl>
+    <w:lvl w:ilvl="1" w:tentative="1">
+      <w:start w:val="1"/>
+      <w:numFmt w:val="decimal"/>
+      <w:lvlText w:val="%2."/>
+      <w:lvlJc w:val="left"/>
+      <w:pPr>
+        <w:tabs>
+          <w:tab w:val="num" w:pos="1440"/>
+        </w:tabs>
+        <w:ind w:left="1440" w:hanging="360"/>
+      </w:pPr>
+    </w:lvl>
+    <w:lvl w:ilvl="2" w:tentative="1">
+      <w:start w:val="1"/>
+      <w:numFmt w:val="decimal"/>
+      <w:lvlText w:val="%3."/>
+      <w:lvlJc w:val="left"/>
+      <w:pPr>
+        <w:tabs>
+          <w:tab w:val="num" w:pos="2160"/>
+        </w:tabs>
+        <w:ind w:left="2160" w:hanging="360"/>
+      </w:pPr>
+    </w:lvl>
+    <w:lvl w:ilvl="3" w:tentative="1">
+      <w:start w:val="1"/>
+      <w:numFmt w:val="decimal"/>
+      <w:lvlText w:val="%4."/>
+      <w:lvlJc w:val="left"/>
+      <w:pPr>
+        <w:tabs>
+          <w:tab w:val="num" w:pos="2880"/>
+        </w:tabs>
+        <w:ind w:left="2880" w:hanging="360"/>
+      </w:pPr>
+    </w:lvl>
+    <w:lvl w:ilvl="4" w:tentative="1">
+      <w:start w:val="1"/>
+      <w:numFmt w:val="decimal"/>
+      <w:lvlText w:val="%5."/>
+      <w:lvlJc w:val="left"/>
+      <w:pPr>
+        <w:tabs>
+          <w:tab w:val="num" w:pos="3600"/>
+        </w:tabs>
+        <w:ind w:left="3600" w:hanging="360"/>
+      </w:pPr>
+    </w:lvl>
+    <w:lvl w:ilvl="5" w:tentative="1">
+      <w:start w:val="1"/>
+      <w:numFmt w:val="decimal"/>
+      <w:lvlText w:val="%6."/>
+      <w:lvlJc w:val="left"/>
+      <w:pPr>
+        <w:tabs>
+          <w:tab w:val="num" w:pos="4320"/>
+        </w:tabs>
+        <w:ind w:left="4320" w:hanging="360"/>
+      </w:pPr>
+    </w:lvl>
+    <w:lvl w:ilvl="6" w:tentative="1">
+      <w:start w:val="1"/>
+      <w:numFmt w:val="decimal"/>
+      <w:lvlText w:val="%7."/>
+      <w:lvlJc w:val="left"/>
+      <w:pPr>
+        <w:tabs>
+          <w:tab w:val="num" w:pos="5040"/>
+        </w:tabs>
+        <w:ind w:left="5040" w:hanging="360"/>
+      </w:pPr>
+    </w:lvl>
+    <w:lvl w:ilvl="7" w:tentative="1">
+      <w:start w:val="1"/>
+      <w:numFmt w:val="decimal"/>
+      <w:lvlText w:val="%8."/>
+      <w:lvlJc w:val="left"/>
+      <w:pPr>
+        <w:tabs>
+          <w:tab w:val="num" w:pos="5760"/>
+        </w:tabs>
+        <w:ind w:left="5760" w:hanging="360"/>
+      </w:pPr>
+    </w:lvl>
+    <w:lvl w:ilvl="8" w:tentative="1">
+      <w:start w:val="1"/>
+      <w:numFmt w:val="decimal"/>
+      <w:lvlText w:val="%9."/>
+      <w:lvlJc w:val="left"/>
+      <w:pPr>
+        <w:tabs>
+          <w:tab w:val="num" w:pos="6480"/>
+        </w:tabs>
+        <w:ind w:left="6480" w:hanging="360"/>
+      </w:pPr>
+    </w:lvl>
+  </w:abstractNum>
+  <w:abstractNum w:abstractNumId="8" w15:restartNumberingAfterBreak="0">
+    <w:nsid w:val="420D1F5D"/>
+    <w:multiLevelType w:val="hybridMultilevel"/>
+    <w:tmpl w:val="E4C4B0DC"/>
+    <w:lvl w:ilvl="0" w:tplc="40090001">
+      <w:start w:val="1"/>
+      <w:numFmt w:val="bullet"/>
+      <w:lvlText w:val=""/>
+      <w:lvlJc w:val="left"/>
+      <w:pPr>
+        <w:ind w:left="720" w:hanging="360"/>
+      </w:pPr>
+      <w:rPr>
+        <w:rFonts w:ascii="Symbol" w:hAnsi="Symbol" w:hint="default"/>
+      </w:rPr>
+    </w:lvl>
+    <w:lvl w:ilvl="1" w:tplc="40090003" w:tentative="1">
+      <w:start w:val="1"/>
+      <w:numFmt w:val="bullet"/>
+      <w:lvlText w:val="o"/>
+      <w:lvlJc w:val="left"/>
+      <w:pPr>
+        <w:ind w:left="1440" w:hanging="360"/>
+      </w:pPr>
+      <w:rPr>
+        <w:rFonts w:ascii="Courier New" w:hAnsi="Courier New" w:cs="Courier New" w:hint="default"/>
+      </w:rPr>
+    </w:lvl>
+    <w:lvl w:ilvl="2" w:tplc="40090005" w:tentative="1">
+      <w:start w:val="1"/>
+      <w:numFmt w:val="bullet"/>
+      <w:lvlText w:val=""/>
+      <w:lvlJc w:val="left"/>
+      <w:pPr>
+        <w:ind w:left="2160" w:hanging="360"/>
+      </w:pPr>
+      <w:rPr>
+        <w:rFonts w:ascii="Wingdings" w:hAnsi="Wingdings" w:hint="default"/>
+      </w:rPr>
+    </w:lvl>
+    <w:lvl w:ilvl="3" w:tplc="40090001" w:tentative="1">
+      <w:start w:val="1"/>
+      <w:numFmt w:val="bullet"/>
+      <w:lvlText w:val=""/>
+      <w:lvlJc w:val="left"/>
+      <w:pPr>
+        <w:ind w:left="2880" w:hanging="360"/>
+      </w:pPr>
+      <w:rPr>
+        <w:rFonts w:ascii="Symbol" w:hAnsi="Symbol" w:hint="default"/>
+      </w:rPr>
+    </w:lvl>
+    <w:lvl w:ilvl="4" w:tplc="40090003" w:tentative="1">
+      <w:start w:val="1"/>
+      <w:numFmt w:val="bullet"/>
+      <w:lvlText w:val="o"/>
+      <w:lvlJc w:val="left"/>
+      <w:pPr>
+        <w:ind w:left="3600" w:hanging="360"/>
+      </w:pPr>
+      <w:rPr>
+        <w:rFonts w:ascii="Courier New" w:hAnsi="Courier New" w:cs="Courier New" w:hint="default"/>
+      </w:rPr>
+    </w:lvl>
+    <w:lvl w:ilvl="5" w:tplc="40090005" w:tentative="1">
+      <w:start w:val="1"/>
+      <w:numFmt w:val="bullet"/>
+      <w:lvlText w:val=""/>
+      <w:lvlJc w:val="left"/>
+      <w:pPr>
+        <w:ind w:left="4320" w:hanging="360"/>
+      </w:pPr>
+      <w:rPr>
+        <w:rFonts w:ascii="Wingdings" w:hAnsi="Wingdings" w:hint="default"/>
+      </w:rPr>
+    </w:lvl>
+    <w:lvl w:ilvl="6" w:tplc="40090001" w:tentative="1">
+      <w:start w:val="1"/>
+      <w:numFmt w:val="bullet"/>
+      <w:lvlText w:val=""/>
+      <w:lvlJc w:val="left"/>
+      <w:pPr>
+        <w:ind w:left="5040" w:hanging="360"/>
+      </w:pPr>
+      <w:rPr>
+        <w:rFonts w:ascii="Symbol" w:hAnsi="Symbol" w:hint="default"/>
+      </w:rPr>
+    </w:lvl>
+    <w:lvl w:ilvl="7" w:tplc="40090003" w:tentative="1">
+      <w:start w:val="1"/>
+      <w:numFmt w:val="bullet"/>
+      <w:lvlText w:val="o"/>
+      <w:lvlJc w:val="left"/>
+      <w:pPr>
+        <w:ind w:left="5760" w:hanging="360"/>
+      </w:pPr>
+      <w:rPr>
+        <w:rFonts w:ascii="Courier New" w:hAnsi="Courier New" w:cs="Courier New" w:hint="default"/>
+      </w:rPr>
+    </w:lvl>
+    <w:lvl w:ilvl="8" w:tplc="40090005" w:tentative="1">
+      <w:start w:val="1"/>
+      <w:numFmt w:val="bullet"/>
+      <w:lvlText w:val=""/>
+      <w:lvlJc w:val="left"/>
+      <w:pPr>
+        <w:ind w:left="6480" w:hanging="360"/>
+      </w:pPr>
+      <w:rPr>
+        <w:rFonts w:ascii="Wingdings" w:hAnsi="Wingdings" w:hint="default"/>
+      </w:rPr>
+    </w:lvl>
+  </w:abstractNum>
+  <w:abstractNum w:abstractNumId="9" w15:restartNumberingAfterBreak="0">
+    <w:nsid w:val="4378207B"/>
+    <w:multiLevelType w:val="multilevel"/>
+    <w:tmpl w:val="856C03E6"/>
+    <w:lvl w:ilvl="0">
+      <w:start w:val="1"/>
+      <w:numFmt w:val="bullet"/>
+      <w:lvlText w:val=""/>
+      <w:lvlJc w:val="left"/>
+      <w:pPr>
+        <w:tabs>
+          <w:tab w:val="num" w:pos="720"/>
+        </w:tabs>
+        <w:ind w:left="720" w:hanging="360"/>
+      </w:pPr>
+      <w:rPr>
+        <w:rFonts w:ascii="Symbol" w:hAnsi="Symbol" w:hint="default"/>
+        <w:sz w:val="20"/>
+      </w:rPr>
+    </w:lvl>
+    <w:lvl w:ilvl="1" w:tentative="1">
+      <w:start w:val="1"/>
+      <w:numFmt w:val="bullet"/>
+      <w:lvlText w:val="o"/>
+      <w:lvlJc w:val="left"/>
+      <w:pPr>
+        <w:tabs>
+          <w:tab w:val="num" w:pos="1440"/>
+        </w:tabs>
+        <w:ind w:left="1440" w:hanging="360"/>
+      </w:pPr>
+      <w:rPr>
+        <w:rFonts w:ascii="Courier New" w:hAnsi="Courier New" w:hint="default"/>
+        <w:sz w:val="20"/>
+      </w:rPr>
+    </w:lvl>
+    <w:lvl w:ilvl="2" w:tentative="1">
+      <w:start w:val="1"/>
+      <w:numFmt w:val="bullet"/>
+      <w:lvlText w:val=""/>
+      <w:lvlJc w:val="left"/>
+      <w:pPr>
+        <w:tabs>
+          <w:tab w:val="num" w:pos="2160"/>
+        </w:tabs>
+        <w:ind w:left="2160" w:hanging="360"/>
+      </w:pPr>
+      <w:rPr>
+        <w:rFonts w:ascii="Wingdings" w:hAnsi="Wingdings" w:hint="default"/>
+        <w:sz w:val="20"/>
+      </w:rPr>
+    </w:lvl>
+    <w:lvl w:ilvl="3" w:tentative="1">
+      <w:start w:val="1"/>
+      <w:numFmt w:val="bullet"/>
+      <w:lvlText w:val=""/>
+      <w:lvlJc w:val="left"/>
+      <w:pPr>
+        <w:tabs>
+          <w:tab w:val="num" w:pos="2880"/>
+        </w:tabs>
+        <w:ind w:left="2880" w:hanging="360"/>
+      </w:pPr>
+      <w:rPr>
+        <w:rFonts w:ascii="Wingdings" w:hAnsi="Wingdings" w:hint="default"/>
+        <w:sz w:val="20"/>
+      </w:rPr>
+    </w:lvl>
+    <w:lvl w:ilvl="4" w:tentative="1">
+      <w:start w:val="1"/>
+      <w:numFmt w:val="bullet"/>
+      <w:lvlText w:val=""/>
+      <w:lvlJc w:val="left"/>
+      <w:pPr>
+        <w:tabs>
+          <w:tab w:val="num" w:pos="3600"/>
+        </w:tabs>
+        <w:ind w:left="3600" w:hanging="360"/>
+      </w:pPr>
+      <w:rPr>
+        <w:rFonts w:ascii="Wingdings" w:hAnsi="Wingdings" w:hint="default"/>
+        <w:sz w:val="20"/>
+      </w:rPr>
+    </w:lvl>
+    <w:lvl w:ilvl="5" w:tentative="1">
+      <w:start w:val="1"/>
+      <w:numFmt w:val="bullet"/>
+      <w:lvlText w:val=""/>
+      <w:lvlJc w:val="left"/>
+      <w:pPr>
+        <w:tabs>
+          <w:tab w:val="num" w:pos="4320"/>
+        </w:tabs>
+        <w:ind w:left="4320" w:hanging="360"/>
+      </w:pPr>
+      <w:rPr>
+        <w:rFonts w:ascii="Wingdings" w:hAnsi="Wingdings" w:hint="default"/>
+        <w:sz w:val="20"/>
+      </w:rPr>
+    </w:lvl>
+    <w:lvl w:ilvl="6" w:tentative="1">
+      <w:start w:val="1"/>
+      <w:numFmt w:val="bullet"/>
+      <w:lvlText w:val=""/>
+      <w:lvlJc w:val="left"/>
+      <w:pPr>
+        <w:tabs>
+          <w:tab w:val="num" w:pos="5040"/>
+        </w:tabs>
+        <w:ind w:left="5040" w:hanging="360"/>
+      </w:pPr>
+      <w:rPr>
+        <w:rFonts w:ascii="Wingdings" w:hAnsi="Wingdings" w:hint="default"/>
+        <w:sz w:val="20"/>
+      </w:rPr>
+    </w:lvl>
+    <w:lvl w:ilvl="7" w:tentative="1">
+      <w:start w:val="1"/>
+      <w:numFmt w:val="bullet"/>
+      <w:lvlText w:val=""/>
+      <w:lvlJc w:val="left"/>
+      <w:pPr>
+        <w:tabs>
+          <w:tab w:val="num" w:pos="5760"/>
+        </w:tabs>
+        <w:ind w:left="5760" w:hanging="360"/>
+      </w:pPr>
+      <w:rPr>
+        <w:rFonts w:ascii="Wingdings" w:hAnsi="Wingdings" w:hint="default"/>
+        <w:sz w:val="20"/>
+      </w:rPr>
+    </w:lvl>
+    <w:lvl w:ilvl="8" w:tentative="1">
+      <w:start w:val="1"/>
+      <w:numFmt w:val="bullet"/>
+      <w:lvlText w:val=""/>
+      <w:lvlJc w:val="left"/>
+      <w:pPr>
+        <w:tabs>
+          <w:tab w:val="num" w:pos="6480"/>
+        </w:tabs>
+        <w:ind w:left="6480" w:hanging="360"/>
+      </w:pPr>
+      <w:rPr>
+        <w:rFonts w:ascii="Wingdings" w:hAnsi="Wingdings" w:hint="default"/>
+        <w:sz w:val="20"/>
+      </w:rPr>
+    </w:lvl>
+  </w:abstractNum>
+  <w:abstractNum w:abstractNumId="10" w15:restartNumberingAfterBreak="0">
+    <w:nsid w:val="43BA7C9F"/>
+    <w:multiLevelType w:val="multilevel"/>
+    <w:tmpl w:val="4E543E4E"/>
+    <w:lvl w:ilvl="0">
+      <w:start w:val="1"/>
+      <w:numFmt w:val="bullet"/>
+      <w:lvlText w:val=""/>
+      <w:lvlJc w:val="left"/>
+      <w:pPr>
+        <w:tabs>
+          <w:tab w:val="num" w:pos="720"/>
+        </w:tabs>
+        <w:ind w:left="720" w:hanging="360"/>
+      </w:pPr>
+      <w:rPr>
+        <w:rFonts w:ascii="Symbol" w:hAnsi="Symbol" w:hint="default"/>
+        <w:sz w:val="20"/>
+      </w:rPr>
+    </w:lvl>
+    <w:lvl w:ilvl="1" w:tentative="1">
+      <w:start w:val="1"/>
+      <w:numFmt w:val="bullet"/>
+      <w:lvlText w:val="o"/>
+      <w:lvlJc w:val="left"/>
+      <w:pPr>
+        <w:tabs>
+          <w:tab w:val="num" w:pos="1440"/>
+        </w:tabs>
+        <w:ind w:left="1440" w:hanging="360"/>
+      </w:pPr>
+      <w:rPr>
+        <w:rFonts w:ascii="Courier New" w:hAnsi="Courier New" w:hint="default"/>
+        <w:sz w:val="20"/>
+      </w:rPr>
+    </w:lvl>
+    <w:lvl w:ilvl="2" w:tentative="1">
+      <w:start w:val="1"/>
+      <w:numFmt w:val="bullet"/>
+      <w:lvlText w:val=""/>
+      <w:lvlJc w:val="left"/>
+      <w:pPr>
+        <w:tabs>
+          <w:tab w:val="num" w:pos="2160"/>
+        </w:tabs>
+        <w:ind w:left="2160" w:hanging="360"/>
+      </w:pPr>
+      <w:rPr>
+        <w:rFonts w:ascii="Wingdings" w:hAnsi="Wingdings" w:hint="default"/>
+        <w:sz w:val="20"/>
+      </w:rPr>
+    </w:lvl>
+    <w:lvl w:ilvl="3" w:tentative="1">
+      <w:start w:val="1"/>
+      <w:numFmt w:val="bullet"/>
+      <w:lvlText w:val=""/>
+      <w:lvlJc w:val="left"/>
+      <w:pPr>
+        <w:tabs>
+          <w:tab w:val="num" w:pos="2880"/>
+        </w:tabs>
+        <w:ind w:left="2880" w:hanging="360"/>
+      </w:pPr>
+      <w:rPr>
+        <w:rFonts w:ascii="Wingdings" w:hAnsi="Wingdings" w:hint="default"/>
+        <w:sz w:val="20"/>
+      </w:rPr>
+    </w:lvl>
+    <w:lvl w:ilvl="4" w:tentative="1">
+      <w:start w:val="1"/>
+      <w:numFmt w:val="bullet"/>
+      <w:lvlText w:val=""/>
+      <w:lvlJc w:val="left"/>
+      <w:pPr>
+        <w:tabs>
+          <w:tab w:val="num" w:pos="3600"/>
+        </w:tabs>
+        <w:ind w:left="3600" w:hanging="360"/>
+      </w:pPr>
+      <w:rPr>
+        <w:rFonts w:ascii="Wingdings" w:hAnsi="Wingdings" w:hint="default"/>
+        <w:sz w:val="20"/>
+      </w:rPr>
+    </w:lvl>
+    <w:lvl w:ilvl="5" w:tentative="1">
+      <w:start w:val="1"/>
+      <w:numFmt w:val="bullet"/>
+      <w:lvlText w:val=""/>
+      <w:lvlJc w:val="left"/>
+      <w:pPr>
+        <w:tabs>
+          <w:tab w:val="num" w:pos="4320"/>
+        </w:tabs>
+        <w:ind w:left="4320" w:hanging="360"/>
+      </w:pPr>
+      <w:rPr>
+        <w:rFonts w:ascii="Wingdings" w:hAnsi="Wingdings" w:hint="default"/>
+        <w:sz w:val="20"/>
+      </w:rPr>
+    </w:lvl>
+    <w:lvl w:ilvl="6" w:tentative="1">
+      <w:start w:val="1"/>
+      <w:numFmt w:val="bullet"/>
+      <w:lvlText w:val=""/>
+      <w:lvlJc w:val="left"/>
+      <w:pPr>
+        <w:tabs>
+          <w:tab w:val="num" w:pos="5040"/>
+        </w:tabs>
+        <w:ind w:left="5040" w:hanging="360"/>
+      </w:pPr>
+      <w:rPr>
+        <w:rFonts w:ascii="Wingdings" w:hAnsi="Wingdings" w:hint="default"/>
+        <w:sz w:val="20"/>
+      </w:rPr>
+    </w:lvl>
+    <w:lvl w:ilvl="7" w:tentative="1">
+      <w:start w:val="1"/>
+      <w:numFmt w:val="bullet"/>
+      <w:lvlText w:val=""/>
+      <w:lvlJc w:val="left"/>
+      <w:pPr>
+        <w:tabs>
+          <w:tab w:val="num" w:pos="5760"/>
+        </w:tabs>
+        <w:ind w:left="5760" w:hanging="360"/>
+      </w:pPr>
+      <w:rPr>
+        <w:rFonts w:ascii="Wingdings" w:hAnsi="Wingdings" w:hint="default"/>
+        <w:sz w:val="20"/>
+      </w:rPr>
+    </w:lvl>
+    <w:lvl w:ilvl="8" w:tentative="1">
+      <w:start w:val="1"/>
+      <w:numFmt w:val="bullet"/>
+      <w:lvlText w:val=""/>
+      <w:lvlJc w:val="left"/>
+      <w:pPr>
+        <w:tabs>
+          <w:tab w:val="num" w:pos="6480"/>
+        </w:tabs>
+        <w:ind w:left="6480" w:hanging="360"/>
+      </w:pPr>
+      <w:rPr>
+        <w:rFonts w:ascii="Wingdings" w:hAnsi="Wingdings" w:hint="default"/>
+        <w:sz w:val="20"/>
+      </w:rPr>
+    </w:lvl>
+  </w:abstractNum>
+  <w:abstractNum w:abstractNumId="11" w15:restartNumberingAfterBreak="0">
+    <w:nsid w:val="45FE6C45"/>
+    <w:multiLevelType w:val="multilevel"/>
+    <w:tmpl w:val="AA38B638"/>
+    <w:lvl w:ilvl="0">
+      <w:start w:val="1"/>
+      <w:numFmt w:val="bullet"/>
+      <w:lvlText w:val=""/>
+      <w:lvlJc w:val="left"/>
+      <w:pPr>
+        <w:tabs>
+          <w:tab w:val="num" w:pos="720"/>
+        </w:tabs>
+        <w:ind w:left="720" w:hanging="360"/>
+      </w:pPr>
+      <w:rPr>
+        <w:rFonts w:ascii="Symbol" w:hAnsi="Symbol" w:hint="default"/>
+        <w:sz w:val="20"/>
+      </w:rPr>
+    </w:lvl>
+    <w:lvl w:ilvl="1" w:tentative="1">
+      <w:start w:val="1"/>
+      <w:numFmt w:val="bullet"/>
+      <w:lvlText w:val="o"/>
+      <w:lvlJc w:val="left"/>
+      <w:pPr>
+        <w:tabs>
+          <w:tab w:val="num" w:pos="1440"/>
+        </w:tabs>
+        <w:ind w:left="1440" w:hanging="360"/>
+      </w:pPr>
+      <w:rPr>
+        <w:rFonts w:ascii="Courier New" w:hAnsi="Courier New" w:hint="default"/>
+        <w:sz w:val="20"/>
+      </w:rPr>
+    </w:lvl>
+    <w:lvl w:ilvl="2" w:tentative="1">
+      <w:start w:val="1"/>
+      <w:numFmt w:val="bullet"/>
+      <w:lvlText w:val=""/>
+      <w:lvlJc w:val="left"/>
+      <w:pPr>
+        <w:tabs>
+          <w:tab w:val="num" w:pos="2160"/>
+        </w:tabs>
+        <w:ind w:left="2160" w:hanging="360"/>
+      </w:pPr>
+      <w:rPr>
+        <w:rFonts w:ascii="Wingdings" w:hAnsi="Wingdings" w:hint="default"/>
+        <w:sz w:val="20"/>
+      </w:rPr>
+    </w:lvl>
+    <w:lvl w:ilvl="3" w:tentative="1">
+      <w:start w:val="1"/>
+      <w:numFmt w:val="bullet"/>
+      <w:lvlText w:val=""/>
+      <w:lvlJc w:val="left"/>
+      <w:pPr>
+        <w:tabs>
+          <w:tab w:val="num" w:pos="2880"/>
+        </w:tabs>
+        <w:ind w:left="2880" w:hanging="360"/>
+      </w:pPr>
+      <w:rPr>
+        <w:rFonts w:ascii="Wingdings" w:hAnsi="Wingdings" w:hint="default"/>
+        <w:sz w:val="20"/>
+      </w:rPr>
+    </w:lvl>
+    <w:lvl w:ilvl="4" w:tentative="1">
+      <w:start w:val="1"/>
+      <w:numFmt w:val="bullet"/>
+      <w:lvlText w:val=""/>
+      <w:lvlJc w:val="left"/>
+      <w:pPr>
+        <w:tabs>
+          <w:tab w:val="num" w:pos="3600"/>
+        </w:tabs>
+        <w:ind w:left="3600" w:hanging="360"/>
+      </w:pPr>
+      <w:rPr>
+        <w:rFonts w:ascii="Wingdings" w:hAnsi="Wingdings" w:hint="default"/>
+        <w:sz w:val="20"/>
+      </w:rPr>
+    </w:lvl>
+    <w:lvl w:ilvl="5" w:tentative="1">
+      <w:start w:val="1"/>
+      <w:numFmt w:val="bullet"/>
+      <w:lvlText w:val=""/>
+      <w:lvlJc w:val="left"/>
+      <w:pPr>
+        <w:tabs>
+          <w:tab w:val="num" w:pos="4320"/>
+        </w:tabs>
+        <w:ind w:left="4320" w:hanging="360"/>
+      </w:pPr>
+      <w:rPr>
+        <w:rFonts w:ascii="Wingdings" w:hAnsi="Wingdings" w:hint="default"/>
+        <w:sz w:val="20"/>
+      </w:rPr>
+    </w:lvl>
+    <w:lvl w:ilvl="6" w:tentative="1">
+      <w:start w:val="1"/>
+      <w:numFmt w:val="bullet"/>
+      <w:lvlText w:val=""/>
+      <w:lvlJc w:val="left"/>
+      <w:pPr>
+        <w:tabs>
+          <w:tab w:val="num" w:pos="5040"/>
+        </w:tabs>
+        <w:ind w:left="5040" w:hanging="360"/>
+      </w:pPr>
+      <w:rPr>
+        <w:rFonts w:ascii="Wingdings" w:hAnsi="Wingdings" w:hint="default"/>
+        <w:sz w:val="20"/>
+      </w:rPr>
+    </w:lvl>
+    <w:lvl w:ilvl="7" w:tentative="1">
+      <w:start w:val="1"/>
+      <w:numFmt w:val="bullet"/>
+      <w:lvlText w:val=""/>
+      <w:lvlJc w:val="left"/>
+      <w:pPr>
+        <w:tabs>
+          <w:tab w:val="num" w:pos="5760"/>
+        </w:tabs>
+        <w:ind w:left="5760" w:hanging="360"/>
+      </w:pPr>
+      <w:rPr>
+        <w:rFonts w:ascii="Wingdings" w:hAnsi="Wingdings" w:hint="default"/>
+        <w:sz w:val="20"/>
+      </w:rPr>
+    </w:lvl>
+    <w:lvl w:ilvl="8" w:tentative="1">
+      <w:start w:val="1"/>
+      <w:numFmt w:val="bullet"/>
+      <w:lvlText w:val=""/>
+      <w:lvlJc w:val="left"/>
+      <w:pPr>
+        <w:tabs>
+          <w:tab w:val="num" w:pos="6480"/>
+        </w:tabs>
+        <w:ind w:left="6480" w:hanging="360"/>
+      </w:pPr>
+      <w:rPr>
+        <w:rFonts w:ascii="Wingdings" w:hAnsi="Wingdings" w:hint="default"/>
+        <w:sz w:val="20"/>
+      </w:rPr>
+    </w:lvl>
+  </w:abstractNum>
+  <w:abstractNum w:abstractNumId="12" w15:restartNumberingAfterBreak="0">
     <w:nsid w:val="6E627641"/>
     <w:multiLevelType w:val="hybridMultilevel"/>
     <w:tmpl w:val="8D603086"/>
@@ -16130,19 +19671,347 @@
       </w:pPr>
     </w:lvl>
   </w:abstractNum>
+  <w:abstractNum w:abstractNumId="13" w15:restartNumberingAfterBreak="0">
+    <w:nsid w:val="72DA656B"/>
+    <w:multiLevelType w:val="multilevel"/>
+    <w:tmpl w:val="2398EDF4"/>
+    <w:lvl w:ilvl="0">
+      <w:start w:val="1"/>
+      <w:numFmt w:val="bullet"/>
+      <w:lvlText w:val=""/>
+      <w:lvlJc w:val="left"/>
+      <w:pPr>
+        <w:tabs>
+          <w:tab w:val="num" w:pos="720"/>
+        </w:tabs>
+        <w:ind w:left="720" w:hanging="360"/>
+      </w:pPr>
+      <w:rPr>
+        <w:rFonts w:ascii="Symbol" w:hAnsi="Symbol" w:hint="default"/>
+        <w:sz w:val="20"/>
+      </w:rPr>
+    </w:lvl>
+    <w:lvl w:ilvl="1">
+      <w:start w:val="1"/>
+      <w:numFmt w:val="bullet"/>
+      <w:lvlText w:val="o"/>
+      <w:lvlJc w:val="left"/>
+      <w:pPr>
+        <w:tabs>
+          <w:tab w:val="num" w:pos="1440"/>
+        </w:tabs>
+        <w:ind w:left="1440" w:hanging="360"/>
+      </w:pPr>
+      <w:rPr>
+        <w:rFonts w:ascii="Courier New" w:hAnsi="Courier New" w:hint="default"/>
+        <w:sz w:val="20"/>
+      </w:rPr>
+    </w:lvl>
+    <w:lvl w:ilvl="2" w:tentative="1">
+      <w:start w:val="1"/>
+      <w:numFmt w:val="bullet"/>
+      <w:lvlText w:val=""/>
+      <w:lvlJc w:val="left"/>
+      <w:pPr>
+        <w:tabs>
+          <w:tab w:val="num" w:pos="2160"/>
+        </w:tabs>
+        <w:ind w:left="2160" w:hanging="360"/>
+      </w:pPr>
+      <w:rPr>
+        <w:rFonts w:ascii="Wingdings" w:hAnsi="Wingdings" w:hint="default"/>
+        <w:sz w:val="20"/>
+      </w:rPr>
+    </w:lvl>
+    <w:lvl w:ilvl="3" w:tentative="1">
+      <w:start w:val="1"/>
+      <w:numFmt w:val="bullet"/>
+      <w:lvlText w:val=""/>
+      <w:lvlJc w:val="left"/>
+      <w:pPr>
+        <w:tabs>
+          <w:tab w:val="num" w:pos="2880"/>
+        </w:tabs>
+        <w:ind w:left="2880" w:hanging="360"/>
+      </w:pPr>
+      <w:rPr>
+        <w:rFonts w:ascii="Wingdings" w:hAnsi="Wingdings" w:hint="default"/>
+        <w:sz w:val="20"/>
+      </w:rPr>
+    </w:lvl>
+    <w:lvl w:ilvl="4" w:tentative="1">
+      <w:start w:val="1"/>
+      <w:numFmt w:val="bullet"/>
+      <w:lvlText w:val=""/>
+      <w:lvlJc w:val="left"/>
+      <w:pPr>
+        <w:tabs>
+          <w:tab w:val="num" w:pos="3600"/>
+        </w:tabs>
+        <w:ind w:left="3600" w:hanging="360"/>
+      </w:pPr>
+      <w:rPr>
+        <w:rFonts w:ascii="Wingdings" w:hAnsi="Wingdings" w:hint="default"/>
+        <w:sz w:val="20"/>
+      </w:rPr>
+    </w:lvl>
+    <w:lvl w:ilvl="5" w:tentative="1">
+      <w:start w:val="1"/>
+      <w:numFmt w:val="bullet"/>
+      <w:lvlText w:val=""/>
+      <w:lvlJc w:val="left"/>
+      <w:pPr>
+        <w:tabs>
+          <w:tab w:val="num" w:pos="4320"/>
+        </w:tabs>
+        <w:ind w:left="4320" w:hanging="360"/>
+      </w:pPr>
+      <w:rPr>
+        <w:rFonts w:ascii="Wingdings" w:hAnsi="Wingdings" w:hint="default"/>
+        <w:sz w:val="20"/>
+      </w:rPr>
+    </w:lvl>
+    <w:lvl w:ilvl="6" w:tentative="1">
+      <w:start w:val="1"/>
+      <w:numFmt w:val="bullet"/>
+      <w:lvlText w:val=""/>
+      <w:lvlJc w:val="left"/>
+      <w:pPr>
+        <w:tabs>
+          <w:tab w:val="num" w:pos="5040"/>
+        </w:tabs>
+        <w:ind w:left="5040" w:hanging="360"/>
+      </w:pPr>
+      <w:rPr>
+        <w:rFonts w:ascii="Wingdings" w:hAnsi="Wingdings" w:hint="default"/>
+        <w:sz w:val="20"/>
+      </w:rPr>
+    </w:lvl>
+    <w:lvl w:ilvl="7" w:tentative="1">
+      <w:start w:val="1"/>
+      <w:numFmt w:val="bullet"/>
+      <w:lvlText w:val=""/>
+      <w:lvlJc w:val="left"/>
+      <w:pPr>
+        <w:tabs>
+          <w:tab w:val="num" w:pos="5760"/>
+        </w:tabs>
+        <w:ind w:left="5760" w:hanging="360"/>
+      </w:pPr>
+      <w:rPr>
+        <w:rFonts w:ascii="Wingdings" w:hAnsi="Wingdings" w:hint="default"/>
+        <w:sz w:val="20"/>
+      </w:rPr>
+    </w:lvl>
+    <w:lvl w:ilvl="8" w:tentative="1">
+      <w:start w:val="1"/>
+      <w:numFmt w:val="bullet"/>
+      <w:lvlText w:val=""/>
+      <w:lvlJc w:val="left"/>
+      <w:pPr>
+        <w:tabs>
+          <w:tab w:val="num" w:pos="6480"/>
+        </w:tabs>
+        <w:ind w:left="6480" w:hanging="360"/>
+      </w:pPr>
+      <w:rPr>
+        <w:rFonts w:ascii="Wingdings" w:hAnsi="Wingdings" w:hint="default"/>
+        <w:sz w:val="20"/>
+      </w:rPr>
+    </w:lvl>
+  </w:abstractNum>
+  <w:abstractNum w:abstractNumId="14" w15:restartNumberingAfterBreak="0">
+    <w:nsid w:val="755F107C"/>
+    <w:multiLevelType w:val="multilevel"/>
+    <w:tmpl w:val="3132A0DC"/>
+    <w:lvl w:ilvl="0">
+      <w:start w:val="1"/>
+      <w:numFmt w:val="bullet"/>
+      <w:lvlText w:val=""/>
+      <w:lvlJc w:val="left"/>
+      <w:pPr>
+        <w:tabs>
+          <w:tab w:val="num" w:pos="720"/>
+        </w:tabs>
+        <w:ind w:left="720" w:hanging="360"/>
+      </w:pPr>
+      <w:rPr>
+        <w:rFonts w:ascii="Symbol" w:hAnsi="Symbol" w:hint="default"/>
+        <w:sz w:val="20"/>
+      </w:rPr>
+    </w:lvl>
+    <w:lvl w:ilvl="1">
+      <w:start w:val="1"/>
+      <w:numFmt w:val="bullet"/>
+      <w:lvlText w:val="o"/>
+      <w:lvlJc w:val="left"/>
+      <w:pPr>
+        <w:tabs>
+          <w:tab w:val="num" w:pos="1440"/>
+        </w:tabs>
+        <w:ind w:left="1440" w:hanging="360"/>
+      </w:pPr>
+      <w:rPr>
+        <w:rFonts w:ascii="Courier New" w:hAnsi="Courier New" w:hint="default"/>
+        <w:sz w:val="20"/>
+      </w:rPr>
+    </w:lvl>
+    <w:lvl w:ilvl="2" w:tentative="1">
+      <w:start w:val="1"/>
+      <w:numFmt w:val="bullet"/>
+      <w:lvlText w:val=""/>
+      <w:lvlJc w:val="left"/>
+      <w:pPr>
+        <w:tabs>
+          <w:tab w:val="num" w:pos="2160"/>
+        </w:tabs>
+        <w:ind w:left="2160" w:hanging="360"/>
+      </w:pPr>
+      <w:rPr>
+        <w:rFonts w:ascii="Wingdings" w:hAnsi="Wingdings" w:hint="default"/>
+        <w:sz w:val="20"/>
+      </w:rPr>
+    </w:lvl>
+    <w:lvl w:ilvl="3" w:tentative="1">
+      <w:start w:val="1"/>
+      <w:numFmt w:val="bullet"/>
+      <w:lvlText w:val=""/>
+      <w:lvlJc w:val="left"/>
+      <w:pPr>
+        <w:tabs>
+          <w:tab w:val="num" w:pos="2880"/>
+        </w:tabs>
+        <w:ind w:left="2880" w:hanging="360"/>
+      </w:pPr>
+      <w:rPr>
+        <w:rFonts w:ascii="Wingdings" w:hAnsi="Wingdings" w:hint="default"/>
+        <w:sz w:val="20"/>
+      </w:rPr>
+    </w:lvl>
+    <w:lvl w:ilvl="4" w:tentative="1">
+      <w:start w:val="1"/>
+      <w:numFmt w:val="bullet"/>
+      <w:lvlText w:val=""/>
+      <w:lvlJc w:val="left"/>
+      <w:pPr>
+        <w:tabs>
+          <w:tab w:val="num" w:pos="3600"/>
+        </w:tabs>
+        <w:ind w:left="3600" w:hanging="360"/>
+      </w:pPr>
+      <w:rPr>
+        <w:rFonts w:ascii="Wingdings" w:hAnsi="Wingdings" w:hint="default"/>
+        <w:sz w:val="20"/>
+      </w:rPr>
+    </w:lvl>
+    <w:lvl w:ilvl="5" w:tentative="1">
+      <w:start w:val="1"/>
+      <w:numFmt w:val="bullet"/>
+      <w:lvlText w:val=""/>
+      <w:lvlJc w:val="left"/>
+      <w:pPr>
+        <w:tabs>
+          <w:tab w:val="num" w:pos="4320"/>
+        </w:tabs>
+        <w:ind w:left="4320" w:hanging="360"/>
+      </w:pPr>
+      <w:rPr>
+        <w:rFonts w:ascii="Wingdings" w:hAnsi="Wingdings" w:hint="default"/>
+        <w:sz w:val="20"/>
+      </w:rPr>
+    </w:lvl>
+    <w:lvl w:ilvl="6" w:tentative="1">
+      <w:start w:val="1"/>
+      <w:numFmt w:val="bullet"/>
+      <w:lvlText w:val=""/>
+      <w:lvlJc w:val="left"/>
+      <w:pPr>
+        <w:tabs>
+          <w:tab w:val="num" w:pos="5040"/>
+        </w:tabs>
+        <w:ind w:left="5040" w:hanging="360"/>
+      </w:pPr>
+      <w:rPr>
+        <w:rFonts w:ascii="Wingdings" w:hAnsi="Wingdings" w:hint="default"/>
+        <w:sz w:val="20"/>
+      </w:rPr>
+    </w:lvl>
+    <w:lvl w:ilvl="7" w:tentative="1">
+      <w:start w:val="1"/>
+      <w:numFmt w:val="bullet"/>
+      <w:lvlText w:val=""/>
+      <w:lvlJc w:val="left"/>
+      <w:pPr>
+        <w:tabs>
+          <w:tab w:val="num" w:pos="5760"/>
+        </w:tabs>
+        <w:ind w:left="5760" w:hanging="360"/>
+      </w:pPr>
+      <w:rPr>
+        <w:rFonts w:ascii="Wingdings" w:hAnsi="Wingdings" w:hint="default"/>
+        <w:sz w:val="20"/>
+      </w:rPr>
+    </w:lvl>
+    <w:lvl w:ilvl="8" w:tentative="1">
+      <w:start w:val="1"/>
+      <w:numFmt w:val="bullet"/>
+      <w:lvlText w:val=""/>
+      <w:lvlJc w:val="left"/>
+      <w:pPr>
+        <w:tabs>
+          <w:tab w:val="num" w:pos="6480"/>
+        </w:tabs>
+        <w:ind w:left="6480" w:hanging="360"/>
+      </w:pPr>
+      <w:rPr>
+        <w:rFonts w:ascii="Wingdings" w:hAnsi="Wingdings" w:hint="default"/>
+        <w:sz w:val="20"/>
+      </w:rPr>
+    </w:lvl>
+  </w:abstractNum>
   <w:num w:numId="1" w16cid:durableId="1659117606">
+    <w:abstractNumId w:val="10"/>
+  </w:num>
+  <w:num w:numId="2" w16cid:durableId="206458755">
+    <w:abstractNumId w:val="5"/>
+  </w:num>
+  <w:num w:numId="3" w16cid:durableId="476996105">
+    <w:abstractNumId w:val="6"/>
+  </w:num>
+  <w:num w:numId="4" w16cid:durableId="1882086541">
+    <w:abstractNumId w:val="12"/>
+  </w:num>
+  <w:num w:numId="5" w16cid:durableId="751512109">
+    <w:abstractNumId w:val="8"/>
+  </w:num>
+  <w:num w:numId="6" w16cid:durableId="633758696">
+    <w:abstractNumId w:val="13"/>
+  </w:num>
+  <w:num w:numId="7" w16cid:durableId="1469863606">
+    <w:abstractNumId w:val="0"/>
+  </w:num>
+  <w:num w:numId="8" w16cid:durableId="2038309456">
+    <w:abstractNumId w:val="9"/>
+  </w:num>
+  <w:num w:numId="9" w16cid:durableId="1432817892">
+    <w:abstractNumId w:val="14"/>
+  </w:num>
+  <w:num w:numId="10" w16cid:durableId="1040973841">
+    <w:abstractNumId w:val="4"/>
+  </w:num>
+  <w:num w:numId="11" w16cid:durableId="177424607">
+    <w:abstractNumId w:val="11"/>
+  </w:num>
+  <w:num w:numId="12" w16cid:durableId="1145512108">
     <w:abstractNumId w:val="3"/>
   </w:num>
-  <w:num w:numId="2" w16cid:durableId="206458755">
-    <w:abstractNumId w:val="0"/>
-  </w:num>
-  <w:num w:numId="3" w16cid:durableId="476996105">
+  <w:num w:numId="13" w16cid:durableId="1309893976">
     <w:abstractNumId w:val="1"/>
   </w:num>
-  <w:num w:numId="4" w16cid:durableId="1882086541">
-    <w:abstractNumId w:val="4"/>
+  <w:num w:numId="14" w16cid:durableId="515850589">
+    <w:abstractNumId w:val="7"/>
   </w:num>
-  <w:num w:numId="5" w16cid:durableId="751512109">
+  <w:num w:numId="15" w16cid:durableId="709110629">
     <w:abstractNumId w:val="2"/>
   </w:num>
 </w:numbering>
@@ -16882,6 +20751,30 @@
       <w:contextualSpacing/>
     </w:pPr>
   </w:style>
+  <w:style w:type="character" w:styleId="HTMLCode">
+    <w:name w:val="HTML Code"/>
+    <w:basedOn w:val="DefaultParagraphFont"/>
+    <w:uiPriority w:val="99"/>
+    <w:semiHidden/>
+    <w:unhideWhenUsed/>
+    <w:rsid w:val="00800182"/>
+    <w:rPr>
+      <w:rFonts w:ascii="Courier New" w:eastAsia="Times New Roman" w:hAnsi="Courier New" w:cs="Courier New"/>
+      <w:sz w:val="20"/>
+      <w:szCs w:val="20"/>
+    </w:rPr>
+  </w:style>
+  <w:style w:type="character" w:styleId="Strong">
+    <w:name w:val="Strong"/>
+    <w:basedOn w:val="DefaultParagraphFont"/>
+    <w:uiPriority w:val="22"/>
+    <w:qFormat/>
+    <w:rsid w:val="00800182"/>
+    <w:rPr>
+      <w:b/>
+      <w:bCs/>
+    </w:rPr>
+  </w:style>
 </w:styles>
 </file>
 
@@ -17212,6 +21105,15 @@
 </file>
 
 <file path=customXml/item2.xml><?xml version="1.0" encoding="utf-8"?>
+<?mso-contentType ?>
+<FormTemplates xmlns="http://schemas.microsoft.com/sharepoint/v3/contenttype/forms">
+  <Display>DocumentLibraryForm</Display>
+  <Edit>DocumentLibraryForm</Edit>
+  <New>DocumentLibraryForm</New>
+</FormTemplates>
+</file>
+
+<file path=customXml/item3.xml><?xml version="1.0" encoding="utf-8"?>
 <ct:contentTypeSchema xmlns:ct="http://schemas.microsoft.com/office/2006/metadata/contentType" xmlns:ma="http://schemas.microsoft.com/office/2006/metadata/properties/metaAttributes" ct:_="" ma:_="" ma:contentTypeName="Document" ma:contentTypeID="0x0101009022CD153D2F3C4C8C3B14F252988111" ma:contentTypeVersion="8" ma:contentTypeDescription="Create a new document." ma:contentTypeScope="" ma:versionID="d759aa8ac91965652d329de529e34fb4">
   <xsd:schema xmlns:xsd="http://www.w3.org/2001/XMLSchema" xmlns:xs="http://www.w3.org/2001/XMLSchema" xmlns:p="http://schemas.microsoft.com/office/2006/metadata/properties" xmlns:ns2="4114e623-96c2-4e40-86f9-9f045ee5904a" targetNamespace="http://schemas.microsoft.com/office/2006/metadata/properties" ma:root="true" ma:fieldsID="e417af7f8d6d97a3f512e68b3123ee8b" ns2:_="">
     <xsd:import namespace="4114e623-96c2-4e40-86f9-9f045ee5904a"/>
@@ -17379,15 +21281,6 @@
 </ct:contentTypeSchema>
 </file>
 
-<file path=customXml/item3.xml><?xml version="1.0" encoding="utf-8"?>
-<?mso-contentType ?>
-<FormTemplates xmlns="http://schemas.microsoft.com/sharepoint/v3/contenttype/forms">
-  <Display>DocumentLibraryForm</Display>
-  <Edit>DocumentLibraryForm</Edit>
-  <New>DocumentLibraryForm</New>
-</FormTemplates>
-</file>
-
 <file path=customXml/itemProps1.xml><?xml version="1.0" encoding="utf-8"?>
 <ds:datastoreItem xmlns:ds="http://schemas.openxmlformats.org/officeDocument/2006/customXml" ds:itemID="{4A5E53FE-1B37-45BC-BB39-EC22A1ED6AE1}">
   <ds:schemaRefs>
@@ -17398,6 +21291,14 @@
 </file>
 
 <file path=customXml/itemProps2.xml><?xml version="1.0" encoding="utf-8"?>
+<ds:datastoreItem xmlns:ds="http://schemas.openxmlformats.org/officeDocument/2006/customXml" ds:itemID="{63DBB0C5-C9E2-45A8-948B-46221678320F}">
+  <ds:schemaRefs>
+    <ds:schemaRef ds:uri="http://schemas.microsoft.com/sharepoint/v3/contenttype/forms"/>
+  </ds:schemaRefs>
+</ds:datastoreItem>
+</file>
+
+<file path=customXml/itemProps3.xml><?xml version="1.0" encoding="utf-8"?>
 <ds:datastoreItem xmlns:ds="http://schemas.openxmlformats.org/officeDocument/2006/customXml" ds:itemID="{4FE9096D-38F5-4D5D-8308-4157A5E59A0E}">
   <ds:schemaRefs>
     <ds:schemaRef ds:uri="http://schemas.microsoft.com/office/2006/metadata/contentType"/>
@@ -17415,14 +21316,6 @@
 </ds:datastoreItem>
 </file>
 
-<file path=customXml/itemProps3.xml><?xml version="1.0" encoding="utf-8"?>
-<ds:datastoreItem xmlns:ds="http://schemas.openxmlformats.org/officeDocument/2006/customXml" ds:itemID="{63DBB0C5-C9E2-45A8-948B-46221678320F}">
-  <ds:schemaRefs>
-    <ds:schemaRef ds:uri="http://schemas.microsoft.com/sharepoint/v3/contenttype/forms"/>
-  </ds:schemaRefs>
-</ds:datastoreItem>
-</file>
-
 <file path=docMetadata/LabelInfo.xml><?xml version="1.0" encoding="utf-8"?>
 <clbl:labelList xmlns:clbl="http://schemas.microsoft.com/office/2020/mipLabelMetadata">
   <clbl:label id="{c73d4375-10ee-495e-8b17-cad87751fa5e}" enabled="1" method="Standard" siteId="{7055f929-0bd2-4b46-8c63-cfcdcd19be3a}" removed="0"/>
